--- a/PROYECTO FINAL/INFORME FINAL.docx
+++ b/PROYECTO FINAL/INFORME FINAL.docx
@@ -1166,7 +1166,7 @@
         </w:rPr>
         <w:fldChar w:fldCharType="separate"/>
       </w:r>
-      <w:hyperlink w:anchor="_Toc232516157" w:history="1">
+      <w:hyperlink w:anchor="_Toc232690649" w:history="1">
         <w:r>
           <w:rPr>
             <w:rStyle w:val="Hipervnculo"/>
@@ -1193,7 +1193,7 @@
             <w:noProof/>
             <w:webHidden/>
           </w:rPr>
-          <w:instrText xml:space="preserve"> PAGEREF _Toc232516157 \h </w:instrText>
+          <w:instrText xml:space="preserve"> PAGEREF _Toc232690649 \h </w:instrText>
         </w:r>
         <w:r>
           <w:rPr>
@@ -1240,7 +1240,7 @@
           <w14:ligatures w14:val="standardContextual"/>
         </w:rPr>
       </w:pPr>
-      <w:hyperlink w:anchor="_Toc232516158" w:history="1">
+      <w:hyperlink w:anchor="_Toc232690650" w:history="1">
         <w:r>
           <w:rPr>
             <w:rStyle w:val="Hipervnculo"/>
@@ -1285,7 +1285,7 @@
             <w:noProof/>
             <w:webHidden/>
           </w:rPr>
-          <w:instrText xml:space="preserve"> PAGEREF _Toc232516158 \h </w:instrText>
+          <w:instrText xml:space="preserve"> PAGEREF _Toc232690650 \h </w:instrText>
         </w:r>
         <w:r>
           <w:rPr>
@@ -1332,7 +1332,7 @@
           <w14:ligatures w14:val="standardContextual"/>
         </w:rPr>
       </w:pPr>
-      <w:hyperlink w:anchor="_Toc232516159" w:history="1">
+      <w:hyperlink w:anchor="_Toc232690651" w:history="1">
         <w:r>
           <w:rPr>
             <w:rStyle w:val="Hipervnculo"/>
@@ -1377,7 +1377,7 @@
             <w:noProof/>
             <w:webHidden/>
           </w:rPr>
-          <w:instrText xml:space="preserve"> PAGEREF _Toc232516159 \h </w:instrText>
+          <w:instrText xml:space="preserve"> PAGEREF _Toc232690651 \h </w:instrText>
         </w:r>
         <w:r>
           <w:rPr>
@@ -1424,7 +1424,7 @@
           <w14:ligatures w14:val="standardContextual"/>
         </w:rPr>
       </w:pPr>
-      <w:hyperlink w:anchor="_Toc232516160" w:history="1">
+      <w:hyperlink w:anchor="_Toc232690652" w:history="1">
         <w:r>
           <w:rPr>
             <w:rStyle w:val="Hipervnculo"/>
@@ -1469,7 +1469,7 @@
             <w:noProof/>
             <w:webHidden/>
           </w:rPr>
-          <w:instrText xml:space="preserve"> PAGEREF _Toc232516160 \h </w:instrText>
+          <w:instrText xml:space="preserve"> PAGEREF _Toc232690652 \h </w:instrText>
         </w:r>
         <w:r>
           <w:rPr>
@@ -1516,7 +1516,7 @@
           <w14:ligatures w14:val="standardContextual"/>
         </w:rPr>
       </w:pPr>
-      <w:hyperlink w:anchor="_Toc232516161" w:history="1">
+      <w:hyperlink w:anchor="_Toc232690653" w:history="1">
         <w:r>
           <w:rPr>
             <w:rStyle w:val="Hipervnculo"/>
@@ -1561,7 +1561,7 @@
             <w:noProof/>
             <w:webHidden/>
           </w:rPr>
-          <w:instrText xml:space="preserve"> PAGEREF _Toc232516161 \h </w:instrText>
+          <w:instrText xml:space="preserve"> PAGEREF _Toc232690653 \h </w:instrText>
         </w:r>
         <w:r>
           <w:rPr>
@@ -1581,7 +1581,7 @@
             <w:noProof/>
             <w:webHidden/>
           </w:rPr>
-          <w:t>4</w:t>
+          <w:t>6</w:t>
         </w:r>
         <w:r>
           <w:rPr>
@@ -1608,7 +1608,7 @@
           <w14:ligatures w14:val="standardContextual"/>
         </w:rPr>
       </w:pPr>
-      <w:hyperlink w:anchor="_Toc232516162" w:history="1">
+      <w:hyperlink w:anchor="_Toc232690654" w:history="1">
         <w:r>
           <w:rPr>
             <w:rStyle w:val="Hipervnculo"/>
@@ -1653,7 +1653,7 @@
             <w:noProof/>
             <w:webHidden/>
           </w:rPr>
-          <w:instrText xml:space="preserve"> PAGEREF _Toc232516162 \h </w:instrText>
+          <w:instrText xml:space="preserve"> PAGEREF _Toc232690654 \h </w:instrText>
         </w:r>
         <w:r>
           <w:rPr>
@@ -1673,7 +1673,7 @@
             <w:noProof/>
             <w:webHidden/>
           </w:rPr>
-          <w:t>5</w:t>
+          <w:t>8</w:t>
         </w:r>
         <w:r>
           <w:rPr>
@@ -1700,7 +1700,7 @@
           <w14:ligatures w14:val="standardContextual"/>
         </w:rPr>
       </w:pPr>
-      <w:hyperlink w:anchor="_Toc232516163" w:history="1">
+      <w:hyperlink w:anchor="_Toc232690655" w:history="1">
         <w:r>
           <w:rPr>
             <w:rStyle w:val="Hipervnculo"/>
@@ -1724,7 +1724,7 @@
             <w:rStyle w:val="Hipervnculo"/>
             <w:noProof/>
           </w:rPr>
-          <w:t>Análisis de causalidad del contexto problemático</w:t>
+          <w:t>Problema delimitado</w:t>
         </w:r>
         <w:r>
           <w:rPr>
@@ -1745,7 +1745,7 @@
             <w:noProof/>
             <w:webHidden/>
           </w:rPr>
-          <w:instrText xml:space="preserve"> PAGEREF _Toc232516163 \h </w:instrText>
+          <w:instrText xml:space="preserve"> PAGEREF _Toc232690655 \h </w:instrText>
         </w:r>
         <w:r>
           <w:rPr>
@@ -1765,7 +1765,7 @@
             <w:noProof/>
             <w:webHidden/>
           </w:rPr>
-          <w:t>5</w:t>
+          <w:t>8</w:t>
         </w:r>
         <w:r>
           <w:rPr>
@@ -1792,7 +1792,7 @@
           <w14:ligatures w14:val="standardContextual"/>
         </w:rPr>
       </w:pPr>
-      <w:hyperlink w:anchor="_Toc232516164" w:history="1">
+      <w:hyperlink w:anchor="_Toc232690656" w:history="1">
         <w:r>
           <w:rPr>
             <w:rStyle w:val="Hipervnculo"/>
@@ -1816,7 +1816,7 @@
             <w:rStyle w:val="Hipervnculo"/>
             <w:noProof/>
           </w:rPr>
-          <w:t>Contexto problemático</w:t>
+          <w:t>Objetivo General</w:t>
         </w:r>
         <w:r>
           <w:rPr>
@@ -1837,7 +1837,7 @@
             <w:noProof/>
             <w:webHidden/>
           </w:rPr>
-          <w:instrText xml:space="preserve"> PAGEREF _Toc232516164 \h </w:instrText>
+          <w:instrText xml:space="preserve"> PAGEREF _Toc232690656 \h </w:instrText>
         </w:r>
         <w:r>
           <w:rPr>
@@ -1857,7 +1857,7 @@
             <w:noProof/>
             <w:webHidden/>
           </w:rPr>
-          <w:t>5</w:t>
+          <w:t>9</w:t>
         </w:r>
         <w:r>
           <w:rPr>
@@ -1884,7 +1884,7 @@
           <w14:ligatures w14:val="standardContextual"/>
         </w:rPr>
       </w:pPr>
-      <w:hyperlink w:anchor="_Toc232516165" w:history="1">
+      <w:hyperlink w:anchor="_Toc232690657" w:history="1">
         <w:r>
           <w:rPr>
             <w:rStyle w:val="Hipervnculo"/>
@@ -1908,7 +1908,7 @@
             <w:rStyle w:val="Hipervnculo"/>
             <w:noProof/>
           </w:rPr>
-          <w:t>Definición del problema</w:t>
+          <w:t>Objetivos Específicos</w:t>
         </w:r>
         <w:r>
           <w:rPr>
@@ -1929,7 +1929,7 @@
             <w:noProof/>
             <w:webHidden/>
           </w:rPr>
-          <w:instrText xml:space="preserve"> PAGEREF _Toc232516165 \h </w:instrText>
+          <w:instrText xml:space="preserve"> PAGEREF _Toc232690657 \h </w:instrText>
         </w:r>
         <w:r>
           <w:rPr>
@@ -1949,7 +1949,99 @@
             <w:noProof/>
             <w:webHidden/>
           </w:rPr>
-          <w:t>5</w:t>
+          <w:t>9</w:t>
+        </w:r>
+        <w:r>
+          <w:rPr>
+            <w:noProof/>
+            <w:webHidden/>
+          </w:rPr>
+          <w:fldChar w:fldCharType="end"/>
+        </w:r>
+      </w:hyperlink>
+    </w:p>
+    <w:p>
+      <w:pPr>
+        <w:pStyle w:val="TDC3"/>
+        <w:tabs>
+          <w:tab w:val="left" w:pos="1200"/>
+          <w:tab w:val="right" w:leader="dot" w:pos="9016"/>
+        </w:tabs>
+        <w:rPr>
+          <w:rFonts w:asciiTheme="minorHAnsi" w:eastAsiaTheme="minorEastAsia" w:hAnsiTheme="minorHAnsi"/>
+          <w:noProof/>
+          <w:kern w:val="2"/>
+          <w:szCs w:val="24"/>
+          <w:lang w:eastAsia="es-PE"/>
+          <w14:ligatures w14:val="standardContextual"/>
+        </w:rPr>
+      </w:pPr>
+      <w:hyperlink w:anchor="_Toc232690658" w:history="1">
+        <w:r>
+          <w:rPr>
+            <w:rStyle w:val="Hipervnculo"/>
+            <w:noProof/>
+          </w:rPr>
+          <w:t>2.4.</w:t>
+        </w:r>
+        <w:r>
+          <w:rPr>
+            <w:rFonts w:asciiTheme="minorHAnsi" w:eastAsiaTheme="minorEastAsia" w:hAnsiTheme="minorHAnsi"/>
+            <w:noProof/>
+            <w:kern w:val="2"/>
+            <w:szCs w:val="24"/>
+            <w:lang w:eastAsia="es-PE"/>
+            <w14:ligatures w14:val="standardContextual"/>
+          </w:rPr>
+          <w:tab/>
+        </w:r>
+        <w:r>
+          <w:rPr>
+            <w:rStyle w:val="Hipervnculo"/>
+            <w:noProof/>
+          </w:rPr>
+          <w:t>Mapa de Empatía</w:t>
+        </w:r>
+        <w:r>
+          <w:rPr>
+            <w:noProof/>
+            <w:webHidden/>
+          </w:rPr>
+          <w:tab/>
+        </w:r>
+        <w:r>
+          <w:rPr>
+            <w:noProof/>
+            <w:webHidden/>
+          </w:rPr>
+          <w:fldChar w:fldCharType="begin"/>
+        </w:r>
+        <w:r>
+          <w:rPr>
+            <w:noProof/>
+            <w:webHidden/>
+          </w:rPr>
+          <w:instrText xml:space="preserve"> PAGEREF _Toc232690658 \h </w:instrText>
+        </w:r>
+        <w:r>
+          <w:rPr>
+            <w:noProof/>
+            <w:webHidden/>
+          </w:rPr>
+        </w:r>
+        <w:r>
+          <w:rPr>
+            <w:noProof/>
+            <w:webHidden/>
+          </w:rPr>
+          <w:fldChar w:fldCharType="separate"/>
+        </w:r>
+        <w:r>
+          <w:rPr>
+            <w:noProof/>
+            <w:webHidden/>
+          </w:rPr>
+          <w:t>11</w:t>
         </w:r>
         <w:r>
           <w:rPr>
@@ -1975,7 +2067,7 @@
           <w14:ligatures w14:val="standardContextual"/>
         </w:rPr>
       </w:pPr>
-      <w:hyperlink w:anchor="_Toc232516166" w:history="1">
+      <w:hyperlink w:anchor="_Toc232690659" w:history="1">
         <w:r>
           <w:rPr>
             <w:rStyle w:val="Hipervnculo"/>
@@ -2002,7 +2094,7 @@
             <w:noProof/>
             <w:webHidden/>
           </w:rPr>
-          <w:instrText xml:space="preserve"> PAGEREF _Toc232516166 \h </w:instrText>
+          <w:instrText xml:space="preserve"> PAGEREF _Toc232690659 \h </w:instrText>
         </w:r>
         <w:r>
           <w:rPr>
@@ -2022,7 +2114,7 @@
             <w:noProof/>
             <w:webHidden/>
           </w:rPr>
-          <w:t>6</w:t>
+          <w:t>12</w:t>
         </w:r>
         <w:r>
           <w:rPr>
@@ -2049,7 +2141,7 @@
           <w14:ligatures w14:val="standardContextual"/>
         </w:rPr>
       </w:pPr>
-      <w:hyperlink w:anchor="_Toc232516167" w:history="1">
+      <w:hyperlink w:anchor="_Toc232690660" w:history="1">
         <w:r>
           <w:rPr>
             <w:rStyle w:val="Hipervnculo"/>
@@ -2094,7 +2186,7 @@
             <w:noProof/>
             <w:webHidden/>
           </w:rPr>
-          <w:instrText xml:space="preserve"> PAGEREF _Toc232516167 \h </w:instrText>
+          <w:instrText xml:space="preserve"> PAGEREF _Toc232690660 \h </w:instrText>
         </w:r>
         <w:r>
           <w:rPr>
@@ -2114,7 +2206,7 @@
             <w:noProof/>
             <w:webHidden/>
           </w:rPr>
-          <w:t>6</w:t>
+          <w:t>12</w:t>
         </w:r>
         <w:r>
           <w:rPr>
@@ -2141,7 +2233,7 @@
           <w14:ligatures w14:val="standardContextual"/>
         </w:rPr>
       </w:pPr>
-      <w:hyperlink w:anchor="_Toc232516168" w:history="1">
+      <w:hyperlink w:anchor="_Toc232690661" w:history="1">
         <w:r>
           <w:rPr>
             <w:rStyle w:val="Hipervnculo"/>
@@ -2186,7 +2278,7 @@
             <w:noProof/>
             <w:webHidden/>
           </w:rPr>
-          <w:instrText xml:space="preserve"> PAGEREF _Toc232516168 \h </w:instrText>
+          <w:instrText xml:space="preserve"> PAGEREF _Toc232690661 \h </w:instrText>
         </w:r>
         <w:r>
           <w:rPr>
@@ -2206,7 +2298,7 @@
             <w:noProof/>
             <w:webHidden/>
           </w:rPr>
-          <w:t>6</w:t>
+          <w:t>12</w:t>
         </w:r>
         <w:r>
           <w:rPr>
@@ -2233,7 +2325,7 @@
           <w14:ligatures w14:val="standardContextual"/>
         </w:rPr>
       </w:pPr>
-      <w:hyperlink w:anchor="_Toc232516169" w:history="1">
+      <w:hyperlink w:anchor="_Toc232690662" w:history="1">
         <w:r>
           <w:rPr>
             <w:rStyle w:val="Hipervnculo"/>
@@ -2278,7 +2370,7 @@
             <w:noProof/>
             <w:webHidden/>
           </w:rPr>
-          <w:instrText xml:space="preserve"> PAGEREF _Toc232516169 \h </w:instrText>
+          <w:instrText xml:space="preserve"> PAGEREF _Toc232690662 \h </w:instrText>
         </w:r>
         <w:r>
           <w:rPr>
@@ -2298,7 +2390,7 @@
             <w:noProof/>
             <w:webHidden/>
           </w:rPr>
-          <w:t>6</w:t>
+          <w:t>12</w:t>
         </w:r>
         <w:r>
           <w:rPr>
@@ -2324,7 +2416,7 @@
           <w14:ligatures w14:val="standardContextual"/>
         </w:rPr>
       </w:pPr>
-      <w:hyperlink w:anchor="_Toc232516170" w:history="1">
+      <w:hyperlink w:anchor="_Toc232690663" w:history="1">
         <w:r>
           <w:rPr>
             <w:rStyle w:val="Hipervnculo"/>
@@ -2351,7 +2443,7 @@
             <w:noProof/>
             <w:webHidden/>
           </w:rPr>
-          <w:instrText xml:space="preserve"> PAGEREF _Toc232516170 \h </w:instrText>
+          <w:instrText xml:space="preserve"> PAGEREF _Toc232690663 \h </w:instrText>
         </w:r>
         <w:r>
           <w:rPr>
@@ -2371,7 +2463,7 @@
             <w:noProof/>
             <w:webHidden/>
           </w:rPr>
-          <w:t>7</w:t>
+          <w:t>13</w:t>
         </w:r>
         <w:r>
           <w:rPr>
@@ -2398,7 +2490,7 @@
           <w14:ligatures w14:val="standardContextual"/>
         </w:rPr>
       </w:pPr>
-      <w:hyperlink w:anchor="_Toc232516171" w:history="1">
+      <w:hyperlink w:anchor="_Toc232690664" w:history="1">
         <w:r>
           <w:rPr>
             <w:rStyle w:val="Hipervnculo"/>
@@ -2443,7 +2535,7 @@
             <w:noProof/>
             <w:webHidden/>
           </w:rPr>
-          <w:instrText xml:space="preserve"> PAGEREF _Toc232516171 \h </w:instrText>
+          <w:instrText xml:space="preserve"> PAGEREF _Toc232690664 \h </w:instrText>
         </w:r>
         <w:r>
           <w:rPr>
@@ -2463,7 +2555,7 @@
             <w:noProof/>
             <w:webHidden/>
           </w:rPr>
-          <w:t>7</w:t>
+          <w:t>13</w:t>
         </w:r>
         <w:r>
           <w:rPr>
@@ -2521,7 +2613,7 @@
       <w:pPr>
         <w:pStyle w:val="Ttulo1"/>
       </w:pPr>
-      <w:bookmarkStart w:id="0" w:name="_Toc232516157"/>
+      <w:bookmarkStart w:id="0" w:name="_Toc232690649"/>
       <w:r>
         <w:lastRenderedPageBreak/>
         <w:t>CAPÍTULO I</w:t>
@@ -2532,7 +2624,7 @@
       <w:pPr>
         <w:pStyle w:val="Ttulo2"/>
       </w:pPr>
-      <w:bookmarkStart w:id="1" w:name="_Toc232516158"/>
+      <w:bookmarkStart w:id="1" w:name="_Toc232690650"/>
       <w:r>
         <w:t xml:space="preserve">Identificación </w:t>
       </w:r>
@@ -2567,7 +2659,7 @@
       <w:r>
         <w:t xml:space="preserve"> </w:t>
       </w:r>
-      <w:bookmarkStart w:id="2" w:name="_Toc232516159"/>
+      <w:bookmarkStart w:id="2" w:name="_Toc232690651"/>
       <w:r>
         <w:t>Limitaciones identificadas</w:t>
       </w:r>
@@ -2632,13 +2724,7 @@
         <w:t xml:space="preserve">Incertidumbre de ubicación: </w:t>
       </w:r>
       <w:r>
-        <w:t xml:space="preserve">Al cambiar constantemente de feria, el público fidelizado no sabe </w:t>
-      </w:r>
-      <w:r>
-        <w:t>dónde</w:t>
-      </w:r>
-      <w:r>
-        <w:t xml:space="preserve"> encontrar el negocio la siguiente semana</w:t>
+        <w:t>Al cambiar constantemente de feria, el público fidelizado no sabe dónde encontrar el negocio la siguiente semana</w:t>
       </w:r>
       <w:r>
         <w:t xml:space="preserve"> y el horario.</w:t>
@@ -2674,7 +2760,7 @@
       <w:r>
         <w:t xml:space="preserve"> </w:t>
       </w:r>
-      <w:bookmarkStart w:id="3" w:name="_Toc232516160"/>
+      <w:bookmarkStart w:id="3" w:name="_Toc232690652"/>
       <w:r>
         <w:t>Entrevistas Breves a los Representantes</w:t>
       </w:r>
@@ -2747,30 +2833,10 @@
     <w:p>
       <w:pPr>
         <w:pStyle w:val="APATMA"/>
-        <w:numPr>
-          <w:ilvl w:val="0"/>
-          <w:numId w:val="12"/>
-        </w:numPr>
-        <w:rPr>
-          <w:b/>
-          <w:bCs/>
-        </w:rPr>
-      </w:pPr>
-      <w:r>
-        <w:rPr>
-          <w:b/>
-          <w:bCs/>
-        </w:rPr>
-        <w:t>¿Qué limitaciones tecnológicas enfrentas?</w:t>
-      </w:r>
-    </w:p>
-    <w:p>
-      <w:pPr>
-        <w:pStyle w:val="APATMA"/>
         <w:ind w:left="1429" w:firstLine="0"/>
       </w:pPr>
       <w:r>
-        <w:t>“En el taller paramos ocupados cosiendo y cortando. No sabemos programar ni usar herramientas complejas. Yo uso mi celular y una laptop de gama media.”</w:t>
+        <w:t xml:space="preserve">"El cliente siempre nos pregunta: '¿Dónde van a estar el próximo fin de semana?'. Necesitamos un espacio claro donde se listen las ferias activas, las fechas y las ubicaciones exactas con mapas sencillos."  </w:t>
       </w:r>
     </w:p>
     <w:p>
@@ -2790,7 +2856,7 @@
           <w:b/>
           <w:bCs/>
         </w:rPr>
-        <w:t>¿Qué información prioritaria desean mostrar?</w:t>
+        <w:t>¿Qué limitaciones tecnológicas enfrentas?</w:t>
       </w:r>
     </w:p>
     <w:p>
@@ -2799,6 +2865,44 @@
         <w:ind w:left="1429" w:firstLine="0"/>
       </w:pPr>
       <w:r>
+        <w:t>“En el taller paramos ocupados cosiendo y cortando. No sabemos programar ni usar herramientas complejas. Yo uso mi celular y una laptop de gama media.”</w:t>
+      </w:r>
+    </w:p>
+    <w:p>
+      <w:pPr>
+        <w:pStyle w:val="APATMA"/>
+        <w:ind w:left="1429" w:firstLine="0"/>
+      </w:pPr>
+      <w:r>
+        <w:t>"Atendiendo en la feria no puedo estar respondiendo mensajes largos todo el día. Necesito que el cliente vea el stock disponible y que el proceso de pedido sea directo para atenderlo rápido desde mi celular."</w:t>
+      </w:r>
+    </w:p>
+    <w:p>
+      <w:pPr>
+        <w:pStyle w:val="APATMA"/>
+        <w:numPr>
+          <w:ilvl w:val="0"/>
+          <w:numId w:val="12"/>
+        </w:numPr>
+        <w:rPr>
+          <w:b/>
+          <w:bCs/>
+        </w:rPr>
+      </w:pPr>
+      <w:r>
+        <w:rPr>
+          <w:b/>
+          <w:bCs/>
+        </w:rPr>
+        <w:t>¿Qué información prioritaria desean mostrar?</w:t>
+      </w:r>
+    </w:p>
+    <w:p>
+      <w:pPr>
+        <w:pStyle w:val="APATMA"/>
+        <w:ind w:left="1429" w:firstLine="0"/>
+      </w:pPr>
+      <w:r>
         <w:t>“Fotos reales de las mochilas</w:t>
       </w:r>
       <w:r>
@@ -2811,52 +2915,230 @@
     <w:p>
       <w:pPr>
         <w:pStyle w:val="APATMA"/>
-      </w:pPr>
-      <w:r>
-        <w:rPr>
-          <w:b/>
-          <w:bCs/>
-        </w:rPr>
-        <w:t>Entrevista 2:</w:t>
-      </w:r>
-      <w:r>
-        <w:t xml:space="preserve"> Cliente de tercera edad </w:t>
-      </w:r>
-      <w:r>
+        <w:ind w:left="1429" w:firstLine="0"/>
+      </w:pPr>
+      <w:r>
+        <w:t>"El calendario de ferias actualizado de cada mes y un botón rápido para coordinar la compra por WhatsApp o dejar los datos de su pedido."</w:t>
+      </w:r>
+    </w:p>
+    <w:p>
+      <w:pPr>
+        <w:pStyle w:val="APATMA"/>
         <w:rPr>
           <w:i/>
           <w:iCs/>
         </w:rPr>
-        <w:t>(María, 68 años)</w:t>
-      </w:r>
-    </w:p>
-    <w:p>
-      <w:pPr>
-        <w:pStyle w:val="APATMA"/>
-      </w:pPr>
-      <w:r>
-        <w:rPr>
-          <w:b/>
-          <w:bCs/>
-        </w:rPr>
-        <w:t>Entrevista 3:</w:t>
-      </w:r>
-      <w:r>
-        <w:t xml:space="preserve"> Cliente juvenil </w:t>
+      </w:pPr>
+      <w:r>
+        <w:rPr>
+          <w:b/>
+          <w:bCs/>
+        </w:rPr>
+        <w:t>Entrevista 2:</w:t>
+      </w:r>
+      <w:r>
+        <w:t xml:space="preserve"> Cliente de tercera edad </w:t>
       </w:r>
       <w:r>
         <w:rPr>
           <w:i/>
           <w:iCs/>
         </w:rPr>
+        <w:t>(María, 68 años)</w:t>
+      </w:r>
+    </w:p>
+    <w:p>
+      <w:pPr>
+        <w:pStyle w:val="APATMA"/>
+        <w:numPr>
+          <w:ilvl w:val="0"/>
+          <w:numId w:val="12"/>
+        </w:numPr>
+      </w:pPr>
+      <w:r>
+        <w:rPr>
+          <w:b/>
+          <w:bCs/>
+        </w:rPr>
+        <w:t>¿Cuáles son sus necesidades al buscar un producto como una mochila?</w:t>
+      </w:r>
+      <w:r>
+        <w:t xml:space="preserve"> </w:t>
+      </w:r>
+    </w:p>
+    <w:p>
+      <w:pPr>
+        <w:pStyle w:val="APATMA"/>
+        <w:ind w:left="1429" w:firstLine="0"/>
+      </w:pPr>
+      <w:r>
+        <w:t>"A veces busco mochilas buenas y reforzadas para mis nietos que van al colegio o la universidad, o una pequeña para mí cuando salgo a caminar. Me gusta tocar la tela para saber si va a durar."</w:t>
+      </w:r>
+    </w:p>
+    <w:p>
+      <w:pPr>
+        <w:pStyle w:val="APATMA"/>
+        <w:numPr>
+          <w:ilvl w:val="0"/>
+          <w:numId w:val="12"/>
+        </w:numPr>
+      </w:pPr>
+      <w:r>
+        <w:rPr>
+          <w:b/>
+          <w:bCs/>
+        </w:rPr>
+        <w:lastRenderedPageBreak/>
+        <w:t>¿Qué limitaciones tecnológicas enfrenta en su día a día?</w:t>
+      </w:r>
+      <w:r>
+        <w:t xml:space="preserve"> </w:t>
+      </w:r>
+    </w:p>
+    <w:p>
+      <w:pPr>
+        <w:pStyle w:val="APATMA"/>
+        <w:ind w:left="1429" w:firstLine="0"/>
+      </w:pPr>
+      <w:r>
+        <w:t>"Tengo un celular que me regaló mi hijo. Uso WhatsApp para hablar con la familia, pero me cuesta mucho usar páginas web porque las letras son chiquititas y si me sale mucha publicidad o ventanas flotantes, me asusto y las cierro. No sé usar pasarelas de pago con tarjeta, me da desconfianza."</w:t>
+      </w:r>
+    </w:p>
+    <w:p>
+      <w:pPr>
+        <w:pStyle w:val="APATMA"/>
+        <w:numPr>
+          <w:ilvl w:val="0"/>
+          <w:numId w:val="12"/>
+        </w:numPr>
+      </w:pPr>
+      <w:r>
+        <w:rPr>
+          <w:b/>
+          <w:bCs/>
+        </w:rPr>
+        <w:t>¿Qué información desea ver en la plataforma y cómo le gustaría interactuar?</w:t>
+      </w:r>
+      <w:r>
+        <w:t xml:space="preserve"> </w:t>
+      </w:r>
+    </w:p>
+    <w:p>
+      <w:pPr>
+        <w:pStyle w:val="APATMA"/>
+        <w:ind w:left="1429" w:firstLine="0"/>
+      </w:pPr>
+      <w:r>
+        <w:t>"Quiero ver fotos grandes y claras de las mochilas. Sobre todo, necesito saber exactamente en qué feria y en qué distrito van a estar el fin de semana, con una dirección fácil de leer. Me gustaría un botón grande para poder llamar por teléfono o mandar un mensaje de WhatsApp directo si me pierdo al buscar el puesto."</w:t>
+      </w:r>
+    </w:p>
+    <w:p>
+      <w:pPr>
+        <w:pStyle w:val="APATMA"/>
+        <w:rPr>
+          <w:i/>
+          <w:iCs/>
+        </w:rPr>
+      </w:pPr>
+      <w:r>
+        <w:rPr>
+          <w:b/>
+          <w:bCs/>
+        </w:rPr>
+        <w:t>Entrevista 3:</w:t>
+      </w:r>
+      <w:r>
+        <w:t xml:space="preserve"> Cliente juvenil </w:t>
+      </w:r>
+      <w:r>
+        <w:rPr>
+          <w:i/>
+          <w:iCs/>
+        </w:rPr>
         <w:t>(Eduardo, 25 años)</w:t>
       </w:r>
     </w:p>
     <w:p>
       <w:pPr>
+        <w:pStyle w:val="APATMA"/>
+        <w:numPr>
+          <w:ilvl w:val="0"/>
+          <w:numId w:val="12"/>
+        </w:numPr>
+      </w:pPr>
+      <w:r>
+        <w:rPr>
+          <w:b/>
+          <w:bCs/>
+        </w:rPr>
+        <w:t>¿Cuáles son sus necesidades al buscar un producto como una mochila?</w:t>
+      </w:r>
+    </w:p>
+    <w:p>
+      <w:pPr>
+        <w:pStyle w:val="APATMA"/>
+        <w:ind w:left="1429" w:firstLine="0"/>
+      </w:pPr>
+      <w:r>
+        <w:t>"Busco mochilas que sean estéticas, pero sobre todo funcionales. Necesito compartimentos acolchados para mi laptop de 15 pulgadas, bolsillos ocultos antirrobo y que el material sea impermeable porque me muevo en moto o transporte público por todo Lima."</w:t>
+      </w:r>
+    </w:p>
+    <w:p>
+      <w:pPr>
+        <w:pStyle w:val="APATMA"/>
+        <w:numPr>
+          <w:ilvl w:val="0"/>
+          <w:numId w:val="12"/>
+        </w:numPr>
+      </w:pPr>
+      <w:r>
+        <w:rPr>
+          <w:b/>
+          <w:bCs/>
+        </w:rPr>
+        <w:t>¿Qué limitaciones tecnológicas enfrenta en su día a día?</w:t>
+      </w:r>
+    </w:p>
+    <w:p>
+      <w:pPr>
+        <w:pStyle w:val="APATMA"/>
+        <w:ind w:left="1429" w:firstLine="0"/>
+      </w:pPr>
+      <w:r>
+        <w:t>"Uso un celular de gama media. No tengo problemas con la tecnología, pero sí con el tiempo. Si una página web demora más de 3 segundos en cargar o el diseño es antiguo y no se adapta bien a mi pantalla, la dejo de inmediato."</w:t>
+      </w:r>
+    </w:p>
+    <w:p>
+      <w:pPr>
+        <w:pStyle w:val="APATMA"/>
+        <w:numPr>
+          <w:ilvl w:val="0"/>
+          <w:numId w:val="12"/>
+        </w:numPr>
+      </w:pPr>
+      <w:r>
+        <w:rPr>
+          <w:b/>
+          <w:bCs/>
+        </w:rPr>
+        <w:lastRenderedPageBreak/>
+        <w:t>¿Qué información desea ver en la plataforma y cómo le gustaría interactuar?</w:t>
+      </w:r>
+    </w:p>
+    <w:p>
+      <w:pPr>
+        <w:pStyle w:val="APATMA"/>
+        <w:ind w:left="1429" w:firstLine="0"/>
+      </w:pPr>
+      <w:r>
+        <w:t>"Quiero un catálogo rápido con filtros eficientes: poder separar por tamaño, por precio o saber si la mochila es de producción nacional o importada. Me interesa ver el stock real en tiempo real. Si veo una que me gusta, quiero saber en qué feria están hoy mismo para ir a comprarla directamente, o poder separarla con un clic."</w:t>
+      </w:r>
+    </w:p>
+    <w:p>
+      <w:pPr>
         <w:pStyle w:val="Ttulo3"/>
       </w:pPr>
-      <w:bookmarkStart w:id="4" w:name="_Toc232516161"/>
+      <w:bookmarkStart w:id="4" w:name="_Toc232690653"/>
       <w:r>
         <w:t>Perfiles de usuario</w:t>
       </w:r>
@@ -2975,6 +3257,7 @@
           <w:p>
             <w:pPr>
               <w:pStyle w:val="APATMA"/>
+              <w:spacing w:line="360" w:lineRule="auto"/>
               <w:ind w:firstLine="0"/>
             </w:pPr>
             <w:r>
@@ -3005,6 +3288,7 @@
           <w:p>
             <w:pPr>
               <w:pStyle w:val="APATMA"/>
+              <w:spacing w:line="360" w:lineRule="auto"/>
               <w:ind w:firstLine="0"/>
             </w:pPr>
             <w:r>
@@ -3066,8 +3350,24 @@
           <w:p>
             <w:pPr>
               <w:pStyle w:val="APATMA"/>
+              <w:spacing w:line="360" w:lineRule="auto"/>
               <w:ind w:firstLine="0"/>
             </w:pPr>
+            <w:r>
+              <w:t xml:space="preserve">Necesitamos un catálogo digital limpio donde la </w:t>
+            </w:r>
+            <w:r>
+              <w:t xml:space="preserve">se muestra la legitimidad y calidad de nuestros productos. Además de </w:t>
+            </w:r>
+            <w:r>
+              <w:t xml:space="preserve">un </w:t>
+            </w:r>
+            <w:r>
+              <w:t>apartado</w:t>
+            </w:r>
+            <w:r>
+              <w:t xml:space="preserve"> donde se listen las ferias activas, las fechas y las ubicaciones exactas con mapas sencillos.</w:t>
+            </w:r>
           </w:p>
         </w:tc>
       </w:tr>
@@ -3093,8 +3393,16 @@
           <w:p>
             <w:pPr>
               <w:pStyle w:val="APATMA"/>
+              <w:spacing w:line="360" w:lineRule="auto"/>
               <w:ind w:firstLine="0"/>
             </w:pPr>
+            <w:r>
+              <w:t xml:space="preserve">Falta de tiempo, interfaces web colapsadas de publicidad o muy </w:t>
+            </w:r>
+            <w:r>
+              <w:lastRenderedPageBreak/>
+              <w:t>complejas de entender desde pantallas móviles</w:t>
+            </w:r>
           </w:p>
         </w:tc>
       </w:tr>
@@ -3115,11 +3423,279 @@
           <w:b/>
           <w:bCs/>
         </w:rPr>
-        <w:lastRenderedPageBreak/>
         <w:t>Perfil 2:</w:t>
       </w:r>
       <w:r>
+        <w:t xml:space="preserve"> El cliente Final (Tercera Edad)</w:t>
+      </w:r>
+    </w:p>
+    <w:tbl>
+      <w:tblPr>
+        <w:tblStyle w:val="Tablaconcuadrcula"/>
+        <w:tblW w:w="0" w:type="auto"/>
+        <w:tblInd w:w="988" w:type="dxa"/>
+        <w:tblLook w:val="04A0" w:firstRow="1" w:lastRow="0" w:firstColumn="1" w:lastColumn="0" w:noHBand="0" w:noVBand="1"/>
+      </w:tblPr>
+      <w:tblGrid>
+        <w:gridCol w:w="4110"/>
+        <w:gridCol w:w="3918"/>
+      </w:tblGrid>
+      <w:tr>
+        <w:trPr>
+          <w:trHeight w:val="570"/>
+        </w:trPr>
+        <w:tc>
+          <w:tcPr>
+            <w:tcW w:w="4110" w:type="dxa"/>
+            <w:vAlign w:val="center"/>
+          </w:tcPr>
+          <w:p>
+            <w:pPr>
+              <w:pStyle w:val="APATMA"/>
+              <w:spacing w:line="240" w:lineRule="auto"/>
+              <w:ind w:firstLine="0"/>
+              <w:jc w:val="center"/>
+              <w:rPr>
+                <w:b/>
+                <w:bCs/>
+              </w:rPr>
+            </w:pPr>
+            <w:r>
+              <w:rPr>
+                <w:b/>
+                <w:bCs/>
+              </w:rPr>
+              <w:t>Atributo</w:t>
+            </w:r>
+          </w:p>
+        </w:tc>
+        <w:tc>
+          <w:tcPr>
+            <w:tcW w:w="3918" w:type="dxa"/>
+            <w:vAlign w:val="center"/>
+          </w:tcPr>
+          <w:p>
+            <w:pPr>
+              <w:pStyle w:val="APATMA"/>
+              <w:spacing w:line="240" w:lineRule="auto"/>
+              <w:ind w:firstLine="0"/>
+              <w:jc w:val="center"/>
+              <w:rPr>
+                <w:b/>
+                <w:bCs/>
+              </w:rPr>
+            </w:pPr>
+            <w:r>
+              <w:rPr>
+                <w:b/>
+                <w:bCs/>
+              </w:rPr>
+              <w:t>Detalle</w:t>
+            </w:r>
+          </w:p>
+        </w:tc>
+      </w:tr>
+      <w:tr>
+        <w:tc>
+          <w:tcPr>
+            <w:tcW w:w="4110" w:type="dxa"/>
+          </w:tcPr>
+          <w:p>
+            <w:pPr>
+              <w:pStyle w:val="APATMA"/>
+              <w:ind w:firstLine="0"/>
+            </w:pPr>
+            <w:r>
+              <w:t>Nombre</w:t>
+            </w:r>
+          </w:p>
+        </w:tc>
+        <w:tc>
+          <w:tcPr>
+            <w:tcW w:w="3918" w:type="dxa"/>
+          </w:tcPr>
+          <w:p>
+            <w:pPr>
+              <w:pStyle w:val="APATMA"/>
+              <w:spacing w:line="360" w:lineRule="auto"/>
+              <w:ind w:firstLine="0"/>
+            </w:pPr>
+            <w:r>
+              <w:t xml:space="preserve">María </w:t>
+            </w:r>
+          </w:p>
+        </w:tc>
+      </w:tr>
+      <w:tr>
+        <w:tc>
+          <w:tcPr>
+            <w:tcW w:w="4110" w:type="dxa"/>
+          </w:tcPr>
+          <w:p>
+            <w:pPr>
+              <w:pStyle w:val="APATMA"/>
+              <w:ind w:firstLine="0"/>
+            </w:pPr>
+            <w:r>
+              <w:t>Edad</w:t>
+            </w:r>
+          </w:p>
+        </w:tc>
+        <w:tc>
+          <w:tcPr>
+            <w:tcW w:w="3918" w:type="dxa"/>
+          </w:tcPr>
+          <w:p>
+            <w:pPr>
+              <w:pStyle w:val="APATMA"/>
+              <w:spacing w:line="360" w:lineRule="auto"/>
+              <w:ind w:firstLine="0"/>
+            </w:pPr>
+            <w:r>
+              <w:t>68 años</w:t>
+            </w:r>
+          </w:p>
+        </w:tc>
+      </w:tr>
+      <w:tr>
+        <w:tc>
+          <w:tcPr>
+            <w:tcW w:w="4110" w:type="dxa"/>
+          </w:tcPr>
+          <w:p>
+            <w:pPr>
+              <w:pStyle w:val="APATMA"/>
+              <w:ind w:firstLine="0"/>
+            </w:pPr>
+            <w:r>
+              <w:t xml:space="preserve">Rol </w:t>
+            </w:r>
+          </w:p>
+        </w:tc>
+        <w:tc>
+          <w:tcPr>
+            <w:tcW w:w="3918" w:type="dxa"/>
+          </w:tcPr>
+          <w:p>
+            <w:pPr>
+              <w:pStyle w:val="APATMA"/>
+              <w:spacing w:line="360" w:lineRule="auto"/>
+              <w:ind w:firstLine="0"/>
+            </w:pPr>
+            <w:r>
+              <w:t>Comprado / Cliente</w:t>
+            </w:r>
+          </w:p>
+        </w:tc>
+      </w:tr>
+      <w:tr>
+        <w:tc>
+          <w:tcPr>
+            <w:tcW w:w="4110" w:type="dxa"/>
+            <w:vAlign w:val="center"/>
+          </w:tcPr>
+          <w:p>
+            <w:pPr>
+              <w:pStyle w:val="APATMA"/>
+              <w:ind w:firstLine="0"/>
+              <w:jc w:val="left"/>
+            </w:pPr>
+            <w:r>
+              <w:t>Necesidades</w:t>
+            </w:r>
+          </w:p>
+        </w:tc>
+        <w:tc>
+          <w:tcPr>
+            <w:tcW w:w="3918" w:type="dxa"/>
+          </w:tcPr>
+          <w:p>
+            <w:pPr>
+              <w:pStyle w:val="APATMA"/>
+              <w:spacing w:line="360" w:lineRule="auto"/>
+              <w:ind w:firstLine="0"/>
+            </w:pPr>
+            <w:r>
+              <w:t>Encontrar mochilas duraderas para la universidad, verificar precios y saber exactamente en qué feria del distrito estará el emprendimiento para recoger su producto.</w:t>
+            </w:r>
+          </w:p>
+        </w:tc>
+      </w:tr>
+      <w:tr>
+        <w:tc>
+          <w:tcPr>
+            <w:tcW w:w="4110" w:type="dxa"/>
+            <w:vAlign w:val="center"/>
+          </w:tcPr>
+          <w:p>
+            <w:pPr>
+              <w:pStyle w:val="APATMA"/>
+              <w:ind w:firstLine="0"/>
+              <w:jc w:val="left"/>
+            </w:pPr>
+            <w:r>
+              <w:t>Frustraciones</w:t>
+            </w:r>
+          </w:p>
+        </w:tc>
+        <w:tc>
+          <w:tcPr>
+            <w:tcW w:w="3918" w:type="dxa"/>
+          </w:tcPr>
+          <w:p>
+            <w:pPr>
+              <w:pStyle w:val="APATMA"/>
+              <w:spacing w:line="360" w:lineRule="auto"/>
+              <w:ind w:firstLine="0"/>
+            </w:pPr>
+            <w:r>
+              <w:t>Páginas web muy complejas, información de contacto desactualizada o mapas confusos.</w:t>
+            </w:r>
+          </w:p>
+        </w:tc>
+      </w:tr>
+    </w:tbl>
+    <w:p>
+      <w:pPr>
+        <w:pStyle w:val="APATMA"/>
+        <w:ind w:left="360"/>
+        <w:rPr>
+          <w:b/>
+          <w:bCs/>
+        </w:rPr>
+      </w:pPr>
+    </w:p>
+    <w:p>
+      <w:pPr>
+        <w:pStyle w:val="APATMA"/>
+        <w:ind w:left="360"/>
+      </w:pPr>
+      <w:r>
+        <w:rPr>
+          <w:b/>
+          <w:bCs/>
+        </w:rPr>
+        <w:t xml:space="preserve">Perfil </w:t>
+      </w:r>
+      <w:r>
+        <w:rPr>
+          <w:b/>
+          <w:bCs/>
+        </w:rPr>
+        <w:t>3</w:t>
+      </w:r>
+      <w:r>
+        <w:rPr>
+          <w:b/>
+          <w:bCs/>
+        </w:rPr>
+        <w:t>:</w:t>
+      </w:r>
+      <w:r>
         <w:t xml:space="preserve"> El cliente Final</w:t>
+      </w:r>
+      <w:r>
+        <w:t xml:space="preserve"> (Juvenil)</w:t>
       </w:r>
     </w:p>
     <w:tbl>
@@ -3245,10 +3821,7 @@
               <w:ind w:firstLine="0"/>
             </w:pPr>
             <w:r>
-              <w:t>25</w:t>
-            </w:r>
-            <w:r>
-              <w:t xml:space="preserve"> años</w:t>
+              <w:t>25 años</w:t>
             </w:r>
           </w:p>
         </w:tc>
@@ -3279,7 +3852,16 @@
               <w:ind w:firstLine="0"/>
             </w:pPr>
             <w:r>
-              <w:t>Comprado / Cliente</w:t>
+              <w:t>C</w:t>
+            </w:r>
+            <w:r>
+              <w:t>liente</w:t>
+            </w:r>
+            <w:r>
+              <w:t xml:space="preserve"> / </w:t>
+            </w:r>
+            <w:r>
+              <w:t>Usuario web intensivo</w:t>
             </w:r>
           </w:p>
         </w:tc>
@@ -3312,7 +3894,11 @@
               <w:ind w:firstLine="0"/>
             </w:pPr>
             <w:r>
-              <w:t>Encontrar mochilas duraderas para la universidad, verificar precios y saber exactamente en qué feria del distrito estará el emprendimiento para recoger su producto.</w:t>
+              <w:t xml:space="preserve">Optimización de tiempo. Requiere un buscador interno eficaz, especificaciones técnicas claras (capacidad en litros, pulgadas de </w:t>
+            </w:r>
+            <w:r>
+              <w:lastRenderedPageBreak/>
+              <w:t>laptop) y la certeza de que el producto está disponible antes de ir a la feria.</w:t>
             </w:r>
           </w:p>
         </w:tc>
@@ -3330,6 +3916,7 @@
               <w:jc w:val="left"/>
             </w:pPr>
             <w:r>
+              <w:lastRenderedPageBreak/>
               <w:t>Frustraciones</w:t>
             </w:r>
           </w:p>
@@ -3345,190 +3932,460 @@
               <w:ind w:firstLine="0"/>
             </w:pPr>
             <w:r>
-              <w:t>Páginas web que no cargan rápido en la calle, información de contacto desactualizada o mapas confusos.</w:t>
+              <w:t>Catálogos desactualizados sin stock real, lentitud de carga de imágenes en dispositivos móviles, falta de especificaciones técnicas.</w:t>
             </w:r>
           </w:p>
         </w:tc>
       </w:tr>
     </w:tbl>
+    <w:p/>
+    <w:p>
+      <w:pPr>
+        <w:pStyle w:val="Ttulo2"/>
+      </w:pPr>
+      <w:bookmarkStart w:id="5" w:name="_Toc232690654"/>
+      <w:r>
+        <w:t>Justificación técnica y ética</w:t>
+      </w:r>
+      <w:bookmarkEnd w:id="5"/>
+    </w:p>
+    <w:p>
+      <w:pPr>
+        <w:pStyle w:val="Ttulo3"/>
+      </w:pPr>
+      <w:r>
+        <w:t xml:space="preserve"> </w:t>
+      </w:r>
+      <w:bookmarkStart w:id="6" w:name="_Toc232690655"/>
+      <w:r>
+        <w:t>Problema delimitado</w:t>
+      </w:r>
+      <w:bookmarkEnd w:id="6"/>
+    </w:p>
     <w:p>
       <w:pPr>
         <w:pStyle w:val="APATMA"/>
-        <w:ind w:left="360"/>
-      </w:pPr>
-    </w:p>
-    <w:p/>
-    <w:p>
-      <w:pPr>
-        <w:pStyle w:val="Ttulo2"/>
-      </w:pPr>
-      <w:bookmarkStart w:id="5" w:name="_Toc232516162"/>
-      <w:r>
-        <w:t>Justificación técnica y ética</w:t>
-      </w:r>
-      <w:bookmarkEnd w:id="5"/>
+      </w:pPr>
+      <w:r>
+        <w:t xml:space="preserve">El emprendimiento local objeto de este proyecto se dedica a la confección y comercialización de mochilas </w:t>
+      </w:r>
+      <w:r>
+        <w:rPr>
+          <w:b/>
+          <w:bCs/>
+        </w:rPr>
+        <w:t>(tanto de producción nacional propia como importadas)</w:t>
+      </w:r>
+      <w:r>
+        <w:t xml:space="preserve"> en Lima Metropolitana. A pesar de contar con un taller operativo de producción, el negocio carece de un local comercial o punto de venta físico fijo, lo que restringe sus canales de venta exclusivamente a la participación itinerante en ferias organizadas por las municipalidades.</w:t>
+      </w:r>
+    </w:p>
+    <w:p>
+      <w:pPr>
+        <w:pStyle w:val="APATMA"/>
+      </w:pPr>
+      <w:r>
+        <w:t>Esta dependencia absoluta del canal físico itinerante genera tres problemáticas críticas y delimitadas:</w:t>
+      </w:r>
+    </w:p>
+    <w:p>
+      <w:pPr>
+        <w:pStyle w:val="APATMA"/>
+        <w:numPr>
+          <w:ilvl w:val="0"/>
+          <w:numId w:val="13"/>
+        </w:numPr>
+      </w:pPr>
+      <w:r>
+        <w:rPr>
+          <w:b/>
+          <w:bCs/>
+        </w:rPr>
+        <w:t xml:space="preserve">Invisibilidad </w:t>
+      </w:r>
+      <w:proofErr w:type="spellStart"/>
+      <w:r>
+        <w:rPr>
+          <w:b/>
+          <w:bCs/>
+        </w:rPr>
+        <w:t>post-feria</w:t>
+      </w:r>
+      <w:proofErr w:type="spellEnd"/>
+      <w:r>
+        <w:rPr>
+          <w:b/>
+          <w:bCs/>
+        </w:rPr>
+        <w:t xml:space="preserve"> y pérdida de clientes:</w:t>
+      </w:r>
+      <w:r>
+        <w:t xml:space="preserve"> Una vez que la feria concluye, el vínculo comercial con el cliente se rompe. Los usuarios interesados o recurrentes no disponen de una plataforma centralizada para ubicar el nuevo punto de atención del negocio.  </w:t>
+      </w:r>
+    </w:p>
+    <w:p>
+      <w:pPr>
+        <w:pStyle w:val="APATMA"/>
+        <w:numPr>
+          <w:ilvl w:val="0"/>
+          <w:numId w:val="13"/>
+        </w:numPr>
+      </w:pPr>
+      <w:r>
+        <w:rPr>
+          <w:b/>
+          <w:bCs/>
+        </w:rPr>
+        <w:t>Inexistencia de un catálogo unificado:</w:t>
+      </w:r>
+      <w:r>
+        <w:t xml:space="preserve"> Al convivir dos líneas de producto con ventajas competitivas distintas (la durabilidad de la costura nacional frente a la variedad del producto importado), la falta de una vitrina digital impide que el público compare especificaciones técnicas (capacidad, materiales) antes de la compra.  </w:t>
+      </w:r>
+    </w:p>
+    <w:p>
+      <w:pPr>
+        <w:pStyle w:val="APATMA"/>
+        <w:numPr>
+          <w:ilvl w:val="0"/>
+          <w:numId w:val="13"/>
+        </w:numPr>
+      </w:pPr>
+      <w:r>
+        <w:rPr>
+          <w:b/>
+          <w:bCs/>
+        </w:rPr>
+        <w:lastRenderedPageBreak/>
+        <w:t>Vulnerabilidad comercial y operativa:</w:t>
+      </w:r>
+      <w:r>
+        <w:t xml:space="preserve"> El negocio está sujeto a factores externos no controlables (clima, afluencia física de la feria, asignación de cupos municipales). Al no contar con un sistema automatizado para recibir pedidos fuera del horario de feria, se limita severamente el crecimiento de sus ingresos mensuales.  </w:t>
+      </w:r>
     </w:p>
     <w:p>
       <w:pPr>
         <w:pStyle w:val="Ttulo3"/>
       </w:pPr>
-      <w:bookmarkStart w:id="6" w:name="_Toc232516163"/>
-      <w:r>
-        <w:t>Análisis de causalidad del contexto problemático</w:t>
-      </w:r>
-      <w:bookmarkEnd w:id="6"/>
-    </w:p>
-    <w:p>
-      <w:pPr>
-        <w:pStyle w:val="Prrafodelista"/>
-        <w:spacing w:line="360" w:lineRule="auto"/>
-        <w:ind w:left="1080"/>
-        <w:jc w:val="both"/>
+      <w:r>
+        <w:t xml:space="preserve"> </w:t>
+      </w:r>
+      <w:bookmarkStart w:id="7" w:name="_Toc232690656"/>
+      <w:r>
+        <w:t>Objetivo General</w:t>
+      </w:r>
+      <w:bookmarkEnd w:id="7"/>
+    </w:p>
+    <w:p>
+      <w:pPr>
+        <w:pStyle w:val="APATMA"/>
+      </w:pPr>
+      <w:r>
+        <w:t xml:space="preserve">Desarrollar e implementar una aplicación web funcional de arquitectura cliente-servidor mediante un </w:t>
+      </w:r>
+      <w:proofErr w:type="spellStart"/>
+      <w:r>
+        <w:t>front-end</w:t>
+      </w:r>
+      <w:proofErr w:type="spellEnd"/>
+      <w:r>
+        <w:t xml:space="preserve"> responsivo (HTML5, CSS3, JavaScript y Bootstrap) y un back-</w:t>
+      </w:r>
+      <w:proofErr w:type="spellStart"/>
+      <w:r>
+        <w:t>end</w:t>
+      </w:r>
+      <w:proofErr w:type="spellEnd"/>
+      <w:r>
+        <w:t xml:space="preserve"> en Node.js con Express.js y persistencia en archivos JSON, con el fin de sistematizar los procesos de promoción, exhibición de catálogos y difusión cronológica de ferias itinerantes para un emprendimiento local de confección e importación de mochilas en Lima Metropolitana, garantizando la accesibilidad digital y un rendimiento óptimo en dispositivos móviles de gama media.</w:t>
+      </w:r>
+    </w:p>
+    <w:p>
+      <w:pPr>
+        <w:pStyle w:val="Ttulo3"/>
+      </w:pPr>
+      <w:r>
+        <w:t xml:space="preserve"> </w:t>
+      </w:r>
+      <w:bookmarkStart w:id="8" w:name="_Toc232690657"/>
+      <w:r>
+        <w:t>Objetivos</w:t>
+      </w:r>
+      <w:r>
+        <w:t xml:space="preserve"> Específicos</w:t>
+      </w:r>
+      <w:bookmarkEnd w:id="8"/>
+    </w:p>
+    <w:p>
+      <w:pPr>
+        <w:pStyle w:val="APATMA"/>
+      </w:pPr>
+      <w:r>
+        <w:t xml:space="preserve">Para resolver la problemática delimitada, se establecen los siguientes objetivos concretos, medibles y alineados con el alcance del desafío técnico:  </w:t>
+      </w:r>
+    </w:p>
+    <w:p>
+      <w:pPr>
+        <w:pStyle w:val="APATMA"/>
+        <w:numPr>
+          <w:ilvl w:val="0"/>
+          <w:numId w:val="14"/>
+        </w:numPr>
+      </w:pPr>
+      <w:r>
+        <w:rPr>
+          <w:b/>
+          <w:bCs/>
+        </w:rPr>
+        <w:t>Objetivo 1</w:t>
+      </w:r>
+      <w:r>
+        <w:t xml:space="preserve"> </w:t>
+      </w:r>
+      <w:r>
+        <w:rPr>
+          <w:i/>
+          <w:iCs/>
+        </w:rPr>
+        <w:t>(Funcionalidad Front-</w:t>
+      </w:r>
+      <w:proofErr w:type="spellStart"/>
+      <w:r>
+        <w:rPr>
+          <w:i/>
+          <w:iCs/>
+        </w:rPr>
+        <w:t>end</w:t>
+      </w:r>
+      <w:proofErr w:type="spellEnd"/>
+      <w:r>
+        <w:rPr>
+          <w:i/>
+          <w:iCs/>
+        </w:rPr>
+        <w:t>)</w:t>
+      </w:r>
+      <w:r>
+        <w:t>: Diseñar e implementar una interfaz web interactiva y responsiva (</w:t>
+      </w:r>
+      <w:proofErr w:type="spellStart"/>
+      <w:r>
+        <w:t>mobile-first</w:t>
+      </w:r>
+      <w:proofErr w:type="spellEnd"/>
+      <w:r>
+        <w:t xml:space="preserve">) utilizando HTML5, CSS3 y Bootstrap 5, que reduzca la fricción de navegación y cargue eficientemente en dispositivos móviles de gama media.  </w:t>
+      </w:r>
+    </w:p>
+    <w:p>
+      <w:pPr>
+        <w:pStyle w:val="APATMA"/>
+        <w:numPr>
+          <w:ilvl w:val="0"/>
+          <w:numId w:val="14"/>
+        </w:numPr>
+      </w:pPr>
+      <w:r>
+        <w:rPr>
+          <w:b/>
+          <w:bCs/>
+        </w:rPr>
+        <w:t>Objetivo 2</w:t>
+      </w:r>
+      <w:r>
+        <w:t xml:space="preserve"> </w:t>
+      </w:r>
+      <w:r>
+        <w:rPr>
+          <w:i/>
+          <w:iCs/>
+        </w:rPr>
+        <w:t>(Módulo de Geolocalización e Información)</w:t>
+      </w:r>
+      <w:r>
+        <w:t xml:space="preserve">: Desarrollar un apartado dinámico y cronológico para la gestión de ferias que centralice las ubicaciones, fechas y enlaces de Google </w:t>
+      </w:r>
+      <w:proofErr w:type="spellStart"/>
+      <w:r>
+        <w:t>Maps</w:t>
+      </w:r>
+      <w:proofErr w:type="spellEnd"/>
+      <w:r>
+        <w:t xml:space="preserve">, logrando que el 100% de los </w:t>
+      </w:r>
+      <w:r>
+        <w:lastRenderedPageBreak/>
+        <w:t xml:space="preserve">usuarios recurrentes puedan localizar el negocio de manera exacta en cualquier momento.  </w:t>
+      </w:r>
+    </w:p>
+    <w:p>
+      <w:pPr>
+        <w:pStyle w:val="APATMA"/>
+        <w:numPr>
+          <w:ilvl w:val="0"/>
+          <w:numId w:val="14"/>
+        </w:numPr>
+      </w:pPr>
+      <w:r>
+        <w:rPr>
+          <w:b/>
+          <w:bCs/>
+        </w:rPr>
+        <w:t>Objetivo 3</w:t>
+      </w:r>
+      <w:r>
+        <w:t xml:space="preserve"> </w:t>
+      </w:r>
+      <w:r>
+        <w:rPr>
+          <w:i/>
+          <w:iCs/>
+        </w:rPr>
+        <w:t>(Persistencia y Lógica Back-</w:t>
+      </w:r>
+      <w:proofErr w:type="spellStart"/>
+      <w:r>
+        <w:rPr>
+          <w:i/>
+          <w:iCs/>
+        </w:rPr>
+        <w:t>end</w:t>
+      </w:r>
+      <w:proofErr w:type="spellEnd"/>
+      <w:r>
+        <w:rPr>
+          <w:i/>
+          <w:iCs/>
+        </w:rPr>
+        <w:t>)</w:t>
+      </w:r>
+      <w:r>
+        <w:t xml:space="preserve">: Configurar un servidor web funcional empleando Node.js y Express.js, estructurando rutas GET para servir el catálogo de mochilas y rutas POST para capturar y almacenar las solicitudes de compra en archivos JSON sin depender de sistemas de bases de datos complejos.  </w:t>
+      </w:r>
+    </w:p>
+    <w:p>
+      <w:pPr>
+        <w:pStyle w:val="APATMA"/>
+        <w:numPr>
+          <w:ilvl w:val="0"/>
+          <w:numId w:val="14"/>
+        </w:numPr>
+      </w:pPr>
+      <w:r>
+        <w:rPr>
+          <w:b/>
+          <w:bCs/>
+        </w:rPr>
+        <w:t xml:space="preserve">Objetivo 4 </w:t>
+      </w:r>
+      <w:r>
+        <w:rPr>
+          <w:i/>
+          <w:iCs/>
+        </w:rPr>
+        <w:t>(Calidad y Accesibilidad)</w:t>
+      </w:r>
+      <w:r>
+        <w:t xml:space="preserve">: Garantizar un índice de accesibilidad y rendimiento web superior a 80 puntos en la evaluación de la herramienta Lighthouse (o WAVE), asegurando tipografías legibles, alto contraste y una navegación estructurada apta para usuarios con diferentes niveles de alfabetización digital.  </w:t>
+      </w:r>
+    </w:p>
+    <w:p>
+      <w:pPr>
         <w:rPr>
           <w:rFonts w:ascii="Times New Roman" w:hAnsi="Times New Roman" w:cs="Times New Roman"/>
+          <w:b/>
+          <w:bCs/>
           <w:sz w:val="24"/>
           <w:szCs w:val="24"/>
         </w:rPr>
       </w:pPr>
-    </w:p>
-    <w:p>
-      <w:pPr>
+      <w:r>
+        <w:br w:type="page"/>
+      </w:r>
+    </w:p>
+    <w:p>
+      <w:pPr>
+        <w:pStyle w:val="Ttulo3"/>
+      </w:pPr>
+      <w:bookmarkStart w:id="9" w:name="_Toc232690658"/>
+      <w:r>
+        <w:lastRenderedPageBreak/>
+        <w:t>Mapa de Empatía</w:t>
+      </w:r>
+      <w:bookmarkEnd w:id="9"/>
+    </w:p>
+    <w:p>
+      <w:pPr>
+        <w:pStyle w:val="APATMA"/>
+      </w:pPr>
+      <w:r>
+        <w:t>Este mapa sintetiza los dolores, necesidades y el entorno del usuario administrador del sistema, justificando el diseño simplificado de la plataforma.</w:t>
+      </w:r>
+    </w:p>
+    <w:p>
+      <w:pPr>
+        <w:ind w:left="708"/>
         <w:rPr>
           <w:rFonts w:ascii="Times New Roman" w:hAnsi="Times New Roman" w:cs="Times New Roman"/>
+          <w:b/>
+          <w:bCs/>
           <w:sz w:val="24"/>
           <w:szCs w:val="24"/>
-          <w:u w:val="single"/>
-        </w:rPr>
-      </w:pPr>
-    </w:p>
-    <w:p>
-      <w:pPr>
-        <w:pStyle w:val="Ttulo3"/>
-      </w:pPr>
-      <w:bookmarkStart w:id="7" w:name="_Toc232516164"/>
-      <w:r>
-        <w:t>Contexto problemático</w:t>
-      </w:r>
-      <w:bookmarkEnd w:id="7"/>
-    </w:p>
-    <w:p>
-      <w:pPr>
-        <w:pStyle w:val="Prrafodelista"/>
-        <w:spacing w:line="360" w:lineRule="auto"/>
-        <w:ind w:left="1080"/>
-        <w:jc w:val="both"/>
+        </w:rPr>
+      </w:pPr>
+      <w:r>
+        <w:rPr>
+          <w:noProof/>
+        </w:rPr>
+        <w:drawing>
+          <wp:inline distT="0" distB="0" distL="0" distR="0" wp14:anchorId="073A6A0C" wp14:editId="3BF623EF">
+            <wp:extent cx="5046784" cy="3785368"/>
+            <wp:effectExtent l="0" t="0" r="1905" b="5715"/>
+            <wp:docPr id="1122972738" name="Imagen 2"/>
+            <wp:cNvGraphicFramePr>
+              <a:graphicFrameLocks xmlns:a="http://schemas.openxmlformats.org/drawingml/2006/main" noChangeAspect="1"/>
+            </wp:cNvGraphicFramePr>
+            <a:graphic xmlns:a="http://schemas.openxmlformats.org/drawingml/2006/main">
+              <a:graphicData uri="http://schemas.openxmlformats.org/drawingml/2006/picture">
+                <pic:pic xmlns:pic="http://schemas.openxmlformats.org/drawingml/2006/picture">
+                  <pic:nvPicPr>
+                    <pic:cNvPr id="1122972738" name="Imagen 1122972738"/>
+                    <pic:cNvPicPr/>
+                  </pic:nvPicPr>
+                  <pic:blipFill>
+                    <a:blip r:embed="rId13">
+                      <a:extLst>
+                        <a:ext uri="{28A0092B-C50C-407E-A947-70E740481C1C}">
+                          <a14:useLocalDpi xmlns:a14="http://schemas.microsoft.com/office/drawing/2010/main" val="0"/>
+                        </a:ext>
+                      </a:extLst>
+                    </a:blip>
+                    <a:stretch>
+                      <a:fillRect/>
+                    </a:stretch>
+                  </pic:blipFill>
+                  <pic:spPr>
+                    <a:xfrm>
+                      <a:off x="0" y="0"/>
+                      <a:ext cx="5058365" cy="3794054"/>
+                    </a:xfrm>
+                    <a:prstGeom prst="rect">
+                      <a:avLst/>
+                    </a:prstGeom>
+                  </pic:spPr>
+                </pic:pic>
+              </a:graphicData>
+            </a:graphic>
+          </wp:inline>
+        </w:drawing>
+      </w:r>
+      <w:r>
         <w:rPr>
           <w:rFonts w:ascii="Times New Roman" w:hAnsi="Times New Roman" w:cs="Times New Roman"/>
+          <w:b/>
+          <w:bCs/>
           <w:sz w:val="24"/>
           <w:szCs w:val="24"/>
         </w:rPr>
-      </w:pPr>
-      <w:r>
-        <w:rPr>
-          <w:rFonts w:ascii="Times New Roman" w:hAnsi="Times New Roman" w:cs="Times New Roman"/>
-          <w:sz w:val="24"/>
-          <w:szCs w:val="24"/>
-        </w:rPr>
-        <w:t>Describe</w:t>
-      </w:r>
-      <w:r>
-        <w:rPr>
-          <w:rFonts w:ascii="Times New Roman" w:hAnsi="Times New Roman" w:cs="Times New Roman"/>
-          <w:sz w:val="24"/>
-          <w:szCs w:val="24"/>
-        </w:rPr>
-        <w:t xml:space="preserve"> el contexto problemático del usuario </w:t>
-      </w:r>
-      <w:r>
-        <w:rPr>
-          <w:rFonts w:ascii="Times New Roman" w:hAnsi="Times New Roman" w:cs="Times New Roman"/>
-          <w:sz w:val="24"/>
-          <w:szCs w:val="24"/>
-        </w:rPr>
-        <w:t>del espacio de socialización</w:t>
-      </w:r>
-      <w:r>
-        <w:rPr>
-          <w:rFonts w:ascii="Times New Roman" w:hAnsi="Times New Roman" w:cs="Times New Roman"/>
-          <w:sz w:val="24"/>
-          <w:szCs w:val="24"/>
-        </w:rPr>
-        <w:t xml:space="preserve">, de lo general </w:t>
-      </w:r>
-      <w:r>
-        <w:rPr>
-          <w:rFonts w:ascii="Times New Roman" w:hAnsi="Times New Roman" w:cs="Times New Roman"/>
-          <w:sz w:val="24"/>
-          <w:szCs w:val="24"/>
-        </w:rPr>
-        <w:t>a lo particular.</w:t>
-      </w:r>
-    </w:p>
-    <w:p>
-      <w:pPr>
-        <w:pStyle w:val="Ttulo3"/>
-      </w:pPr>
-      <w:bookmarkStart w:id="8" w:name="_Toc232516165"/>
-      <w:r>
-        <w:t>Definición del problema</w:t>
-      </w:r>
-      <w:bookmarkEnd w:id="8"/>
-    </w:p>
-    <w:p>
-      <w:pPr>
-        <w:pStyle w:val="Prrafodelista"/>
-        <w:spacing w:line="360" w:lineRule="auto"/>
-        <w:ind w:left="1080"/>
-        <w:jc w:val="both"/>
-        <w:rPr>
-          <w:rFonts w:ascii="Times New Roman" w:hAnsi="Times New Roman" w:cs="Times New Roman"/>
-          <w:sz w:val="24"/>
-          <w:szCs w:val="24"/>
-        </w:rPr>
-      </w:pPr>
-      <w:r>
-        <w:rPr>
-          <w:rFonts w:ascii="Times New Roman" w:hAnsi="Times New Roman" w:cs="Times New Roman"/>
-          <w:sz w:val="24"/>
-          <w:szCs w:val="24"/>
-        </w:rPr>
-        <w:t xml:space="preserve">Formula una pregunta </w:t>
-      </w:r>
-      <w:r>
-        <w:rPr>
-          <w:rFonts w:ascii="Times New Roman" w:hAnsi="Times New Roman" w:cs="Times New Roman"/>
-          <w:sz w:val="24"/>
-          <w:szCs w:val="24"/>
-        </w:rPr>
-        <w:t xml:space="preserve">reto </w:t>
-      </w:r>
-      <w:r>
-        <w:rPr>
-          <w:rFonts w:ascii="Times New Roman" w:hAnsi="Times New Roman" w:cs="Times New Roman"/>
-          <w:sz w:val="24"/>
-          <w:szCs w:val="24"/>
-        </w:rPr>
-        <w:t>que oriente la solución.</w:t>
-      </w:r>
-    </w:p>
-    <w:p>
-      <w:pPr>
-        <w:rPr>
-          <w:rFonts w:ascii="Times New Roman" w:hAnsi="Times New Roman" w:cs="Times New Roman"/>
-          <w:b/>
-          <w:bCs/>
-          <w:sz w:val="24"/>
-          <w:szCs w:val="24"/>
-        </w:rPr>
-      </w:pPr>
-      <w:r>
-        <w:rPr>
-          <w:rFonts w:ascii="Times New Roman" w:hAnsi="Times New Roman" w:cs="Times New Roman"/>
-          <w:b/>
-          <w:bCs/>
-          <w:sz w:val="24"/>
-          <w:szCs w:val="24"/>
-        </w:rPr>
         <w:br w:type="page"/>
       </w:r>
     </w:p>
@@ -3536,22 +4393,22 @@
       <w:pPr>
         <w:pStyle w:val="Ttulo1"/>
       </w:pPr>
-      <w:bookmarkStart w:id="9" w:name="_Toc232516166"/>
+      <w:bookmarkStart w:id="10" w:name="_Toc232690659"/>
       <w:r>
         <w:lastRenderedPageBreak/>
         <w:t>CAPÍTULO II</w:t>
       </w:r>
-      <w:bookmarkEnd w:id="9"/>
+      <w:bookmarkEnd w:id="10"/>
     </w:p>
     <w:p>
       <w:pPr>
         <w:pStyle w:val="Ttulo2"/>
       </w:pPr>
-      <w:bookmarkStart w:id="10" w:name="_Toc232516167"/>
+      <w:bookmarkStart w:id="11" w:name="_Toc232690660"/>
       <w:r>
         <w:t>Arquitectura y tecnologías empleadas</w:t>
       </w:r>
-      <w:bookmarkEnd w:id="10"/>
+      <w:bookmarkEnd w:id="11"/>
     </w:p>
     <w:p>
       <w:pPr>
@@ -3577,11 +4434,11 @@
       <w:pPr>
         <w:pStyle w:val="Ttulo2"/>
       </w:pPr>
-      <w:bookmarkStart w:id="11" w:name="_Toc232516168"/>
+      <w:bookmarkStart w:id="12" w:name="_Toc232690661"/>
       <w:r>
         <w:t>Descripción de funcionalidades</w:t>
       </w:r>
-      <w:bookmarkEnd w:id="11"/>
+      <w:bookmarkEnd w:id="12"/>
     </w:p>
     <w:p>
       <w:pPr>
@@ -3631,11 +4488,11 @@
       <w:pPr>
         <w:pStyle w:val="Ttulo2"/>
       </w:pPr>
-      <w:bookmarkStart w:id="12" w:name="_Toc232516169"/>
+      <w:bookmarkStart w:id="13" w:name="_Toc232690662"/>
       <w:r>
         <w:t>Buenas prácticas aplicadas</w:t>
       </w:r>
-      <w:bookmarkEnd w:id="12"/>
+      <w:bookmarkEnd w:id="13"/>
     </w:p>
     <w:p>
       <w:pPr>
@@ -3720,22 +4577,22 @@
       <w:pPr>
         <w:pStyle w:val="Ttulo1"/>
       </w:pPr>
-      <w:bookmarkStart w:id="13" w:name="_Toc232516170"/>
+      <w:bookmarkStart w:id="14" w:name="_Toc232690663"/>
       <w:r>
         <w:lastRenderedPageBreak/>
         <w:t>CAPÍTULO III</w:t>
       </w:r>
-      <w:bookmarkEnd w:id="13"/>
+      <w:bookmarkEnd w:id="14"/>
     </w:p>
     <w:p>
       <w:pPr>
         <w:pStyle w:val="Ttulo2"/>
       </w:pPr>
-      <w:bookmarkStart w:id="14" w:name="_Toc232516171"/>
+      <w:bookmarkStart w:id="15" w:name="_Toc232690664"/>
       <w:r>
         <w:t>Conclusiones y aprendizajes</w:t>
       </w:r>
-      <w:bookmarkEnd w:id="14"/>
+      <w:bookmarkEnd w:id="15"/>
     </w:p>
     <w:p>
       <w:pPr>
@@ -3793,7 +4650,7 @@
       </w:pPr>
     </w:p>
     <w:sectPr>
-      <w:headerReference w:type="default" r:id="rId13"/>
+      <w:headerReference w:type="default" r:id="rId14"/>
       <w:pgSz w:w="11906" w:h="16838"/>
       <w:pgMar w:top="1440" w:right="1440" w:bottom="1440" w:left="1440" w:header="708" w:footer="708" w:gutter="0"/>
       <w:cols w:space="708"/>
@@ -4817,6 +5674,119 @@
     </w:lvl>
   </w:abstractNum>
   <w:abstractNum w:abstractNumId="7" w15:restartNumberingAfterBreak="0">
+    <w:nsid w:val="2FC7349F"/>
+    <w:multiLevelType w:val="hybridMultilevel"/>
+    <w:tmpl w:val="113EC026"/>
+    <w:lvl w:ilvl="0" w:tplc="280A0001">
+      <w:start w:val="1"/>
+      <w:numFmt w:val="bullet"/>
+      <w:lvlText w:val=""/>
+      <w:lvlJc w:val="left"/>
+      <w:pPr>
+        <w:ind w:left="1429" w:hanging="360"/>
+      </w:pPr>
+      <w:rPr>
+        <w:rFonts w:ascii="Symbol" w:hAnsi="Symbol" w:hint="default"/>
+      </w:rPr>
+    </w:lvl>
+    <w:lvl w:ilvl="1" w:tplc="280A0003" w:tentative="1">
+      <w:start w:val="1"/>
+      <w:numFmt w:val="bullet"/>
+      <w:lvlText w:val="o"/>
+      <w:lvlJc w:val="left"/>
+      <w:pPr>
+        <w:ind w:left="2149" w:hanging="360"/>
+      </w:pPr>
+      <w:rPr>
+        <w:rFonts w:ascii="Courier New" w:hAnsi="Courier New" w:cs="Courier New" w:hint="default"/>
+      </w:rPr>
+    </w:lvl>
+    <w:lvl w:ilvl="2" w:tplc="280A0005" w:tentative="1">
+      <w:start w:val="1"/>
+      <w:numFmt w:val="bullet"/>
+      <w:lvlText w:val=""/>
+      <w:lvlJc w:val="left"/>
+      <w:pPr>
+        <w:ind w:left="2869" w:hanging="360"/>
+      </w:pPr>
+      <w:rPr>
+        <w:rFonts w:ascii="Wingdings" w:hAnsi="Wingdings" w:hint="default"/>
+      </w:rPr>
+    </w:lvl>
+    <w:lvl w:ilvl="3" w:tplc="280A0001" w:tentative="1">
+      <w:start w:val="1"/>
+      <w:numFmt w:val="bullet"/>
+      <w:lvlText w:val=""/>
+      <w:lvlJc w:val="left"/>
+      <w:pPr>
+        <w:ind w:left="3589" w:hanging="360"/>
+      </w:pPr>
+      <w:rPr>
+        <w:rFonts w:ascii="Symbol" w:hAnsi="Symbol" w:hint="default"/>
+      </w:rPr>
+    </w:lvl>
+    <w:lvl w:ilvl="4" w:tplc="280A0003" w:tentative="1">
+      <w:start w:val="1"/>
+      <w:numFmt w:val="bullet"/>
+      <w:lvlText w:val="o"/>
+      <w:lvlJc w:val="left"/>
+      <w:pPr>
+        <w:ind w:left="4309" w:hanging="360"/>
+      </w:pPr>
+      <w:rPr>
+        <w:rFonts w:ascii="Courier New" w:hAnsi="Courier New" w:cs="Courier New" w:hint="default"/>
+      </w:rPr>
+    </w:lvl>
+    <w:lvl w:ilvl="5" w:tplc="280A0005" w:tentative="1">
+      <w:start w:val="1"/>
+      <w:numFmt w:val="bullet"/>
+      <w:lvlText w:val=""/>
+      <w:lvlJc w:val="left"/>
+      <w:pPr>
+        <w:ind w:left="5029" w:hanging="360"/>
+      </w:pPr>
+      <w:rPr>
+        <w:rFonts w:ascii="Wingdings" w:hAnsi="Wingdings" w:hint="default"/>
+      </w:rPr>
+    </w:lvl>
+    <w:lvl w:ilvl="6" w:tplc="280A0001" w:tentative="1">
+      <w:start w:val="1"/>
+      <w:numFmt w:val="bullet"/>
+      <w:lvlText w:val=""/>
+      <w:lvlJc w:val="left"/>
+      <w:pPr>
+        <w:ind w:left="5749" w:hanging="360"/>
+      </w:pPr>
+      <w:rPr>
+        <w:rFonts w:ascii="Symbol" w:hAnsi="Symbol" w:hint="default"/>
+      </w:rPr>
+    </w:lvl>
+    <w:lvl w:ilvl="7" w:tplc="280A0003" w:tentative="1">
+      <w:start w:val="1"/>
+      <w:numFmt w:val="bullet"/>
+      <w:lvlText w:val="o"/>
+      <w:lvlJc w:val="left"/>
+      <w:pPr>
+        <w:ind w:left="6469" w:hanging="360"/>
+      </w:pPr>
+      <w:rPr>
+        <w:rFonts w:ascii="Courier New" w:hAnsi="Courier New" w:cs="Courier New" w:hint="default"/>
+      </w:rPr>
+    </w:lvl>
+    <w:lvl w:ilvl="8" w:tplc="280A0005" w:tentative="1">
+      <w:start w:val="1"/>
+      <w:numFmt w:val="bullet"/>
+      <w:lvlText w:val=""/>
+      <w:lvlJc w:val="left"/>
+      <w:pPr>
+        <w:ind w:left="7189" w:hanging="360"/>
+      </w:pPr>
+      <w:rPr>
+        <w:rFonts w:ascii="Wingdings" w:hAnsi="Wingdings" w:hint="default"/>
+      </w:rPr>
+    </w:lvl>
+  </w:abstractNum>
+  <w:abstractNum w:abstractNumId="8" w15:restartNumberingAfterBreak="0">
     <w:nsid w:val="3F8875BF"/>
     <w:multiLevelType w:val="hybridMultilevel"/>
     <w:tmpl w:val="CD7EFD86"/>
@@ -4929,7 +5899,7 @@
       </w:rPr>
     </w:lvl>
   </w:abstractNum>
-  <w:abstractNum w:abstractNumId="8" w15:restartNumberingAfterBreak="0">
+  <w:abstractNum w:abstractNumId="9" w15:restartNumberingAfterBreak="0">
     <w:nsid w:val="3FAA1B4C"/>
     <w:multiLevelType w:val="hybridMultilevel"/>
     <w:tmpl w:val="C2CECCDA"/>
@@ -5042,7 +6012,120 @@
       </w:rPr>
     </w:lvl>
   </w:abstractNum>
-  <w:abstractNum w:abstractNumId="9" w15:restartNumberingAfterBreak="0">
+  <w:abstractNum w:abstractNumId="10" w15:restartNumberingAfterBreak="0">
+    <w:nsid w:val="5A39774B"/>
+    <w:multiLevelType w:val="hybridMultilevel"/>
+    <w:tmpl w:val="90905EFC"/>
+    <w:lvl w:ilvl="0" w:tplc="280A0001">
+      <w:start w:val="1"/>
+      <w:numFmt w:val="bullet"/>
+      <w:lvlText w:val=""/>
+      <w:lvlJc w:val="left"/>
+      <w:pPr>
+        <w:ind w:left="1429" w:hanging="360"/>
+      </w:pPr>
+      <w:rPr>
+        <w:rFonts w:ascii="Symbol" w:hAnsi="Symbol" w:hint="default"/>
+      </w:rPr>
+    </w:lvl>
+    <w:lvl w:ilvl="1" w:tplc="280A0003" w:tentative="1">
+      <w:start w:val="1"/>
+      <w:numFmt w:val="bullet"/>
+      <w:lvlText w:val="o"/>
+      <w:lvlJc w:val="left"/>
+      <w:pPr>
+        <w:ind w:left="2149" w:hanging="360"/>
+      </w:pPr>
+      <w:rPr>
+        <w:rFonts w:ascii="Courier New" w:hAnsi="Courier New" w:cs="Courier New" w:hint="default"/>
+      </w:rPr>
+    </w:lvl>
+    <w:lvl w:ilvl="2" w:tplc="280A0005" w:tentative="1">
+      <w:start w:val="1"/>
+      <w:numFmt w:val="bullet"/>
+      <w:lvlText w:val=""/>
+      <w:lvlJc w:val="left"/>
+      <w:pPr>
+        <w:ind w:left="2869" w:hanging="360"/>
+      </w:pPr>
+      <w:rPr>
+        <w:rFonts w:ascii="Wingdings" w:hAnsi="Wingdings" w:hint="default"/>
+      </w:rPr>
+    </w:lvl>
+    <w:lvl w:ilvl="3" w:tplc="280A0001" w:tentative="1">
+      <w:start w:val="1"/>
+      <w:numFmt w:val="bullet"/>
+      <w:lvlText w:val=""/>
+      <w:lvlJc w:val="left"/>
+      <w:pPr>
+        <w:ind w:left="3589" w:hanging="360"/>
+      </w:pPr>
+      <w:rPr>
+        <w:rFonts w:ascii="Symbol" w:hAnsi="Symbol" w:hint="default"/>
+      </w:rPr>
+    </w:lvl>
+    <w:lvl w:ilvl="4" w:tplc="280A0003" w:tentative="1">
+      <w:start w:val="1"/>
+      <w:numFmt w:val="bullet"/>
+      <w:lvlText w:val="o"/>
+      <w:lvlJc w:val="left"/>
+      <w:pPr>
+        <w:ind w:left="4309" w:hanging="360"/>
+      </w:pPr>
+      <w:rPr>
+        <w:rFonts w:ascii="Courier New" w:hAnsi="Courier New" w:cs="Courier New" w:hint="default"/>
+      </w:rPr>
+    </w:lvl>
+    <w:lvl w:ilvl="5" w:tplc="280A0005" w:tentative="1">
+      <w:start w:val="1"/>
+      <w:numFmt w:val="bullet"/>
+      <w:lvlText w:val=""/>
+      <w:lvlJc w:val="left"/>
+      <w:pPr>
+        <w:ind w:left="5029" w:hanging="360"/>
+      </w:pPr>
+      <w:rPr>
+        <w:rFonts w:ascii="Wingdings" w:hAnsi="Wingdings" w:hint="default"/>
+      </w:rPr>
+    </w:lvl>
+    <w:lvl w:ilvl="6" w:tplc="280A0001" w:tentative="1">
+      <w:start w:val="1"/>
+      <w:numFmt w:val="bullet"/>
+      <w:lvlText w:val=""/>
+      <w:lvlJc w:val="left"/>
+      <w:pPr>
+        <w:ind w:left="5749" w:hanging="360"/>
+      </w:pPr>
+      <w:rPr>
+        <w:rFonts w:ascii="Symbol" w:hAnsi="Symbol" w:hint="default"/>
+      </w:rPr>
+    </w:lvl>
+    <w:lvl w:ilvl="7" w:tplc="280A0003" w:tentative="1">
+      <w:start w:val="1"/>
+      <w:numFmt w:val="bullet"/>
+      <w:lvlText w:val="o"/>
+      <w:lvlJc w:val="left"/>
+      <w:pPr>
+        <w:ind w:left="6469" w:hanging="360"/>
+      </w:pPr>
+      <w:rPr>
+        <w:rFonts w:ascii="Courier New" w:hAnsi="Courier New" w:cs="Courier New" w:hint="default"/>
+      </w:rPr>
+    </w:lvl>
+    <w:lvl w:ilvl="8" w:tplc="280A0005" w:tentative="1">
+      <w:start w:val="1"/>
+      <w:numFmt w:val="bullet"/>
+      <w:lvlText w:val=""/>
+      <w:lvlJc w:val="left"/>
+      <w:pPr>
+        <w:ind w:left="7189" w:hanging="360"/>
+      </w:pPr>
+      <w:rPr>
+        <w:rFonts w:ascii="Wingdings" w:hAnsi="Wingdings" w:hint="default"/>
+      </w:rPr>
+    </w:lvl>
+  </w:abstractNum>
+  <w:abstractNum w:abstractNumId="11" w15:restartNumberingAfterBreak="0">
     <w:nsid w:val="60530F66"/>
     <w:multiLevelType w:val="hybridMultilevel"/>
     <w:tmpl w:val="4578819A"/>
@@ -5131,7 +6214,7 @@
       </w:pPr>
     </w:lvl>
   </w:abstractNum>
-  <w:abstractNum w:abstractNumId="10" w15:restartNumberingAfterBreak="0">
+  <w:abstractNum w:abstractNumId="12" w15:restartNumberingAfterBreak="0">
     <w:nsid w:val="6B833F8B"/>
     <w:multiLevelType w:val="hybridMultilevel"/>
     <w:tmpl w:val="D6704368"/>
@@ -5244,10 +6327,10 @@
       </w:rPr>
     </w:lvl>
   </w:abstractNum>
-  <w:abstractNum w:abstractNumId="11" w15:restartNumberingAfterBreak="0">
+  <w:abstractNum w:abstractNumId="13" w15:restartNumberingAfterBreak="0">
     <w:nsid w:val="78731422"/>
     <w:multiLevelType w:val="hybridMultilevel"/>
-    <w:tmpl w:val="61BCFDDA"/>
+    <w:tmpl w:val="7526A28C"/>
     <w:lvl w:ilvl="0" w:tplc="280A0001">
       <w:start w:val="1"/>
       <w:numFmt w:val="bullet"/>
@@ -5358,7 +6441,7 @@
     </w:lvl>
   </w:abstractNum>
   <w:num w:numId="1" w16cid:durableId="414592702">
-    <w:abstractNumId w:val="7"/>
+    <w:abstractNumId w:val="8"/>
   </w:num>
   <w:num w:numId="2" w16cid:durableId="1687519117">
     <w:abstractNumId w:val="3"/>
@@ -5367,7 +6450,7 @@
     <w:abstractNumId w:val="4"/>
   </w:num>
   <w:num w:numId="4" w16cid:durableId="1615559549">
-    <w:abstractNumId w:val="9"/>
+    <w:abstractNumId w:val="11"/>
   </w:num>
   <w:num w:numId="5" w16cid:durableId="1659769566">
     <w:abstractNumId w:val="0"/>
@@ -5379,10 +6462,10 @@
     <w:abstractNumId w:val="1"/>
   </w:num>
   <w:num w:numId="8" w16cid:durableId="373235599">
-    <w:abstractNumId w:val="10"/>
+    <w:abstractNumId w:val="12"/>
   </w:num>
   <w:num w:numId="9" w16cid:durableId="1512649048">
-    <w:abstractNumId w:val="8"/>
+    <w:abstractNumId w:val="9"/>
   </w:num>
   <w:num w:numId="10" w16cid:durableId="1194416391">
     <w:abstractNumId w:val="5"/>
@@ -5391,7 +6474,13 @@
     <w:abstractNumId w:val="6"/>
   </w:num>
   <w:num w:numId="12" w16cid:durableId="12074471">
-    <w:abstractNumId w:val="11"/>
+    <w:abstractNumId w:val="13"/>
+  </w:num>
+  <w:num w:numId="13" w16cid:durableId="384303334">
+    <w:abstractNumId w:val="7"/>
+  </w:num>
+  <w:num w:numId="14" w16cid:durableId="220021683">
+    <w:abstractNumId w:val="10"/>
   </w:num>
 </w:numbering>
 </file>
@@ -5794,7 +6883,7 @@
   <w:style w:type="paragraph" w:default="1" w:styleId="Normal">
     <w:name w:val="Normal"/>
     <w:qFormat/>
-    <w:rsid w:val="00A4511C"/>
+    <w:rsid w:val="00F47A78"/>
   </w:style>
   <w:style w:type="paragraph" w:styleId="Ttulo1">
     <w:name w:val="heading 1"/>

--- a/PROYECTO FINAL/INFORME FINAL.docx
+++ b/PROYECTO FINAL/INFORME FINAL.docx
@@ -1166,7 +1166,7 @@
         </w:rPr>
         <w:fldChar w:fldCharType="separate"/>
       </w:r>
-      <w:hyperlink w:anchor="_Toc232690649" w:history="1">
+      <w:hyperlink w:anchor="_Toc232757464" w:history="1">
         <w:r>
           <w:rPr>
             <w:rStyle w:val="Hipervnculo"/>
@@ -1193,7 +1193,7 @@
             <w:noProof/>
             <w:webHidden/>
           </w:rPr>
-          <w:instrText xml:space="preserve"> PAGEREF _Toc232690649 \h </w:instrText>
+          <w:instrText xml:space="preserve"> PAGEREF _Toc232757464 \h </w:instrText>
         </w:r>
         <w:r>
           <w:rPr>
@@ -1213,7 +1213,7 @@
             <w:noProof/>
             <w:webHidden/>
           </w:rPr>
-          <w:t>3</w:t>
+          <w:t>4</w:t>
         </w:r>
         <w:r>
           <w:rPr>
@@ -1240,7 +1240,7 @@
           <w14:ligatures w14:val="standardContextual"/>
         </w:rPr>
       </w:pPr>
-      <w:hyperlink w:anchor="_Toc232690650" w:history="1">
+      <w:hyperlink w:anchor="_Toc232757465" w:history="1">
         <w:r>
           <w:rPr>
             <w:rStyle w:val="Hipervnculo"/>
@@ -1285,7 +1285,7 @@
             <w:noProof/>
             <w:webHidden/>
           </w:rPr>
-          <w:instrText xml:space="preserve"> PAGEREF _Toc232690650 \h </w:instrText>
+          <w:instrText xml:space="preserve"> PAGEREF _Toc232757465 \h </w:instrText>
         </w:r>
         <w:r>
           <w:rPr>
@@ -1305,7 +1305,7 @@
             <w:noProof/>
             <w:webHidden/>
           </w:rPr>
-          <w:t>3</w:t>
+          <w:t>4</w:t>
         </w:r>
         <w:r>
           <w:rPr>
@@ -1332,7 +1332,7 @@
           <w14:ligatures w14:val="standardContextual"/>
         </w:rPr>
       </w:pPr>
-      <w:hyperlink w:anchor="_Toc232690651" w:history="1">
+      <w:hyperlink w:anchor="_Toc232757466" w:history="1">
         <w:r>
           <w:rPr>
             <w:rStyle w:val="Hipervnculo"/>
@@ -1377,7 +1377,7 @@
             <w:noProof/>
             <w:webHidden/>
           </w:rPr>
-          <w:instrText xml:space="preserve"> PAGEREF _Toc232690651 \h </w:instrText>
+          <w:instrText xml:space="preserve"> PAGEREF _Toc232757466 \h </w:instrText>
         </w:r>
         <w:r>
           <w:rPr>
@@ -1397,7 +1397,7 @@
             <w:noProof/>
             <w:webHidden/>
           </w:rPr>
-          <w:t>3</w:t>
+          <w:t>4</w:t>
         </w:r>
         <w:r>
           <w:rPr>
@@ -1424,7 +1424,7 @@
           <w14:ligatures w14:val="standardContextual"/>
         </w:rPr>
       </w:pPr>
-      <w:hyperlink w:anchor="_Toc232690652" w:history="1">
+      <w:hyperlink w:anchor="_Toc232757467" w:history="1">
         <w:r>
           <w:rPr>
             <w:rStyle w:val="Hipervnculo"/>
@@ -1469,7 +1469,7 @@
             <w:noProof/>
             <w:webHidden/>
           </w:rPr>
-          <w:instrText xml:space="preserve"> PAGEREF _Toc232690652 \h </w:instrText>
+          <w:instrText xml:space="preserve"> PAGEREF _Toc232757467 \h </w:instrText>
         </w:r>
         <w:r>
           <w:rPr>
@@ -1489,7 +1489,7 @@
             <w:noProof/>
             <w:webHidden/>
           </w:rPr>
-          <w:t>3</w:t>
+          <w:t>4</w:t>
         </w:r>
         <w:r>
           <w:rPr>
@@ -1516,7 +1516,7 @@
           <w14:ligatures w14:val="standardContextual"/>
         </w:rPr>
       </w:pPr>
-      <w:hyperlink w:anchor="_Toc232690653" w:history="1">
+      <w:hyperlink w:anchor="_Toc232757468" w:history="1">
         <w:r>
           <w:rPr>
             <w:rStyle w:val="Hipervnculo"/>
@@ -1561,7 +1561,7 @@
             <w:noProof/>
             <w:webHidden/>
           </w:rPr>
-          <w:instrText xml:space="preserve"> PAGEREF _Toc232690653 \h </w:instrText>
+          <w:instrText xml:space="preserve"> PAGEREF _Toc232757468 \h </w:instrText>
         </w:r>
         <w:r>
           <w:rPr>
@@ -1581,7 +1581,7 @@
             <w:noProof/>
             <w:webHidden/>
           </w:rPr>
-          <w:t>6</w:t>
+          <w:t>7</w:t>
         </w:r>
         <w:r>
           <w:rPr>
@@ -1608,7 +1608,7 @@
           <w14:ligatures w14:val="standardContextual"/>
         </w:rPr>
       </w:pPr>
-      <w:hyperlink w:anchor="_Toc232690654" w:history="1">
+      <w:hyperlink w:anchor="_Toc232757469" w:history="1">
         <w:r>
           <w:rPr>
             <w:rStyle w:val="Hipervnculo"/>
@@ -1653,7 +1653,7 @@
             <w:noProof/>
             <w:webHidden/>
           </w:rPr>
-          <w:instrText xml:space="preserve"> PAGEREF _Toc232690654 \h </w:instrText>
+          <w:instrText xml:space="preserve"> PAGEREF _Toc232757469 \h </w:instrText>
         </w:r>
         <w:r>
           <w:rPr>
@@ -1673,7 +1673,7 @@
             <w:noProof/>
             <w:webHidden/>
           </w:rPr>
-          <w:t>8</w:t>
+          <w:t>9</w:t>
         </w:r>
         <w:r>
           <w:rPr>
@@ -1700,7 +1700,7 @@
           <w14:ligatures w14:val="standardContextual"/>
         </w:rPr>
       </w:pPr>
-      <w:hyperlink w:anchor="_Toc232690655" w:history="1">
+      <w:hyperlink w:anchor="_Toc232757470" w:history="1">
         <w:r>
           <w:rPr>
             <w:rStyle w:val="Hipervnculo"/>
@@ -1745,7 +1745,7 @@
             <w:noProof/>
             <w:webHidden/>
           </w:rPr>
-          <w:instrText xml:space="preserve"> PAGEREF _Toc232690655 \h </w:instrText>
+          <w:instrText xml:space="preserve"> PAGEREF _Toc232757470 \h </w:instrText>
         </w:r>
         <w:r>
           <w:rPr>
@@ -1765,7 +1765,7 @@
             <w:noProof/>
             <w:webHidden/>
           </w:rPr>
-          <w:t>8</w:t>
+          <w:t>9</w:t>
         </w:r>
         <w:r>
           <w:rPr>
@@ -1792,7 +1792,7 @@
           <w14:ligatures w14:val="standardContextual"/>
         </w:rPr>
       </w:pPr>
-      <w:hyperlink w:anchor="_Toc232690656" w:history="1">
+      <w:hyperlink w:anchor="_Toc232757471" w:history="1">
         <w:r>
           <w:rPr>
             <w:rStyle w:val="Hipervnculo"/>
@@ -1837,7 +1837,7 @@
             <w:noProof/>
             <w:webHidden/>
           </w:rPr>
-          <w:instrText xml:space="preserve"> PAGEREF _Toc232690656 \h </w:instrText>
+          <w:instrText xml:space="preserve"> PAGEREF _Toc232757471 \h </w:instrText>
         </w:r>
         <w:r>
           <w:rPr>
@@ -1857,7 +1857,7 @@
             <w:noProof/>
             <w:webHidden/>
           </w:rPr>
-          <w:t>9</w:t>
+          <w:t>10</w:t>
         </w:r>
         <w:r>
           <w:rPr>
@@ -1884,7 +1884,7 @@
           <w14:ligatures w14:val="standardContextual"/>
         </w:rPr>
       </w:pPr>
-      <w:hyperlink w:anchor="_Toc232690657" w:history="1">
+      <w:hyperlink w:anchor="_Toc232757472" w:history="1">
         <w:r>
           <w:rPr>
             <w:rStyle w:val="Hipervnculo"/>
@@ -1929,7 +1929,7 @@
             <w:noProof/>
             <w:webHidden/>
           </w:rPr>
-          <w:instrText xml:space="preserve"> PAGEREF _Toc232690657 \h </w:instrText>
+          <w:instrText xml:space="preserve"> PAGEREF _Toc232757472 \h </w:instrText>
         </w:r>
         <w:r>
           <w:rPr>
@@ -1949,7 +1949,7 @@
             <w:noProof/>
             <w:webHidden/>
           </w:rPr>
-          <w:t>9</w:t>
+          <w:t>10</w:t>
         </w:r>
         <w:r>
           <w:rPr>
@@ -1976,7 +1976,7 @@
           <w14:ligatures w14:val="standardContextual"/>
         </w:rPr>
       </w:pPr>
-      <w:hyperlink w:anchor="_Toc232690658" w:history="1">
+      <w:hyperlink w:anchor="_Toc232757473" w:history="1">
         <w:r>
           <w:rPr>
             <w:rStyle w:val="Hipervnculo"/>
@@ -2021,7 +2021,7 @@
             <w:noProof/>
             <w:webHidden/>
           </w:rPr>
-          <w:instrText xml:space="preserve"> PAGEREF _Toc232690658 \h </w:instrText>
+          <w:instrText xml:space="preserve"> PAGEREF _Toc232757473 \h </w:instrText>
         </w:r>
         <w:r>
           <w:rPr>
@@ -2041,7 +2041,7 @@
             <w:noProof/>
             <w:webHidden/>
           </w:rPr>
-          <w:t>11</w:t>
+          <w:t>12</w:t>
         </w:r>
         <w:r>
           <w:rPr>
@@ -2067,7 +2067,7 @@
           <w14:ligatures w14:val="standardContextual"/>
         </w:rPr>
       </w:pPr>
-      <w:hyperlink w:anchor="_Toc232690659" w:history="1">
+      <w:hyperlink w:anchor="_Toc232757474" w:history="1">
         <w:r>
           <w:rPr>
             <w:rStyle w:val="Hipervnculo"/>
@@ -2094,7 +2094,7 @@
             <w:noProof/>
             <w:webHidden/>
           </w:rPr>
-          <w:instrText xml:space="preserve"> PAGEREF _Toc232690659 \h </w:instrText>
+          <w:instrText xml:space="preserve"> PAGEREF _Toc232757474 \h </w:instrText>
         </w:r>
         <w:r>
           <w:rPr>
@@ -2114,7 +2114,7 @@
             <w:noProof/>
             <w:webHidden/>
           </w:rPr>
-          <w:t>12</w:t>
+          <w:t>13</w:t>
         </w:r>
         <w:r>
           <w:rPr>
@@ -2141,7 +2141,7 @@
           <w14:ligatures w14:val="standardContextual"/>
         </w:rPr>
       </w:pPr>
-      <w:hyperlink w:anchor="_Toc232690660" w:history="1">
+      <w:hyperlink w:anchor="_Toc232757475" w:history="1">
         <w:r>
           <w:rPr>
             <w:rStyle w:val="Hipervnculo"/>
@@ -2186,7 +2186,7 @@
             <w:noProof/>
             <w:webHidden/>
           </w:rPr>
-          <w:instrText xml:space="preserve"> PAGEREF _Toc232690660 \h </w:instrText>
+          <w:instrText xml:space="preserve"> PAGEREF _Toc232757475 \h </w:instrText>
         </w:r>
         <w:r>
           <w:rPr>
@@ -2206,7 +2206,7 @@
             <w:noProof/>
             <w:webHidden/>
           </w:rPr>
-          <w:t>12</w:t>
+          <w:t>13</w:t>
         </w:r>
         <w:r>
           <w:rPr>
@@ -2219,9 +2219,9 @@
     </w:p>
     <w:p>
       <w:pPr>
-        <w:pStyle w:val="TDC2"/>
+        <w:pStyle w:val="TDC3"/>
         <w:tabs>
-          <w:tab w:val="left" w:pos="720"/>
+          <w:tab w:val="left" w:pos="1200"/>
           <w:tab w:val="right" w:leader="dot" w:pos="9016"/>
         </w:tabs>
         <w:rPr>
@@ -2233,13 +2233,13 @@
           <w14:ligatures w14:val="standardContextual"/>
         </w:rPr>
       </w:pPr>
-      <w:hyperlink w:anchor="_Toc232690661" w:history="1">
+      <w:hyperlink w:anchor="_Toc232757476" w:history="1">
         <w:r>
           <w:rPr>
             <w:rStyle w:val="Hipervnculo"/>
             <w:noProof/>
           </w:rPr>
-          <w:t>4.</w:t>
+          <w:t>3.1.</w:t>
         </w:r>
         <w:r>
           <w:rPr>
@@ -2257,7 +2257,7 @@
             <w:rStyle w:val="Hipervnculo"/>
             <w:noProof/>
           </w:rPr>
-          <w:t>Descripción de funcionalidades</w:t>
+          <w:t>Diagrama Detallado de la Arquitectura Cliente – Servidor</w:t>
         </w:r>
         <w:r>
           <w:rPr>
@@ -2278,7 +2278,7 @@
             <w:noProof/>
             <w:webHidden/>
           </w:rPr>
-          <w:instrText xml:space="preserve"> PAGEREF _Toc232690661 \h </w:instrText>
+          <w:instrText xml:space="preserve"> PAGEREF _Toc232757476 \h </w:instrText>
         </w:r>
         <w:r>
           <w:rPr>
@@ -2298,7 +2298,7 @@
             <w:noProof/>
             <w:webHidden/>
           </w:rPr>
-          <w:t>12</w:t>
+          <w:t>13</w:t>
         </w:r>
         <w:r>
           <w:rPr>
@@ -2311,9 +2311,9 @@
     </w:p>
     <w:p>
       <w:pPr>
-        <w:pStyle w:val="TDC2"/>
+        <w:pStyle w:val="TDC3"/>
         <w:tabs>
-          <w:tab w:val="left" w:pos="720"/>
+          <w:tab w:val="left" w:pos="1200"/>
           <w:tab w:val="right" w:leader="dot" w:pos="9016"/>
         </w:tabs>
         <w:rPr>
@@ -2325,13 +2325,13 @@
           <w14:ligatures w14:val="standardContextual"/>
         </w:rPr>
       </w:pPr>
-      <w:hyperlink w:anchor="_Toc232690662" w:history="1">
+      <w:hyperlink w:anchor="_Toc232757477" w:history="1">
         <w:r>
           <w:rPr>
             <w:rStyle w:val="Hipervnculo"/>
             <w:noProof/>
           </w:rPr>
-          <w:t>5.</w:t>
+          <w:t>3.2.</w:t>
         </w:r>
         <w:r>
           <w:rPr>
@@ -2349,7 +2349,7 @@
             <w:rStyle w:val="Hipervnculo"/>
             <w:noProof/>
           </w:rPr>
-          <w:t>Buenas prácticas aplicadas</w:t>
+          <w:t>Justificación del Stack Tecnológico (Mobile – First y Rendimiento)</w:t>
         </w:r>
         <w:r>
           <w:rPr>
@@ -2370,7 +2370,7 @@
             <w:noProof/>
             <w:webHidden/>
           </w:rPr>
-          <w:instrText xml:space="preserve"> PAGEREF _Toc232690662 \h </w:instrText>
+          <w:instrText xml:space="preserve"> PAGEREF _Toc232757477 \h </w:instrText>
         </w:r>
         <w:r>
           <w:rPr>
@@ -2390,7 +2390,7 @@
             <w:noProof/>
             <w:webHidden/>
           </w:rPr>
-          <w:t>12</w:t>
+          <w:t>13</w:t>
         </w:r>
         <w:r>
           <w:rPr>
@@ -2403,8 +2403,9 @@
     </w:p>
     <w:p>
       <w:pPr>
-        <w:pStyle w:val="TDC1"/>
+        <w:pStyle w:val="TDC3"/>
         <w:tabs>
+          <w:tab w:val="left" w:pos="1200"/>
           <w:tab w:val="right" w:leader="dot" w:pos="9016"/>
         </w:tabs>
         <w:rPr>
@@ -2416,23 +2417,41 @@
           <w14:ligatures w14:val="standardContextual"/>
         </w:rPr>
       </w:pPr>
-      <w:hyperlink w:anchor="_Toc232690663" w:history="1">
+      <w:hyperlink w:anchor="_Toc232757478" w:history="1">
         <w:r>
           <w:rPr>
             <w:rStyle w:val="Hipervnculo"/>
             <w:noProof/>
           </w:rPr>
-          <w:t>CAPÍTULO III</w:t>
-        </w:r>
-        <w:r>
-          <w:rPr>
-            <w:noProof/>
-            <w:webHidden/>
+          <w:t>3.3.</w:t>
+        </w:r>
+        <w:r>
+          <w:rPr>
+            <w:rFonts w:asciiTheme="minorHAnsi" w:eastAsiaTheme="minorEastAsia" w:hAnsiTheme="minorHAnsi"/>
+            <w:noProof/>
+            <w:kern w:val="2"/>
+            <w:szCs w:val="24"/>
+            <w:lang w:eastAsia="es-PE"/>
+            <w14:ligatures w14:val="standardContextual"/>
           </w:rPr>
           <w:tab/>
         </w:r>
         <w:r>
           <w:rPr>
+            <w:rStyle w:val="Hipervnculo"/>
+            <w:noProof/>
+          </w:rPr>
+          <w:t>Flujo de Navegación Coherente (User Flow)</w:t>
+        </w:r>
+        <w:r>
+          <w:rPr>
+            <w:noProof/>
+            <w:webHidden/>
+          </w:rPr>
+          <w:tab/>
+        </w:r>
+        <w:r>
+          <w:rPr>
             <w:noProof/>
             <w:webHidden/>
           </w:rPr>
@@ -2443,7 +2462,7 @@
             <w:noProof/>
             <w:webHidden/>
           </w:rPr>
-          <w:instrText xml:space="preserve"> PAGEREF _Toc232690663 \h </w:instrText>
+          <w:instrText xml:space="preserve"> PAGEREF _Toc232757478 \h </w:instrText>
         </w:r>
         <w:r>
           <w:rPr>
@@ -2463,7 +2482,7 @@
             <w:noProof/>
             <w:webHidden/>
           </w:rPr>
-          <w:t>13</w:t>
+          <w:t>14</w:t>
         </w:r>
         <w:r>
           <w:rPr>
@@ -2476,9 +2495,9 @@
     </w:p>
     <w:p>
       <w:pPr>
-        <w:pStyle w:val="TDC2"/>
+        <w:pStyle w:val="TDC3"/>
         <w:tabs>
-          <w:tab w:val="left" w:pos="720"/>
+          <w:tab w:val="left" w:pos="1200"/>
           <w:tab w:val="right" w:leader="dot" w:pos="9016"/>
         </w:tabs>
         <w:rPr>
@@ -2490,13 +2509,13 @@
           <w14:ligatures w14:val="standardContextual"/>
         </w:rPr>
       </w:pPr>
-      <w:hyperlink w:anchor="_Toc232690664" w:history="1">
+      <w:hyperlink w:anchor="_Toc232757479" w:history="1">
         <w:r>
           <w:rPr>
             <w:rStyle w:val="Hipervnculo"/>
             <w:noProof/>
           </w:rPr>
-          <w:t>6.</w:t>
+          <w:t>3.4.</w:t>
         </w:r>
         <w:r>
           <w:rPr>
@@ -2514,6 +2533,1005 @@
             <w:rStyle w:val="Hipervnculo"/>
             <w:noProof/>
           </w:rPr>
+          <w:t>Especificaciones de Diseño y Accesibilidad en Wireframes</w:t>
+        </w:r>
+        <w:r>
+          <w:rPr>
+            <w:noProof/>
+            <w:webHidden/>
+          </w:rPr>
+          <w:tab/>
+        </w:r>
+        <w:r>
+          <w:rPr>
+            <w:noProof/>
+            <w:webHidden/>
+          </w:rPr>
+          <w:fldChar w:fldCharType="begin"/>
+        </w:r>
+        <w:r>
+          <w:rPr>
+            <w:noProof/>
+            <w:webHidden/>
+          </w:rPr>
+          <w:instrText xml:space="preserve"> PAGEREF _Toc232757479 \h </w:instrText>
+        </w:r>
+        <w:r>
+          <w:rPr>
+            <w:noProof/>
+            <w:webHidden/>
+          </w:rPr>
+        </w:r>
+        <w:r>
+          <w:rPr>
+            <w:noProof/>
+            <w:webHidden/>
+          </w:rPr>
+          <w:fldChar w:fldCharType="separate"/>
+        </w:r>
+        <w:r>
+          <w:rPr>
+            <w:noProof/>
+            <w:webHidden/>
+          </w:rPr>
+          <w:t>14</w:t>
+        </w:r>
+        <w:r>
+          <w:rPr>
+            <w:noProof/>
+            <w:webHidden/>
+          </w:rPr>
+          <w:fldChar w:fldCharType="end"/>
+        </w:r>
+      </w:hyperlink>
+    </w:p>
+    <w:p>
+      <w:pPr>
+        <w:pStyle w:val="TDC2"/>
+        <w:tabs>
+          <w:tab w:val="left" w:pos="720"/>
+          <w:tab w:val="right" w:leader="dot" w:pos="9016"/>
+        </w:tabs>
+        <w:rPr>
+          <w:rFonts w:asciiTheme="minorHAnsi" w:eastAsiaTheme="minorEastAsia" w:hAnsiTheme="minorHAnsi"/>
+          <w:noProof/>
+          <w:kern w:val="2"/>
+          <w:szCs w:val="24"/>
+          <w:lang w:eastAsia="es-PE"/>
+          <w14:ligatures w14:val="standardContextual"/>
+        </w:rPr>
+      </w:pPr>
+      <w:hyperlink w:anchor="_Toc232757480" w:history="1">
+        <w:r>
+          <w:rPr>
+            <w:rStyle w:val="Hipervnculo"/>
+            <w:noProof/>
+          </w:rPr>
+          <w:t>4.</w:t>
+        </w:r>
+        <w:r>
+          <w:rPr>
+            <w:rFonts w:asciiTheme="minorHAnsi" w:eastAsiaTheme="minorEastAsia" w:hAnsiTheme="minorHAnsi"/>
+            <w:noProof/>
+            <w:kern w:val="2"/>
+            <w:szCs w:val="24"/>
+            <w:lang w:eastAsia="es-PE"/>
+            <w14:ligatures w14:val="standardContextual"/>
+          </w:rPr>
+          <w:tab/>
+        </w:r>
+        <w:r>
+          <w:rPr>
+            <w:rStyle w:val="Hipervnculo"/>
+            <w:noProof/>
+          </w:rPr>
+          <w:t>Descripción de funcionalidades</w:t>
+        </w:r>
+        <w:r>
+          <w:rPr>
+            <w:noProof/>
+            <w:webHidden/>
+          </w:rPr>
+          <w:tab/>
+        </w:r>
+        <w:r>
+          <w:rPr>
+            <w:noProof/>
+            <w:webHidden/>
+          </w:rPr>
+          <w:fldChar w:fldCharType="begin"/>
+        </w:r>
+        <w:r>
+          <w:rPr>
+            <w:noProof/>
+            <w:webHidden/>
+          </w:rPr>
+          <w:instrText xml:space="preserve"> PAGEREF _Toc232757480 \h </w:instrText>
+        </w:r>
+        <w:r>
+          <w:rPr>
+            <w:noProof/>
+            <w:webHidden/>
+          </w:rPr>
+        </w:r>
+        <w:r>
+          <w:rPr>
+            <w:noProof/>
+            <w:webHidden/>
+          </w:rPr>
+          <w:fldChar w:fldCharType="separate"/>
+        </w:r>
+        <w:r>
+          <w:rPr>
+            <w:noProof/>
+            <w:webHidden/>
+          </w:rPr>
+          <w:t>14</w:t>
+        </w:r>
+        <w:r>
+          <w:rPr>
+            <w:noProof/>
+            <w:webHidden/>
+          </w:rPr>
+          <w:fldChar w:fldCharType="end"/>
+        </w:r>
+      </w:hyperlink>
+    </w:p>
+    <w:p>
+      <w:pPr>
+        <w:pStyle w:val="TDC3"/>
+        <w:tabs>
+          <w:tab w:val="left" w:pos="1200"/>
+          <w:tab w:val="right" w:leader="dot" w:pos="9016"/>
+        </w:tabs>
+        <w:rPr>
+          <w:rFonts w:asciiTheme="minorHAnsi" w:eastAsiaTheme="minorEastAsia" w:hAnsiTheme="minorHAnsi"/>
+          <w:noProof/>
+          <w:kern w:val="2"/>
+          <w:szCs w:val="24"/>
+          <w:lang w:eastAsia="es-PE"/>
+          <w14:ligatures w14:val="standardContextual"/>
+        </w:rPr>
+      </w:pPr>
+      <w:hyperlink w:anchor="_Toc232757481" w:history="1">
+        <w:r>
+          <w:rPr>
+            <w:rStyle w:val="Hipervnculo"/>
+            <w:noProof/>
+            <w:lang w:val="en-US"/>
+          </w:rPr>
+          <w:t>4.1.</w:t>
+        </w:r>
+        <w:r>
+          <w:rPr>
+            <w:rFonts w:asciiTheme="minorHAnsi" w:eastAsiaTheme="minorEastAsia" w:hAnsiTheme="minorHAnsi"/>
+            <w:noProof/>
+            <w:kern w:val="2"/>
+            <w:szCs w:val="24"/>
+            <w:lang w:eastAsia="es-PE"/>
+            <w14:ligatures w14:val="standardContextual"/>
+          </w:rPr>
+          <w:tab/>
+        </w:r>
+        <w:r>
+          <w:rPr>
+            <w:rStyle w:val="Hipervnculo"/>
+            <w:noProof/>
+            <w:lang w:val="en-US"/>
+          </w:rPr>
+          <w:t>Front – End (HTML, CSS, JS)</w:t>
+        </w:r>
+        <w:r>
+          <w:rPr>
+            <w:noProof/>
+            <w:webHidden/>
+          </w:rPr>
+          <w:tab/>
+        </w:r>
+        <w:r>
+          <w:rPr>
+            <w:noProof/>
+            <w:webHidden/>
+          </w:rPr>
+          <w:fldChar w:fldCharType="begin"/>
+        </w:r>
+        <w:r>
+          <w:rPr>
+            <w:noProof/>
+            <w:webHidden/>
+          </w:rPr>
+          <w:instrText xml:space="preserve"> PAGEREF _Toc232757481 \h </w:instrText>
+        </w:r>
+        <w:r>
+          <w:rPr>
+            <w:noProof/>
+            <w:webHidden/>
+          </w:rPr>
+        </w:r>
+        <w:r>
+          <w:rPr>
+            <w:noProof/>
+            <w:webHidden/>
+          </w:rPr>
+          <w:fldChar w:fldCharType="separate"/>
+        </w:r>
+        <w:r>
+          <w:rPr>
+            <w:noProof/>
+            <w:webHidden/>
+          </w:rPr>
+          <w:t>14</w:t>
+        </w:r>
+        <w:r>
+          <w:rPr>
+            <w:noProof/>
+            <w:webHidden/>
+          </w:rPr>
+          <w:fldChar w:fldCharType="end"/>
+        </w:r>
+      </w:hyperlink>
+    </w:p>
+    <w:p>
+      <w:pPr>
+        <w:pStyle w:val="TDC3"/>
+        <w:tabs>
+          <w:tab w:val="left" w:pos="1200"/>
+          <w:tab w:val="right" w:leader="dot" w:pos="9016"/>
+        </w:tabs>
+        <w:rPr>
+          <w:rFonts w:asciiTheme="minorHAnsi" w:eastAsiaTheme="minorEastAsia" w:hAnsiTheme="minorHAnsi"/>
+          <w:noProof/>
+          <w:kern w:val="2"/>
+          <w:szCs w:val="24"/>
+          <w:lang w:eastAsia="es-PE"/>
+          <w14:ligatures w14:val="standardContextual"/>
+        </w:rPr>
+      </w:pPr>
+      <w:hyperlink w:anchor="_Toc232757482" w:history="1">
+        <w:r>
+          <w:rPr>
+            <w:rStyle w:val="Hipervnculo"/>
+            <w:noProof/>
+            <w:lang w:val="en-US"/>
+          </w:rPr>
+          <w:t>4.2.</w:t>
+        </w:r>
+        <w:r>
+          <w:rPr>
+            <w:rFonts w:asciiTheme="minorHAnsi" w:eastAsiaTheme="minorEastAsia" w:hAnsiTheme="minorHAnsi"/>
+            <w:noProof/>
+            <w:kern w:val="2"/>
+            <w:szCs w:val="24"/>
+            <w:lang w:eastAsia="es-PE"/>
+            <w14:ligatures w14:val="standardContextual"/>
+          </w:rPr>
+          <w:tab/>
+        </w:r>
+        <w:r>
+          <w:rPr>
+            <w:rStyle w:val="Hipervnculo"/>
+            <w:noProof/>
+            <w:lang w:val="en-US"/>
+          </w:rPr>
+          <w:t>Back – End (Node.js, Express)</w:t>
+        </w:r>
+        <w:r>
+          <w:rPr>
+            <w:noProof/>
+            <w:webHidden/>
+          </w:rPr>
+          <w:tab/>
+        </w:r>
+        <w:r>
+          <w:rPr>
+            <w:noProof/>
+            <w:webHidden/>
+          </w:rPr>
+          <w:fldChar w:fldCharType="begin"/>
+        </w:r>
+        <w:r>
+          <w:rPr>
+            <w:noProof/>
+            <w:webHidden/>
+          </w:rPr>
+          <w:instrText xml:space="preserve"> PAGEREF _Toc232757482 \h </w:instrText>
+        </w:r>
+        <w:r>
+          <w:rPr>
+            <w:noProof/>
+            <w:webHidden/>
+          </w:rPr>
+        </w:r>
+        <w:r>
+          <w:rPr>
+            <w:noProof/>
+            <w:webHidden/>
+          </w:rPr>
+          <w:fldChar w:fldCharType="separate"/>
+        </w:r>
+        <w:r>
+          <w:rPr>
+            <w:noProof/>
+            <w:webHidden/>
+          </w:rPr>
+          <w:t>14</w:t>
+        </w:r>
+        <w:r>
+          <w:rPr>
+            <w:noProof/>
+            <w:webHidden/>
+          </w:rPr>
+          <w:fldChar w:fldCharType="end"/>
+        </w:r>
+      </w:hyperlink>
+    </w:p>
+    <w:p>
+      <w:pPr>
+        <w:pStyle w:val="TDC3"/>
+        <w:tabs>
+          <w:tab w:val="left" w:pos="1200"/>
+          <w:tab w:val="right" w:leader="dot" w:pos="9016"/>
+        </w:tabs>
+        <w:rPr>
+          <w:rFonts w:asciiTheme="minorHAnsi" w:eastAsiaTheme="minorEastAsia" w:hAnsiTheme="minorHAnsi"/>
+          <w:noProof/>
+          <w:kern w:val="2"/>
+          <w:szCs w:val="24"/>
+          <w:lang w:eastAsia="es-PE"/>
+          <w14:ligatures w14:val="standardContextual"/>
+        </w:rPr>
+      </w:pPr>
+      <w:hyperlink w:anchor="_Toc232757483" w:history="1">
+        <w:r>
+          <w:rPr>
+            <w:rStyle w:val="Hipervnculo"/>
+            <w:noProof/>
+            <w:lang w:val="en-US"/>
+          </w:rPr>
+          <w:t>4.3.</w:t>
+        </w:r>
+        <w:r>
+          <w:rPr>
+            <w:rFonts w:asciiTheme="minorHAnsi" w:eastAsiaTheme="minorEastAsia" w:hAnsiTheme="minorHAnsi"/>
+            <w:noProof/>
+            <w:kern w:val="2"/>
+            <w:szCs w:val="24"/>
+            <w:lang w:eastAsia="es-PE"/>
+            <w14:ligatures w14:val="standardContextual"/>
+          </w:rPr>
+          <w:tab/>
+        </w:r>
+        <w:r>
+          <w:rPr>
+            <w:rStyle w:val="Hipervnculo"/>
+            <w:noProof/>
+            <w:lang w:val="en-US"/>
+          </w:rPr>
+          <w:t>Características implementadas</w:t>
+        </w:r>
+        <w:r>
+          <w:rPr>
+            <w:noProof/>
+            <w:webHidden/>
+          </w:rPr>
+          <w:tab/>
+        </w:r>
+        <w:r>
+          <w:rPr>
+            <w:noProof/>
+            <w:webHidden/>
+          </w:rPr>
+          <w:fldChar w:fldCharType="begin"/>
+        </w:r>
+        <w:r>
+          <w:rPr>
+            <w:noProof/>
+            <w:webHidden/>
+          </w:rPr>
+          <w:instrText xml:space="preserve"> PAGEREF _Toc232757483 \h </w:instrText>
+        </w:r>
+        <w:r>
+          <w:rPr>
+            <w:noProof/>
+            <w:webHidden/>
+          </w:rPr>
+        </w:r>
+        <w:r>
+          <w:rPr>
+            <w:noProof/>
+            <w:webHidden/>
+          </w:rPr>
+          <w:fldChar w:fldCharType="separate"/>
+        </w:r>
+        <w:r>
+          <w:rPr>
+            <w:noProof/>
+            <w:webHidden/>
+          </w:rPr>
+          <w:t>14</w:t>
+        </w:r>
+        <w:r>
+          <w:rPr>
+            <w:noProof/>
+            <w:webHidden/>
+          </w:rPr>
+          <w:fldChar w:fldCharType="end"/>
+        </w:r>
+      </w:hyperlink>
+    </w:p>
+    <w:p>
+      <w:pPr>
+        <w:pStyle w:val="TDC2"/>
+        <w:tabs>
+          <w:tab w:val="left" w:pos="720"/>
+          <w:tab w:val="right" w:leader="dot" w:pos="9016"/>
+        </w:tabs>
+        <w:rPr>
+          <w:rFonts w:asciiTheme="minorHAnsi" w:eastAsiaTheme="minorEastAsia" w:hAnsiTheme="minorHAnsi"/>
+          <w:noProof/>
+          <w:kern w:val="2"/>
+          <w:szCs w:val="24"/>
+          <w:lang w:eastAsia="es-PE"/>
+          <w14:ligatures w14:val="standardContextual"/>
+        </w:rPr>
+      </w:pPr>
+      <w:hyperlink w:anchor="_Toc232757484" w:history="1">
+        <w:r>
+          <w:rPr>
+            <w:rStyle w:val="Hipervnculo"/>
+            <w:noProof/>
+          </w:rPr>
+          <w:t>5.</w:t>
+        </w:r>
+        <w:r>
+          <w:rPr>
+            <w:rFonts w:asciiTheme="minorHAnsi" w:eastAsiaTheme="minorEastAsia" w:hAnsiTheme="minorHAnsi"/>
+            <w:noProof/>
+            <w:kern w:val="2"/>
+            <w:szCs w:val="24"/>
+            <w:lang w:eastAsia="es-PE"/>
+            <w14:ligatures w14:val="standardContextual"/>
+          </w:rPr>
+          <w:tab/>
+        </w:r>
+        <w:r>
+          <w:rPr>
+            <w:rStyle w:val="Hipervnculo"/>
+            <w:noProof/>
+          </w:rPr>
+          <w:t>Buenas prácticas aplicadas</w:t>
+        </w:r>
+        <w:r>
+          <w:rPr>
+            <w:noProof/>
+            <w:webHidden/>
+          </w:rPr>
+          <w:tab/>
+        </w:r>
+        <w:r>
+          <w:rPr>
+            <w:noProof/>
+            <w:webHidden/>
+          </w:rPr>
+          <w:fldChar w:fldCharType="begin"/>
+        </w:r>
+        <w:r>
+          <w:rPr>
+            <w:noProof/>
+            <w:webHidden/>
+          </w:rPr>
+          <w:instrText xml:space="preserve"> PAGEREF _Toc232757484 \h </w:instrText>
+        </w:r>
+        <w:r>
+          <w:rPr>
+            <w:noProof/>
+            <w:webHidden/>
+          </w:rPr>
+        </w:r>
+        <w:r>
+          <w:rPr>
+            <w:noProof/>
+            <w:webHidden/>
+          </w:rPr>
+          <w:fldChar w:fldCharType="separate"/>
+        </w:r>
+        <w:r>
+          <w:rPr>
+            <w:noProof/>
+            <w:webHidden/>
+          </w:rPr>
+          <w:t>14</w:t>
+        </w:r>
+        <w:r>
+          <w:rPr>
+            <w:noProof/>
+            <w:webHidden/>
+          </w:rPr>
+          <w:fldChar w:fldCharType="end"/>
+        </w:r>
+      </w:hyperlink>
+    </w:p>
+    <w:p>
+      <w:pPr>
+        <w:pStyle w:val="TDC3"/>
+        <w:tabs>
+          <w:tab w:val="left" w:pos="1200"/>
+          <w:tab w:val="right" w:leader="dot" w:pos="9016"/>
+        </w:tabs>
+        <w:rPr>
+          <w:rFonts w:asciiTheme="minorHAnsi" w:eastAsiaTheme="minorEastAsia" w:hAnsiTheme="minorHAnsi"/>
+          <w:noProof/>
+          <w:kern w:val="2"/>
+          <w:szCs w:val="24"/>
+          <w:lang w:eastAsia="es-PE"/>
+          <w14:ligatures w14:val="standardContextual"/>
+        </w:rPr>
+      </w:pPr>
+      <w:hyperlink w:anchor="_Toc232757485" w:history="1">
+        <w:r>
+          <w:rPr>
+            <w:rStyle w:val="Hipervnculo"/>
+            <w:noProof/>
+          </w:rPr>
+          <w:t>5.1.</w:t>
+        </w:r>
+        <w:r>
+          <w:rPr>
+            <w:rFonts w:asciiTheme="minorHAnsi" w:eastAsiaTheme="minorEastAsia" w:hAnsiTheme="minorHAnsi"/>
+            <w:noProof/>
+            <w:kern w:val="2"/>
+            <w:szCs w:val="24"/>
+            <w:lang w:eastAsia="es-PE"/>
+            <w14:ligatures w14:val="standardContextual"/>
+          </w:rPr>
+          <w:tab/>
+        </w:r>
+        <w:r>
+          <w:rPr>
+            <w:rStyle w:val="Hipervnculo"/>
+            <w:noProof/>
+          </w:rPr>
+          <w:t>Accesibilidad</w:t>
+        </w:r>
+        <w:r>
+          <w:rPr>
+            <w:noProof/>
+            <w:webHidden/>
+          </w:rPr>
+          <w:tab/>
+        </w:r>
+        <w:r>
+          <w:rPr>
+            <w:noProof/>
+            <w:webHidden/>
+          </w:rPr>
+          <w:fldChar w:fldCharType="begin"/>
+        </w:r>
+        <w:r>
+          <w:rPr>
+            <w:noProof/>
+            <w:webHidden/>
+          </w:rPr>
+          <w:instrText xml:space="preserve"> PAGEREF _Toc232757485 \h </w:instrText>
+        </w:r>
+        <w:r>
+          <w:rPr>
+            <w:noProof/>
+            <w:webHidden/>
+          </w:rPr>
+        </w:r>
+        <w:r>
+          <w:rPr>
+            <w:noProof/>
+            <w:webHidden/>
+          </w:rPr>
+          <w:fldChar w:fldCharType="separate"/>
+        </w:r>
+        <w:r>
+          <w:rPr>
+            <w:noProof/>
+            <w:webHidden/>
+          </w:rPr>
+          <w:t>14</w:t>
+        </w:r>
+        <w:r>
+          <w:rPr>
+            <w:noProof/>
+            <w:webHidden/>
+          </w:rPr>
+          <w:fldChar w:fldCharType="end"/>
+        </w:r>
+      </w:hyperlink>
+    </w:p>
+    <w:p>
+      <w:pPr>
+        <w:pStyle w:val="TDC3"/>
+        <w:tabs>
+          <w:tab w:val="left" w:pos="1200"/>
+          <w:tab w:val="right" w:leader="dot" w:pos="9016"/>
+        </w:tabs>
+        <w:rPr>
+          <w:rFonts w:asciiTheme="minorHAnsi" w:eastAsiaTheme="minorEastAsia" w:hAnsiTheme="minorHAnsi"/>
+          <w:noProof/>
+          <w:kern w:val="2"/>
+          <w:szCs w:val="24"/>
+          <w:lang w:eastAsia="es-PE"/>
+          <w14:ligatures w14:val="standardContextual"/>
+        </w:rPr>
+      </w:pPr>
+      <w:hyperlink w:anchor="_Toc232757486" w:history="1">
+        <w:r>
+          <w:rPr>
+            <w:rStyle w:val="Hipervnculo"/>
+            <w:noProof/>
+          </w:rPr>
+          <w:t>5.2.</w:t>
+        </w:r>
+        <w:r>
+          <w:rPr>
+            <w:rFonts w:asciiTheme="minorHAnsi" w:eastAsiaTheme="minorEastAsia" w:hAnsiTheme="minorHAnsi"/>
+            <w:noProof/>
+            <w:kern w:val="2"/>
+            <w:szCs w:val="24"/>
+            <w:lang w:eastAsia="es-PE"/>
+            <w14:ligatures w14:val="standardContextual"/>
+          </w:rPr>
+          <w:tab/>
+        </w:r>
+        <w:r>
+          <w:rPr>
+            <w:rStyle w:val="Hipervnculo"/>
+            <w:noProof/>
+          </w:rPr>
+          <w:t>Privacidad</w:t>
+        </w:r>
+        <w:r>
+          <w:rPr>
+            <w:noProof/>
+            <w:webHidden/>
+          </w:rPr>
+          <w:tab/>
+        </w:r>
+        <w:r>
+          <w:rPr>
+            <w:noProof/>
+            <w:webHidden/>
+          </w:rPr>
+          <w:fldChar w:fldCharType="begin"/>
+        </w:r>
+        <w:r>
+          <w:rPr>
+            <w:noProof/>
+            <w:webHidden/>
+          </w:rPr>
+          <w:instrText xml:space="preserve"> PAGEREF _Toc232757486 \h </w:instrText>
+        </w:r>
+        <w:r>
+          <w:rPr>
+            <w:noProof/>
+            <w:webHidden/>
+          </w:rPr>
+        </w:r>
+        <w:r>
+          <w:rPr>
+            <w:noProof/>
+            <w:webHidden/>
+          </w:rPr>
+          <w:fldChar w:fldCharType="separate"/>
+        </w:r>
+        <w:r>
+          <w:rPr>
+            <w:noProof/>
+            <w:webHidden/>
+          </w:rPr>
+          <w:t>14</w:t>
+        </w:r>
+        <w:r>
+          <w:rPr>
+            <w:noProof/>
+            <w:webHidden/>
+          </w:rPr>
+          <w:fldChar w:fldCharType="end"/>
+        </w:r>
+      </w:hyperlink>
+    </w:p>
+    <w:p>
+      <w:pPr>
+        <w:pStyle w:val="TDC3"/>
+        <w:tabs>
+          <w:tab w:val="left" w:pos="1200"/>
+          <w:tab w:val="right" w:leader="dot" w:pos="9016"/>
+        </w:tabs>
+        <w:rPr>
+          <w:rFonts w:asciiTheme="minorHAnsi" w:eastAsiaTheme="minorEastAsia" w:hAnsiTheme="minorHAnsi"/>
+          <w:noProof/>
+          <w:kern w:val="2"/>
+          <w:szCs w:val="24"/>
+          <w:lang w:eastAsia="es-PE"/>
+          <w14:ligatures w14:val="standardContextual"/>
+        </w:rPr>
+      </w:pPr>
+      <w:hyperlink w:anchor="_Toc232757487" w:history="1">
+        <w:r>
+          <w:rPr>
+            <w:rStyle w:val="Hipervnculo"/>
+            <w:noProof/>
+          </w:rPr>
+          <w:t>5.3.</w:t>
+        </w:r>
+        <w:r>
+          <w:rPr>
+            <w:rFonts w:asciiTheme="minorHAnsi" w:eastAsiaTheme="minorEastAsia" w:hAnsiTheme="minorHAnsi"/>
+            <w:noProof/>
+            <w:kern w:val="2"/>
+            <w:szCs w:val="24"/>
+            <w:lang w:eastAsia="es-PE"/>
+            <w14:ligatures w14:val="standardContextual"/>
+          </w:rPr>
+          <w:tab/>
+        </w:r>
+        <w:r>
+          <w:rPr>
+            <w:rStyle w:val="Hipervnculo"/>
+            <w:noProof/>
+          </w:rPr>
+          <w:t>Diseño Responsivo</w:t>
+        </w:r>
+        <w:r>
+          <w:rPr>
+            <w:noProof/>
+            <w:webHidden/>
+          </w:rPr>
+          <w:tab/>
+        </w:r>
+        <w:r>
+          <w:rPr>
+            <w:noProof/>
+            <w:webHidden/>
+          </w:rPr>
+          <w:fldChar w:fldCharType="begin"/>
+        </w:r>
+        <w:r>
+          <w:rPr>
+            <w:noProof/>
+            <w:webHidden/>
+          </w:rPr>
+          <w:instrText xml:space="preserve"> PAGEREF _Toc232757487 \h </w:instrText>
+        </w:r>
+        <w:r>
+          <w:rPr>
+            <w:noProof/>
+            <w:webHidden/>
+          </w:rPr>
+        </w:r>
+        <w:r>
+          <w:rPr>
+            <w:noProof/>
+            <w:webHidden/>
+          </w:rPr>
+          <w:fldChar w:fldCharType="separate"/>
+        </w:r>
+        <w:r>
+          <w:rPr>
+            <w:noProof/>
+            <w:webHidden/>
+          </w:rPr>
+          <w:t>15</w:t>
+        </w:r>
+        <w:r>
+          <w:rPr>
+            <w:noProof/>
+            <w:webHidden/>
+          </w:rPr>
+          <w:fldChar w:fldCharType="end"/>
+        </w:r>
+      </w:hyperlink>
+    </w:p>
+    <w:p>
+      <w:pPr>
+        <w:pStyle w:val="TDC3"/>
+        <w:tabs>
+          <w:tab w:val="left" w:pos="1200"/>
+          <w:tab w:val="right" w:leader="dot" w:pos="9016"/>
+        </w:tabs>
+        <w:rPr>
+          <w:rFonts w:asciiTheme="minorHAnsi" w:eastAsiaTheme="minorEastAsia" w:hAnsiTheme="minorHAnsi"/>
+          <w:noProof/>
+          <w:kern w:val="2"/>
+          <w:szCs w:val="24"/>
+          <w:lang w:eastAsia="es-PE"/>
+          <w14:ligatures w14:val="standardContextual"/>
+        </w:rPr>
+      </w:pPr>
+      <w:hyperlink w:anchor="_Toc232757488" w:history="1">
+        <w:r>
+          <w:rPr>
+            <w:rStyle w:val="Hipervnculo"/>
+            <w:noProof/>
+          </w:rPr>
+          <w:t>5.4.</w:t>
+        </w:r>
+        <w:r>
+          <w:rPr>
+            <w:rFonts w:asciiTheme="minorHAnsi" w:eastAsiaTheme="minorEastAsia" w:hAnsiTheme="minorHAnsi"/>
+            <w:noProof/>
+            <w:kern w:val="2"/>
+            <w:szCs w:val="24"/>
+            <w:lang w:eastAsia="es-PE"/>
+            <w14:ligatures w14:val="standardContextual"/>
+          </w:rPr>
+          <w:tab/>
+        </w:r>
+        <w:r>
+          <w:rPr>
+            <w:rStyle w:val="Hipervnculo"/>
+            <w:noProof/>
+          </w:rPr>
+          <w:t>Resultados de Validación con Usuarios</w:t>
+        </w:r>
+        <w:r>
+          <w:rPr>
+            <w:noProof/>
+            <w:webHidden/>
+          </w:rPr>
+          <w:tab/>
+        </w:r>
+        <w:r>
+          <w:rPr>
+            <w:noProof/>
+            <w:webHidden/>
+          </w:rPr>
+          <w:fldChar w:fldCharType="begin"/>
+        </w:r>
+        <w:r>
+          <w:rPr>
+            <w:noProof/>
+            <w:webHidden/>
+          </w:rPr>
+          <w:instrText xml:space="preserve"> PAGEREF _Toc232757488 \h </w:instrText>
+        </w:r>
+        <w:r>
+          <w:rPr>
+            <w:noProof/>
+            <w:webHidden/>
+          </w:rPr>
+        </w:r>
+        <w:r>
+          <w:rPr>
+            <w:noProof/>
+            <w:webHidden/>
+          </w:rPr>
+          <w:fldChar w:fldCharType="separate"/>
+        </w:r>
+        <w:r>
+          <w:rPr>
+            <w:noProof/>
+            <w:webHidden/>
+          </w:rPr>
+          <w:t>15</w:t>
+        </w:r>
+        <w:r>
+          <w:rPr>
+            <w:noProof/>
+            <w:webHidden/>
+          </w:rPr>
+          <w:fldChar w:fldCharType="end"/>
+        </w:r>
+      </w:hyperlink>
+    </w:p>
+    <w:p>
+      <w:pPr>
+        <w:pStyle w:val="TDC1"/>
+        <w:tabs>
+          <w:tab w:val="right" w:leader="dot" w:pos="9016"/>
+        </w:tabs>
+        <w:rPr>
+          <w:rFonts w:asciiTheme="minorHAnsi" w:eastAsiaTheme="minorEastAsia" w:hAnsiTheme="minorHAnsi"/>
+          <w:noProof/>
+          <w:kern w:val="2"/>
+          <w:szCs w:val="24"/>
+          <w:lang w:eastAsia="es-PE"/>
+          <w14:ligatures w14:val="standardContextual"/>
+        </w:rPr>
+      </w:pPr>
+      <w:hyperlink w:anchor="_Toc232757489" w:history="1">
+        <w:r>
+          <w:rPr>
+            <w:rStyle w:val="Hipervnculo"/>
+            <w:noProof/>
+          </w:rPr>
+          <w:t>CAPÍTULO III</w:t>
+        </w:r>
+        <w:r>
+          <w:rPr>
+            <w:noProof/>
+            <w:webHidden/>
+          </w:rPr>
+          <w:tab/>
+        </w:r>
+        <w:r>
+          <w:rPr>
+            <w:noProof/>
+            <w:webHidden/>
+          </w:rPr>
+          <w:fldChar w:fldCharType="begin"/>
+        </w:r>
+        <w:r>
+          <w:rPr>
+            <w:noProof/>
+            <w:webHidden/>
+          </w:rPr>
+          <w:instrText xml:space="preserve"> PAGEREF _Toc232757489 \h </w:instrText>
+        </w:r>
+        <w:r>
+          <w:rPr>
+            <w:noProof/>
+            <w:webHidden/>
+          </w:rPr>
+        </w:r>
+        <w:r>
+          <w:rPr>
+            <w:noProof/>
+            <w:webHidden/>
+          </w:rPr>
+          <w:fldChar w:fldCharType="separate"/>
+        </w:r>
+        <w:r>
+          <w:rPr>
+            <w:noProof/>
+            <w:webHidden/>
+          </w:rPr>
+          <w:t>16</w:t>
+        </w:r>
+        <w:r>
+          <w:rPr>
+            <w:noProof/>
+            <w:webHidden/>
+          </w:rPr>
+          <w:fldChar w:fldCharType="end"/>
+        </w:r>
+      </w:hyperlink>
+    </w:p>
+    <w:p>
+      <w:pPr>
+        <w:pStyle w:val="TDC2"/>
+        <w:tabs>
+          <w:tab w:val="left" w:pos="720"/>
+          <w:tab w:val="right" w:leader="dot" w:pos="9016"/>
+        </w:tabs>
+        <w:rPr>
+          <w:rFonts w:asciiTheme="minorHAnsi" w:eastAsiaTheme="minorEastAsia" w:hAnsiTheme="minorHAnsi"/>
+          <w:noProof/>
+          <w:kern w:val="2"/>
+          <w:szCs w:val="24"/>
+          <w:lang w:eastAsia="es-PE"/>
+          <w14:ligatures w14:val="standardContextual"/>
+        </w:rPr>
+      </w:pPr>
+      <w:hyperlink w:anchor="_Toc232757490" w:history="1">
+        <w:r>
+          <w:rPr>
+            <w:rStyle w:val="Hipervnculo"/>
+            <w:noProof/>
+          </w:rPr>
+          <w:t>6.</w:t>
+        </w:r>
+        <w:r>
+          <w:rPr>
+            <w:rFonts w:asciiTheme="minorHAnsi" w:eastAsiaTheme="minorEastAsia" w:hAnsiTheme="minorHAnsi"/>
+            <w:noProof/>
+            <w:kern w:val="2"/>
+            <w:szCs w:val="24"/>
+            <w:lang w:eastAsia="es-PE"/>
+            <w14:ligatures w14:val="standardContextual"/>
+          </w:rPr>
+          <w:tab/>
+        </w:r>
+        <w:r>
+          <w:rPr>
+            <w:rStyle w:val="Hipervnculo"/>
+            <w:noProof/>
+          </w:rPr>
           <w:t>Conclusiones y aprendizajes</w:t>
         </w:r>
         <w:r>
@@ -2535,7 +3553,7 @@
             <w:noProof/>
             <w:webHidden/>
           </w:rPr>
-          <w:instrText xml:space="preserve"> PAGEREF _Toc232690664 \h </w:instrText>
+          <w:instrText xml:space="preserve"> PAGEREF _Toc232757490 \h </w:instrText>
         </w:r>
         <w:r>
           <w:rPr>
@@ -2555,7 +3573,375 @@
             <w:noProof/>
             <w:webHidden/>
           </w:rPr>
-          <w:t>13</w:t>
+          <w:t>16</w:t>
+        </w:r>
+        <w:r>
+          <w:rPr>
+            <w:noProof/>
+            <w:webHidden/>
+          </w:rPr>
+          <w:fldChar w:fldCharType="end"/>
+        </w:r>
+      </w:hyperlink>
+    </w:p>
+    <w:p>
+      <w:pPr>
+        <w:pStyle w:val="TDC3"/>
+        <w:tabs>
+          <w:tab w:val="left" w:pos="1200"/>
+          <w:tab w:val="right" w:leader="dot" w:pos="9016"/>
+        </w:tabs>
+        <w:rPr>
+          <w:rFonts w:asciiTheme="minorHAnsi" w:eastAsiaTheme="minorEastAsia" w:hAnsiTheme="minorHAnsi"/>
+          <w:noProof/>
+          <w:kern w:val="2"/>
+          <w:szCs w:val="24"/>
+          <w:lang w:eastAsia="es-PE"/>
+          <w14:ligatures w14:val="standardContextual"/>
+        </w:rPr>
+      </w:pPr>
+      <w:hyperlink w:anchor="_Toc232757491" w:history="1">
+        <w:r>
+          <w:rPr>
+            <w:rStyle w:val="Hipervnculo"/>
+            <w:noProof/>
+          </w:rPr>
+          <w:t>6.1.</w:t>
+        </w:r>
+        <w:r>
+          <w:rPr>
+            <w:rFonts w:asciiTheme="minorHAnsi" w:eastAsiaTheme="minorEastAsia" w:hAnsiTheme="minorHAnsi"/>
+            <w:noProof/>
+            <w:kern w:val="2"/>
+            <w:szCs w:val="24"/>
+            <w:lang w:eastAsia="es-PE"/>
+            <w14:ligatures w14:val="standardContextual"/>
+          </w:rPr>
+          <w:tab/>
+        </w:r>
+        <w:r>
+          <w:rPr>
+            <w:rStyle w:val="Hipervnculo"/>
+            <w:noProof/>
+          </w:rPr>
+          <w:t>Reflexión técnica</w:t>
+        </w:r>
+        <w:r>
+          <w:rPr>
+            <w:noProof/>
+            <w:webHidden/>
+          </w:rPr>
+          <w:tab/>
+        </w:r>
+        <w:r>
+          <w:rPr>
+            <w:noProof/>
+            <w:webHidden/>
+          </w:rPr>
+          <w:fldChar w:fldCharType="begin"/>
+        </w:r>
+        <w:r>
+          <w:rPr>
+            <w:noProof/>
+            <w:webHidden/>
+          </w:rPr>
+          <w:instrText xml:space="preserve"> PAGEREF _Toc232757491 \h </w:instrText>
+        </w:r>
+        <w:r>
+          <w:rPr>
+            <w:noProof/>
+            <w:webHidden/>
+          </w:rPr>
+        </w:r>
+        <w:r>
+          <w:rPr>
+            <w:noProof/>
+            <w:webHidden/>
+          </w:rPr>
+          <w:fldChar w:fldCharType="separate"/>
+        </w:r>
+        <w:r>
+          <w:rPr>
+            <w:noProof/>
+            <w:webHidden/>
+          </w:rPr>
+          <w:t>16</w:t>
+        </w:r>
+        <w:r>
+          <w:rPr>
+            <w:noProof/>
+            <w:webHidden/>
+          </w:rPr>
+          <w:fldChar w:fldCharType="end"/>
+        </w:r>
+      </w:hyperlink>
+    </w:p>
+    <w:p>
+      <w:pPr>
+        <w:pStyle w:val="TDC3"/>
+        <w:tabs>
+          <w:tab w:val="left" w:pos="1200"/>
+          <w:tab w:val="right" w:leader="dot" w:pos="9016"/>
+        </w:tabs>
+        <w:rPr>
+          <w:rFonts w:asciiTheme="minorHAnsi" w:eastAsiaTheme="minorEastAsia" w:hAnsiTheme="minorHAnsi"/>
+          <w:noProof/>
+          <w:kern w:val="2"/>
+          <w:szCs w:val="24"/>
+          <w:lang w:eastAsia="es-PE"/>
+          <w14:ligatures w14:val="standardContextual"/>
+        </w:rPr>
+      </w:pPr>
+      <w:hyperlink w:anchor="_Toc232757492" w:history="1">
+        <w:r>
+          <w:rPr>
+            <w:rStyle w:val="Hipervnculo"/>
+            <w:noProof/>
+          </w:rPr>
+          <w:t>6.2.</w:t>
+        </w:r>
+        <w:r>
+          <w:rPr>
+            <w:rFonts w:asciiTheme="minorHAnsi" w:eastAsiaTheme="minorEastAsia" w:hAnsiTheme="minorHAnsi"/>
+            <w:noProof/>
+            <w:kern w:val="2"/>
+            <w:szCs w:val="24"/>
+            <w:lang w:eastAsia="es-PE"/>
+            <w14:ligatures w14:val="standardContextual"/>
+          </w:rPr>
+          <w:tab/>
+        </w:r>
+        <w:r>
+          <w:rPr>
+            <w:rStyle w:val="Hipervnculo"/>
+            <w:noProof/>
+          </w:rPr>
+          <w:t>Impacto Social</w:t>
+        </w:r>
+        <w:r>
+          <w:rPr>
+            <w:noProof/>
+            <w:webHidden/>
+          </w:rPr>
+          <w:tab/>
+        </w:r>
+        <w:r>
+          <w:rPr>
+            <w:noProof/>
+            <w:webHidden/>
+          </w:rPr>
+          <w:fldChar w:fldCharType="begin"/>
+        </w:r>
+        <w:r>
+          <w:rPr>
+            <w:noProof/>
+            <w:webHidden/>
+          </w:rPr>
+          <w:instrText xml:space="preserve"> PAGEREF _Toc232757492 \h </w:instrText>
+        </w:r>
+        <w:r>
+          <w:rPr>
+            <w:noProof/>
+            <w:webHidden/>
+          </w:rPr>
+        </w:r>
+        <w:r>
+          <w:rPr>
+            <w:noProof/>
+            <w:webHidden/>
+          </w:rPr>
+          <w:fldChar w:fldCharType="separate"/>
+        </w:r>
+        <w:r>
+          <w:rPr>
+            <w:noProof/>
+            <w:webHidden/>
+          </w:rPr>
+          <w:t>16</w:t>
+        </w:r>
+        <w:r>
+          <w:rPr>
+            <w:noProof/>
+            <w:webHidden/>
+          </w:rPr>
+          <w:fldChar w:fldCharType="end"/>
+        </w:r>
+      </w:hyperlink>
+    </w:p>
+    <w:p>
+      <w:pPr>
+        <w:pStyle w:val="TDC3"/>
+        <w:tabs>
+          <w:tab w:val="left" w:pos="1200"/>
+          <w:tab w:val="right" w:leader="dot" w:pos="9016"/>
+        </w:tabs>
+        <w:rPr>
+          <w:rFonts w:asciiTheme="minorHAnsi" w:eastAsiaTheme="minorEastAsia" w:hAnsiTheme="minorHAnsi"/>
+          <w:noProof/>
+          <w:kern w:val="2"/>
+          <w:szCs w:val="24"/>
+          <w:lang w:eastAsia="es-PE"/>
+          <w14:ligatures w14:val="standardContextual"/>
+        </w:rPr>
+      </w:pPr>
+      <w:hyperlink w:anchor="_Toc232757493" w:history="1">
+        <w:r>
+          <w:rPr>
+            <w:rStyle w:val="Hipervnculo"/>
+            <w:noProof/>
+          </w:rPr>
+          <w:t>6.3.</w:t>
+        </w:r>
+        <w:r>
+          <w:rPr>
+            <w:rFonts w:asciiTheme="minorHAnsi" w:eastAsiaTheme="minorEastAsia" w:hAnsiTheme="minorHAnsi"/>
+            <w:noProof/>
+            <w:kern w:val="2"/>
+            <w:szCs w:val="24"/>
+            <w:lang w:eastAsia="es-PE"/>
+            <w14:ligatures w14:val="standardContextual"/>
+          </w:rPr>
+          <w:tab/>
+        </w:r>
+        <w:r>
+          <w:rPr>
+            <w:rStyle w:val="Hipervnculo"/>
+            <w:noProof/>
+          </w:rPr>
+          <w:t>Lecciones aprendidas</w:t>
+        </w:r>
+        <w:r>
+          <w:rPr>
+            <w:noProof/>
+            <w:webHidden/>
+          </w:rPr>
+          <w:tab/>
+        </w:r>
+        <w:r>
+          <w:rPr>
+            <w:noProof/>
+            <w:webHidden/>
+          </w:rPr>
+          <w:fldChar w:fldCharType="begin"/>
+        </w:r>
+        <w:r>
+          <w:rPr>
+            <w:noProof/>
+            <w:webHidden/>
+          </w:rPr>
+          <w:instrText xml:space="preserve"> PAGEREF _Toc232757493 \h </w:instrText>
+        </w:r>
+        <w:r>
+          <w:rPr>
+            <w:noProof/>
+            <w:webHidden/>
+          </w:rPr>
+        </w:r>
+        <w:r>
+          <w:rPr>
+            <w:noProof/>
+            <w:webHidden/>
+          </w:rPr>
+          <w:fldChar w:fldCharType="separate"/>
+        </w:r>
+        <w:r>
+          <w:rPr>
+            <w:noProof/>
+            <w:webHidden/>
+          </w:rPr>
+          <w:t>16</w:t>
+        </w:r>
+        <w:r>
+          <w:rPr>
+            <w:noProof/>
+            <w:webHidden/>
+          </w:rPr>
+          <w:fldChar w:fldCharType="end"/>
+        </w:r>
+      </w:hyperlink>
+    </w:p>
+    <w:p>
+      <w:pPr>
+        <w:pStyle w:val="TDC3"/>
+        <w:tabs>
+          <w:tab w:val="left" w:pos="1200"/>
+          <w:tab w:val="right" w:leader="dot" w:pos="9016"/>
+        </w:tabs>
+        <w:rPr>
+          <w:rFonts w:asciiTheme="minorHAnsi" w:eastAsiaTheme="minorEastAsia" w:hAnsiTheme="minorHAnsi"/>
+          <w:noProof/>
+          <w:kern w:val="2"/>
+          <w:szCs w:val="24"/>
+          <w:lang w:eastAsia="es-PE"/>
+          <w14:ligatures w14:val="standardContextual"/>
+        </w:rPr>
+      </w:pPr>
+      <w:hyperlink w:anchor="_Toc232757494" w:history="1">
+        <w:r>
+          <w:rPr>
+            <w:rStyle w:val="Hipervnculo"/>
+            <w:noProof/>
+          </w:rPr>
+          <w:t>6.4.</w:t>
+        </w:r>
+        <w:r>
+          <w:rPr>
+            <w:rFonts w:asciiTheme="minorHAnsi" w:eastAsiaTheme="minorEastAsia" w:hAnsiTheme="minorHAnsi"/>
+            <w:noProof/>
+            <w:kern w:val="2"/>
+            <w:szCs w:val="24"/>
+            <w:lang w:eastAsia="es-PE"/>
+            <w14:ligatures w14:val="standardContextual"/>
+          </w:rPr>
+          <w:tab/>
+        </w:r>
+        <w:r>
+          <w:rPr>
+            <w:rStyle w:val="Hipervnculo"/>
+            <w:noProof/>
+          </w:rPr>
+          <w:t>Mejoras futuras</w:t>
+        </w:r>
+        <w:r>
+          <w:rPr>
+            <w:noProof/>
+            <w:webHidden/>
+          </w:rPr>
+          <w:tab/>
+        </w:r>
+        <w:r>
+          <w:rPr>
+            <w:noProof/>
+            <w:webHidden/>
+          </w:rPr>
+          <w:fldChar w:fldCharType="begin"/>
+        </w:r>
+        <w:r>
+          <w:rPr>
+            <w:noProof/>
+            <w:webHidden/>
+          </w:rPr>
+          <w:instrText xml:space="preserve"> PAGEREF _Toc232757494 \h </w:instrText>
+        </w:r>
+        <w:r>
+          <w:rPr>
+            <w:noProof/>
+            <w:webHidden/>
+          </w:rPr>
+        </w:r>
+        <w:r>
+          <w:rPr>
+            <w:noProof/>
+            <w:webHidden/>
+          </w:rPr>
+          <w:fldChar w:fldCharType="separate"/>
+        </w:r>
+        <w:r>
+          <w:rPr>
+            <w:noProof/>
+            <w:webHidden/>
+          </w:rPr>
+          <w:t>16</w:t>
         </w:r>
         <w:r>
           <w:rPr>
@@ -2613,7 +3999,7 @@
       <w:pPr>
         <w:pStyle w:val="Ttulo1"/>
       </w:pPr>
-      <w:bookmarkStart w:id="0" w:name="_Toc232690649"/>
+      <w:bookmarkStart w:id="0" w:name="_Toc232757464"/>
       <w:r>
         <w:lastRenderedPageBreak/>
         <w:t>CAPÍTULO I</w:t>
@@ -2624,7 +4010,7 @@
       <w:pPr>
         <w:pStyle w:val="Ttulo2"/>
       </w:pPr>
-      <w:bookmarkStart w:id="1" w:name="_Toc232690650"/>
+      <w:bookmarkStart w:id="1" w:name="_Toc232757465"/>
       <w:r>
         <w:t xml:space="preserve">Identificación </w:t>
       </w:r>
@@ -2659,7 +4045,7 @@
       <w:r>
         <w:t xml:space="preserve"> </w:t>
       </w:r>
-      <w:bookmarkStart w:id="2" w:name="_Toc232690651"/>
+      <w:bookmarkStart w:id="2" w:name="_Toc232757466"/>
       <w:r>
         <w:t>Limitaciones identificadas</w:t>
       </w:r>
@@ -2760,7 +4146,7 @@
       <w:r>
         <w:t xml:space="preserve"> </w:t>
       </w:r>
-      <w:bookmarkStart w:id="3" w:name="_Toc232690652"/>
+      <w:bookmarkStart w:id="3" w:name="_Toc232757467"/>
       <w:r>
         <w:t>Entrevistas Breves a los Representantes</w:t>
       </w:r>
@@ -3138,7 +4524,7 @@
       <w:pPr>
         <w:pStyle w:val="Ttulo3"/>
       </w:pPr>
-      <w:bookmarkStart w:id="4" w:name="_Toc232690653"/>
+      <w:bookmarkStart w:id="4" w:name="_Toc232757468"/>
       <w:r>
         <w:t>Perfiles de usuario</w:t>
       </w:r>
@@ -3943,7 +5329,7 @@
       <w:pPr>
         <w:pStyle w:val="Ttulo2"/>
       </w:pPr>
-      <w:bookmarkStart w:id="5" w:name="_Toc232690654"/>
+      <w:bookmarkStart w:id="5" w:name="_Toc232757469"/>
       <w:r>
         <w:t>Justificación técnica y ética</w:t>
       </w:r>
@@ -3956,7 +5342,7 @@
       <w:r>
         <w:t xml:space="preserve"> </w:t>
       </w:r>
-      <w:bookmarkStart w:id="6" w:name="_Toc232690655"/>
+      <w:bookmarkStart w:id="6" w:name="_Toc232757470"/>
       <w:r>
         <w:t>Problema delimitado</w:t>
       </w:r>
@@ -4069,7 +5455,7 @@
       <w:r>
         <w:t xml:space="preserve"> </w:t>
       </w:r>
-      <w:bookmarkStart w:id="7" w:name="_Toc232690656"/>
+      <w:bookmarkStart w:id="7" w:name="_Toc232757471"/>
       <w:r>
         <w:t>Objetivo General</w:t>
       </w:r>
@@ -4106,7 +5492,7 @@
       <w:r>
         <w:t xml:space="preserve"> </w:t>
       </w:r>
-      <w:bookmarkStart w:id="8" w:name="_Toc232690657"/>
+      <w:bookmarkStart w:id="8" w:name="_Toc232757472"/>
       <w:r>
         <w:t>Objetivos</w:t>
       </w:r>
@@ -4306,7 +5692,7 @@
       <w:pPr>
         <w:pStyle w:val="Ttulo3"/>
       </w:pPr>
-      <w:bookmarkStart w:id="9" w:name="_Toc232690658"/>
+      <w:bookmarkStart w:id="9" w:name="_Toc232757473"/>
       <w:r>
         <w:lastRenderedPageBreak/>
         <w:t>Mapa de Empatía</w:t>
@@ -4393,7 +5779,7 @@
       <w:pPr>
         <w:pStyle w:val="Ttulo1"/>
       </w:pPr>
-      <w:bookmarkStart w:id="10" w:name="_Toc232690659"/>
+      <w:bookmarkStart w:id="10" w:name="_Toc232757474"/>
       <w:r>
         <w:lastRenderedPageBreak/>
         <w:t>CAPÍTULO II</w:t>
@@ -4404,7 +5790,7 @@
       <w:pPr>
         <w:pStyle w:val="Ttulo2"/>
       </w:pPr>
-      <w:bookmarkStart w:id="11" w:name="_Toc232690660"/>
+      <w:bookmarkStart w:id="11" w:name="_Toc232757475"/>
       <w:r>
         <w:t>Arquitectura y tecnologías empleadas</w:t>
       </w:r>
@@ -4412,132 +5798,756 @@
     </w:p>
     <w:p>
       <w:pPr>
-        <w:pStyle w:val="Prrafodelista"/>
-        <w:spacing w:line="360" w:lineRule="auto"/>
-        <w:jc w:val="both"/>
-        <w:rPr>
-          <w:rFonts w:ascii="Times New Roman" w:hAnsi="Times New Roman" w:cs="Times New Roman"/>
-          <w:sz w:val="24"/>
-          <w:szCs w:val="24"/>
-        </w:rPr>
-      </w:pPr>
-      <w:r>
-        <w:rPr>
-          <w:rFonts w:ascii="Times New Roman" w:hAnsi="Times New Roman" w:cs="Times New Roman"/>
-          <w:sz w:val="24"/>
-          <w:szCs w:val="24"/>
-        </w:rPr>
-        <w:t>Explica y describe todas las ideas innovadoras consideradas para la solución.</w:t>
+        <w:pStyle w:val="APATMA"/>
+      </w:pPr>
+      <w:r>
+        <w:t xml:space="preserve">Para solucionar los problemas de desconexión </w:t>
+      </w:r>
+      <w:proofErr w:type="spellStart"/>
+      <w:r>
+        <w:t>post-feria</w:t>
+      </w:r>
+      <w:proofErr w:type="spellEnd"/>
+      <w:r>
+        <w:t xml:space="preserve">, la falta de visualización del stock real y la incertidumbre de localización que padece el emprendimiento </w:t>
+      </w:r>
+      <w:r>
+        <w:rPr>
+          <w:b/>
+          <w:bCs/>
+        </w:rPr>
+        <w:t xml:space="preserve">MC </w:t>
+      </w:r>
+      <w:proofErr w:type="spellStart"/>
+      <w:r>
+        <w:rPr>
+          <w:b/>
+          <w:bCs/>
+        </w:rPr>
+        <w:t>BackPack</w:t>
+      </w:r>
+      <w:proofErr w:type="spellEnd"/>
+      <w:r>
+        <w:t xml:space="preserve">, se ha estructurado una solución basada en el patrón arquitectónico </w:t>
+      </w:r>
+      <w:r>
+        <w:rPr>
+          <w:b/>
+          <w:bCs/>
+        </w:rPr>
+        <w:t>Cliente-Servidor</w:t>
+      </w:r>
+      <w:r>
+        <w:t>. Esta arquitectura separa limpiamente la interfaz interactiva consumida por los clientes del motor lógico y almacenamiento que administra la empresaria.</w:t>
+      </w:r>
+    </w:p>
+    <w:p>
+      <w:pPr>
+        <w:pStyle w:val="Ttulo3"/>
+      </w:pPr>
+      <w:r>
+        <w:t xml:space="preserve"> </w:t>
+      </w:r>
+      <w:bookmarkStart w:id="12" w:name="_Toc232757476"/>
+      <w:r>
+        <w:t>Diagrama Detallado de la Arquitectura Cliente – Servidor</w:t>
+      </w:r>
+      <w:bookmarkEnd w:id="12"/>
+    </w:p>
+    <w:p>
+      <w:pPr>
+        <w:pStyle w:val="APATMA"/>
+        <w:ind w:left="11"/>
+      </w:pPr>
+      <w:r>
+        <w:t>A continuación, se describe y presenta la topología de la aplicación web y el flojo de datos asíncrono diseñado:</w:t>
+      </w:r>
+    </w:p>
+    <w:p>
+      <w:pPr>
+        <w:pStyle w:val="APATMA"/>
+        <w:ind w:left="11"/>
+        <w:rPr>
+          <w:i/>
+          <w:iCs/>
+        </w:rPr>
+      </w:pPr>
+      <w:r>
+        <w:rPr>
+          <w:i/>
+          <w:iCs/>
+        </w:rPr>
+        <w:t>“Insertar el diagrama”</w:t>
+      </w:r>
+    </w:p>
+    <w:p>
+      <w:pPr>
+        <w:pStyle w:val="Ttulo3"/>
+      </w:pPr>
+      <w:r>
+        <w:t xml:space="preserve"> </w:t>
+      </w:r>
+      <w:bookmarkStart w:id="13" w:name="_Toc232757477"/>
+      <w:r>
+        <w:t>Justificación del Stack Tecnológico (Mobile – First y Rendimiento)</w:t>
+      </w:r>
+      <w:bookmarkEnd w:id="13"/>
+    </w:p>
+    <w:p>
+      <w:pPr>
+        <w:pStyle w:val="APATMA"/>
+      </w:pPr>
+      <w:r>
+        <w:t>El ecosistema de herramientas ha sido seleccionado de forma estratégica para mitigar las limitaciones tecnológicas identificadas en las entrevistas:</w:t>
+      </w:r>
+    </w:p>
+    <w:tbl>
+      <w:tblPr>
+        <w:tblStyle w:val="Tablaconcuadrcula"/>
+        <w:tblW w:w="0" w:type="auto"/>
+        <w:tblLook w:val="04A0" w:firstRow="1" w:lastRow="0" w:firstColumn="1" w:lastColumn="0" w:noHBand="0" w:noVBand="1"/>
+      </w:tblPr>
+      <w:tblGrid>
+        <w:gridCol w:w="2122"/>
+        <w:gridCol w:w="2551"/>
+        <w:gridCol w:w="4343"/>
+      </w:tblGrid>
+      <w:tr>
+        <w:tc>
+          <w:tcPr>
+            <w:tcW w:w="2122" w:type="dxa"/>
+            <w:vAlign w:val="center"/>
+          </w:tcPr>
+          <w:p>
+            <w:pPr>
+              <w:pStyle w:val="APATMA"/>
+              <w:spacing w:line="240" w:lineRule="auto"/>
+              <w:ind w:firstLine="0"/>
+              <w:jc w:val="left"/>
+              <w:rPr>
+                <w:b/>
+                <w:bCs/>
+              </w:rPr>
+            </w:pPr>
+            <w:r>
+              <w:rPr>
+                <w:b/>
+                <w:bCs/>
+              </w:rPr>
+              <w:t>Componente</w:t>
+            </w:r>
+          </w:p>
+        </w:tc>
+        <w:tc>
+          <w:tcPr>
+            <w:tcW w:w="2551" w:type="dxa"/>
+            <w:vAlign w:val="center"/>
+          </w:tcPr>
+          <w:p>
+            <w:pPr>
+              <w:pStyle w:val="APATMA"/>
+              <w:spacing w:line="240" w:lineRule="auto"/>
+              <w:ind w:firstLine="0"/>
+              <w:jc w:val="left"/>
+              <w:rPr>
+                <w:b/>
+                <w:bCs/>
+              </w:rPr>
+            </w:pPr>
+            <w:r>
+              <w:rPr>
+                <w:b/>
+                <w:bCs/>
+              </w:rPr>
+              <w:t>Tecnología Seleccionada</w:t>
+            </w:r>
+          </w:p>
+        </w:tc>
+        <w:tc>
+          <w:tcPr>
+            <w:tcW w:w="4343" w:type="dxa"/>
+            <w:vAlign w:val="center"/>
+          </w:tcPr>
+          <w:p>
+            <w:pPr>
+              <w:pStyle w:val="APATMA"/>
+              <w:spacing w:line="240" w:lineRule="auto"/>
+              <w:ind w:firstLine="0"/>
+              <w:rPr>
+                <w:b/>
+                <w:bCs/>
+              </w:rPr>
+            </w:pPr>
+            <w:r>
+              <w:rPr>
+                <w:b/>
+                <w:bCs/>
+              </w:rPr>
+              <w:t>Justificación Técnica Orientada al Usuario</w:t>
+            </w:r>
+          </w:p>
+        </w:tc>
+      </w:tr>
+      <w:tr>
+        <w:tc>
+          <w:tcPr>
+            <w:tcW w:w="2122" w:type="dxa"/>
+          </w:tcPr>
+          <w:p>
+            <w:pPr>
+              <w:pStyle w:val="APATMA"/>
+              <w:spacing w:line="240" w:lineRule="auto"/>
+              <w:ind w:firstLine="0"/>
+            </w:pPr>
+            <w:r>
+              <w:t>Estructura</w:t>
+            </w:r>
+          </w:p>
+        </w:tc>
+        <w:tc>
+          <w:tcPr>
+            <w:tcW w:w="2551" w:type="dxa"/>
+          </w:tcPr>
+          <w:p>
+            <w:pPr>
+              <w:pStyle w:val="APATMA"/>
+              <w:spacing w:line="240" w:lineRule="auto"/>
+              <w:ind w:firstLine="0"/>
+            </w:pPr>
+            <w:r>
+              <w:t>HTML5 Semántico</w:t>
+            </w:r>
+          </w:p>
+        </w:tc>
+        <w:tc>
+          <w:tcPr>
+            <w:tcW w:w="4343" w:type="dxa"/>
+          </w:tcPr>
+          <w:p>
+            <w:pPr>
+              <w:pStyle w:val="APATMA"/>
+              <w:spacing w:line="240" w:lineRule="auto"/>
+              <w:ind w:firstLine="0"/>
+            </w:pPr>
+            <w:r>
+              <w:t>Garantiza un árbol de accesibilidad idóneo (puntuación Lighthouse &gt; 80). Permite que los textos sean legibles y estructurados para usuarias de la tercera edad como María.</w:t>
+            </w:r>
+          </w:p>
+        </w:tc>
+      </w:tr>
+      <w:tr>
+        <w:tc>
+          <w:tcPr>
+            <w:tcW w:w="2122" w:type="dxa"/>
+          </w:tcPr>
+          <w:p>
+            <w:pPr>
+              <w:pStyle w:val="APATMA"/>
+              <w:spacing w:line="240" w:lineRule="auto"/>
+              <w:ind w:firstLine="0"/>
+            </w:pPr>
+            <w:r>
+              <w:t>Estilos UI</w:t>
+            </w:r>
+          </w:p>
+        </w:tc>
+        <w:tc>
+          <w:tcPr>
+            <w:tcW w:w="2551" w:type="dxa"/>
+          </w:tcPr>
+          <w:p>
+            <w:pPr>
+              <w:pStyle w:val="APATMA"/>
+              <w:spacing w:line="240" w:lineRule="auto"/>
+              <w:ind w:firstLine="0"/>
+            </w:pPr>
+            <w:r>
+              <w:t>Bootstrap 5 + CSS3</w:t>
+            </w:r>
+          </w:p>
+        </w:tc>
+        <w:tc>
+          <w:tcPr>
+            <w:tcW w:w="4343" w:type="dxa"/>
+          </w:tcPr>
+          <w:p>
+            <w:pPr>
+              <w:pStyle w:val="APATMA"/>
+              <w:spacing w:line="240" w:lineRule="auto"/>
+              <w:ind w:firstLine="0"/>
+            </w:pPr>
+            <w:r>
+              <w:t xml:space="preserve">Framework optimizando para diseños </w:t>
+            </w:r>
+            <w:proofErr w:type="spellStart"/>
+            <w:r>
+              <w:rPr>
+                <w:i/>
+                <w:iCs/>
+              </w:rPr>
+              <w:t>mobile</w:t>
+            </w:r>
+            <w:proofErr w:type="spellEnd"/>
+            <w:r>
+              <w:rPr>
+                <w:i/>
+                <w:iCs/>
+              </w:rPr>
+              <w:t xml:space="preserve"> – </w:t>
+            </w:r>
+            <w:proofErr w:type="spellStart"/>
+            <w:r>
+              <w:rPr>
+                <w:i/>
+                <w:iCs/>
+              </w:rPr>
+              <w:t>first</w:t>
+            </w:r>
+            <w:proofErr w:type="spellEnd"/>
+            <w:r>
+              <w:t>. Permite crear grillas elásticas que adaptan las fotos de las mochilas al instante en el móvil de Eduardo o de Madai sin romper el diseño.</w:t>
+            </w:r>
+          </w:p>
+        </w:tc>
+      </w:tr>
+      <w:tr>
+        <w:tc>
+          <w:tcPr>
+            <w:tcW w:w="2122" w:type="dxa"/>
+          </w:tcPr>
+          <w:p>
+            <w:pPr>
+              <w:pStyle w:val="APATMA"/>
+              <w:spacing w:line="240" w:lineRule="auto"/>
+              <w:ind w:firstLine="0"/>
+            </w:pPr>
+            <w:r>
+              <w:t>Interactividad</w:t>
+            </w:r>
+          </w:p>
+        </w:tc>
+        <w:tc>
+          <w:tcPr>
+            <w:tcW w:w="2551" w:type="dxa"/>
+          </w:tcPr>
+          <w:p>
+            <w:pPr>
+              <w:pStyle w:val="APATMA"/>
+              <w:spacing w:line="240" w:lineRule="auto"/>
+              <w:ind w:firstLine="0"/>
+            </w:pPr>
+            <w:r>
+              <w:t>JavaScript</w:t>
+            </w:r>
+          </w:p>
+        </w:tc>
+        <w:tc>
+          <w:tcPr>
+            <w:tcW w:w="4343" w:type="dxa"/>
+          </w:tcPr>
+          <w:p>
+            <w:pPr>
+              <w:pStyle w:val="APATMA"/>
+              <w:spacing w:line="240" w:lineRule="auto"/>
+              <w:ind w:firstLine="0"/>
+            </w:pPr>
+            <w:r>
+              <w:t>Manipula de forma nativa el DOM para aplicar los filtros de mochilas (Nacionales vs. Importadas) que Eduardo exige en menos de 3 segundos, eliminando recargas innecesarias de página.</w:t>
+            </w:r>
+          </w:p>
+        </w:tc>
+      </w:tr>
+      <w:tr>
+        <w:tc>
+          <w:tcPr>
+            <w:tcW w:w="2122" w:type="dxa"/>
+          </w:tcPr>
+          <w:p>
+            <w:pPr>
+              <w:pStyle w:val="APATMA"/>
+              <w:spacing w:line="240" w:lineRule="auto"/>
+              <w:ind w:firstLine="0"/>
+            </w:pPr>
+            <w:r>
+              <w:lastRenderedPageBreak/>
+              <w:t>Servidor Lógico</w:t>
+            </w:r>
+          </w:p>
+        </w:tc>
+        <w:tc>
+          <w:tcPr>
+            <w:tcW w:w="2551" w:type="dxa"/>
+          </w:tcPr>
+          <w:p>
+            <w:pPr>
+              <w:pStyle w:val="APATMA"/>
+              <w:spacing w:line="240" w:lineRule="auto"/>
+              <w:ind w:firstLine="0"/>
+            </w:pPr>
+            <w:r>
+              <w:t>Node.js &amp; Express.js</w:t>
+            </w:r>
+          </w:p>
+        </w:tc>
+        <w:tc>
+          <w:tcPr>
+            <w:tcW w:w="4343" w:type="dxa"/>
+          </w:tcPr>
+          <w:p>
+            <w:pPr>
+              <w:pStyle w:val="APATMA"/>
+              <w:spacing w:line="240" w:lineRule="auto"/>
+              <w:ind w:firstLine="0"/>
+            </w:pPr>
+            <w:r>
+              <w:t>Entorno altamente escalable e ideal para procesar peticiones asíncronas concurrentes. Su enrutamiento directo permite a Madai actualizar datos de las ferias de manera óptima.</w:t>
+            </w:r>
+          </w:p>
+        </w:tc>
+      </w:tr>
+      <w:tr>
+        <w:tc>
+          <w:tcPr>
+            <w:tcW w:w="2122" w:type="dxa"/>
+          </w:tcPr>
+          <w:p>
+            <w:pPr>
+              <w:pStyle w:val="APATMA"/>
+              <w:spacing w:line="240" w:lineRule="auto"/>
+              <w:ind w:firstLine="0"/>
+            </w:pPr>
+            <w:r>
+              <w:t>Almacenamiento</w:t>
+            </w:r>
+          </w:p>
+        </w:tc>
+        <w:tc>
+          <w:tcPr>
+            <w:tcW w:w="2551" w:type="dxa"/>
+          </w:tcPr>
+          <w:p>
+            <w:pPr>
+              <w:pStyle w:val="APATMA"/>
+              <w:spacing w:line="240" w:lineRule="auto"/>
+              <w:ind w:firstLine="0"/>
+            </w:pPr>
+            <w:r>
+              <w:t>Archivos JSON</w:t>
+            </w:r>
+          </w:p>
+        </w:tc>
+        <w:tc>
+          <w:tcPr>
+            <w:tcW w:w="4343" w:type="dxa"/>
+          </w:tcPr>
+          <w:p>
+            <w:pPr>
+              <w:pStyle w:val="APATMA"/>
+              <w:spacing w:line="240" w:lineRule="auto"/>
+              <w:ind w:firstLine="0"/>
+            </w:pPr>
+            <w:r>
+              <w:t xml:space="preserve">Base de datos ligera basada en archivos de texto planos. Evite sobrecargar el servidor </w:t>
+            </w:r>
+            <w:proofErr w:type="spellStart"/>
+            <w:r>
+              <w:t>backend</w:t>
+            </w:r>
+            <w:proofErr w:type="spellEnd"/>
+            <w:r>
+              <w:t>, facilitando la lectura directa del stock y la edición ágil para el microempresario.</w:t>
+            </w:r>
+          </w:p>
+        </w:tc>
+      </w:tr>
+    </w:tbl>
+    <w:p>
+      <w:pPr>
+        <w:pStyle w:val="APATMA"/>
+      </w:pPr>
+    </w:p>
+    <w:p>
+      <w:pPr>
+        <w:pStyle w:val="Ttulo3"/>
+      </w:pPr>
+      <w:r>
+        <w:t xml:space="preserve"> </w:t>
+      </w:r>
+      <w:bookmarkStart w:id="14" w:name="_Toc232757478"/>
+      <w:r>
+        <w:t>Flujo de Navegación Coherente (</w:t>
+      </w:r>
+      <w:proofErr w:type="spellStart"/>
+      <w:r>
+        <w:t>User</w:t>
+      </w:r>
+      <w:proofErr w:type="spellEnd"/>
+      <w:r>
+        <w:t xml:space="preserve"> Flow)</w:t>
+      </w:r>
+      <w:bookmarkEnd w:id="14"/>
+    </w:p>
+    <w:p>
+      <w:pPr>
+        <w:pStyle w:val="APATMA"/>
+      </w:pPr>
+      <w:r>
+        <w:t xml:space="preserve">El mapa de navegación está estrictamente jerarquizado para asegurar dos condiciones críticas: La </w:t>
+      </w:r>
+      <w:r>
+        <w:rPr>
+          <w:b/>
+          <w:bCs/>
+        </w:rPr>
+        <w:t>rapidez</w:t>
+      </w:r>
+      <w:r>
+        <w:t xml:space="preserve"> que busca el usuario juvenil y la </w:t>
+      </w:r>
+      <w:r>
+        <w:rPr>
+          <w:b/>
+          <w:bCs/>
+        </w:rPr>
+        <w:t>simplicidad intuitiva</w:t>
+      </w:r>
+      <w:r>
+        <w:t xml:space="preserve"> que requiere el adulto mayor.</w:t>
+      </w:r>
+    </w:p>
+    <w:p>
+      <w:pPr>
+        <w:pStyle w:val="APATMA"/>
+      </w:pPr>
+      <w:r>
+        <w:t>“Insertar el Flujo de navegación”</w:t>
+      </w:r>
+    </w:p>
+    <w:p>
+      <w:pPr>
+        <w:pStyle w:val="Ttulo3"/>
+      </w:pPr>
+      <w:r>
+        <w:t xml:space="preserve"> </w:t>
+      </w:r>
+      <w:bookmarkStart w:id="15" w:name="_Toc232757479"/>
+      <w:r>
+        <w:t xml:space="preserve">Especificaciones de Diseño y Accesibilidad en </w:t>
+      </w:r>
+      <w:proofErr w:type="spellStart"/>
+      <w:r>
+        <w:t>Wireframes</w:t>
+      </w:r>
+      <w:bookmarkEnd w:id="15"/>
+      <w:proofErr w:type="spellEnd"/>
+    </w:p>
+    <w:p>
+      <w:pPr>
+        <w:pStyle w:val="APATMA"/>
+      </w:pPr>
+      <w:r>
+        <w:t xml:space="preserve">“Insertar los </w:t>
+      </w:r>
+      <w:proofErr w:type="spellStart"/>
+      <w:r>
+        <w:t>wireframes</w:t>
+      </w:r>
+      <w:proofErr w:type="spellEnd"/>
+      <w:r>
+        <w:t xml:space="preserve"> con su respectivo párrafo descriptivo.”</w:t>
+      </w:r>
+    </w:p>
+    <w:p>
+      <w:pPr>
+        <w:pStyle w:val="APATMA"/>
+        <w:ind w:left="11"/>
+      </w:pPr>
+    </w:p>
+    <w:p>
+      <w:pPr>
+        <w:pStyle w:val="APATMA"/>
+        <w:ind w:left="11"/>
+      </w:pPr>
+      <w:r>
+        <w:t>“Solo</w:t>
+      </w:r>
+      <w:r>
+        <w:t xml:space="preserve"> hasta el punto tres se trabaja (por ahora)”</w:t>
       </w:r>
     </w:p>
     <w:p>
       <w:pPr>
         <w:pStyle w:val="Ttulo2"/>
       </w:pPr>
-      <w:bookmarkStart w:id="12" w:name="_Toc232690661"/>
+      <w:bookmarkStart w:id="16" w:name="_Toc232757480"/>
       <w:r>
         <w:t>Descripción de funcionalidades</w:t>
       </w:r>
-      <w:bookmarkEnd w:id="12"/>
-    </w:p>
-    <w:p>
-      <w:pPr>
-        <w:pStyle w:val="Prrafodelista"/>
-        <w:spacing w:line="360" w:lineRule="auto"/>
-        <w:jc w:val="both"/>
-        <w:rPr>
-          <w:rFonts w:ascii="Times New Roman" w:hAnsi="Times New Roman" w:cs="Times New Roman"/>
-          <w:sz w:val="24"/>
-          <w:szCs w:val="24"/>
-        </w:rPr>
-      </w:pPr>
-      <w:r>
-        <w:rPr>
-          <w:rFonts w:ascii="Times New Roman" w:hAnsi="Times New Roman" w:cs="Times New Roman"/>
-          <w:sz w:val="24"/>
-          <w:szCs w:val="24"/>
-        </w:rPr>
-        <w:t>Elige una idea innovadora y c</w:t>
-      </w:r>
-      <w:r>
-        <w:rPr>
-          <w:rFonts w:ascii="Times New Roman" w:hAnsi="Times New Roman" w:cs="Times New Roman"/>
-          <w:sz w:val="24"/>
-          <w:szCs w:val="24"/>
-        </w:rPr>
-        <w:t xml:space="preserve">oloca el nombre a </w:t>
-      </w:r>
-      <w:r>
-        <w:rPr>
-          <w:rFonts w:ascii="Times New Roman" w:hAnsi="Times New Roman" w:cs="Times New Roman"/>
-          <w:sz w:val="24"/>
-          <w:szCs w:val="24"/>
-        </w:rPr>
-        <w:t>dich</w:t>
-      </w:r>
-      <w:r>
-        <w:rPr>
-          <w:rFonts w:ascii="Times New Roman" w:hAnsi="Times New Roman" w:cs="Times New Roman"/>
-          <w:sz w:val="24"/>
-          <w:szCs w:val="24"/>
-        </w:rPr>
-        <w:t>a propuesta de solución.</w:t>
-      </w:r>
+      <w:bookmarkEnd w:id="16"/>
+    </w:p>
+    <w:p>
+      <w:pPr>
+        <w:pStyle w:val="Ttulo3"/>
+        <w:rPr>
+          <w:lang w:val="en-US"/>
+        </w:rPr>
+      </w:pPr>
+      <w:r>
+        <w:rPr>
+          <w:lang w:val="en-US"/>
+        </w:rPr>
+        <w:t xml:space="preserve"> </w:t>
+      </w:r>
+      <w:bookmarkStart w:id="17" w:name="_Toc232757481"/>
+      <w:r>
+        <w:rPr>
+          <w:lang w:val="en-US"/>
+        </w:rPr>
+        <w:t>Front – End (HTML, CSS, JS)</w:t>
+      </w:r>
+      <w:bookmarkEnd w:id="17"/>
+      <w:r>
+        <w:rPr>
+          <w:lang w:val="en-US"/>
+        </w:rPr>
+        <w:t xml:space="preserve"> </w:t>
+      </w:r>
+    </w:p>
+    <w:p>
+      <w:pPr>
+        <w:pStyle w:val="Ttulo3"/>
+        <w:rPr>
+          <w:lang w:val="en-US"/>
+        </w:rPr>
+      </w:pPr>
+      <w:r>
+        <w:rPr>
+          <w:lang w:val="en-US"/>
+        </w:rPr>
+        <w:t xml:space="preserve"> </w:t>
+      </w:r>
+      <w:bookmarkStart w:id="18" w:name="_Toc232757482"/>
+      <w:r>
+        <w:rPr>
+          <w:lang w:val="en-US"/>
+        </w:rPr>
+        <w:t>Back – End (Node.js, Express)</w:t>
+      </w:r>
+      <w:bookmarkEnd w:id="18"/>
+      <w:r>
+        <w:rPr>
+          <w:lang w:val="en-US"/>
+        </w:rPr>
+        <w:t xml:space="preserve"> </w:t>
+      </w:r>
+    </w:p>
+    <w:p>
+      <w:pPr>
+        <w:pStyle w:val="Ttulo3"/>
+        <w:rPr>
+          <w:lang w:val="en-US"/>
+        </w:rPr>
+      </w:pPr>
+      <w:r>
+        <w:rPr>
+          <w:lang w:val="en-US"/>
+        </w:rPr>
+        <w:t xml:space="preserve"> </w:t>
+      </w:r>
+      <w:bookmarkStart w:id="19" w:name="_Toc232757483"/>
+      <w:r>
+        <w:rPr>
+          <w:lang w:val="en-US"/>
+        </w:rPr>
+        <w:t>Características implementadas</w:t>
+      </w:r>
+      <w:bookmarkEnd w:id="19"/>
     </w:p>
     <w:p>
       <w:pPr>
         <w:pStyle w:val="Ttulo2"/>
       </w:pPr>
-      <w:bookmarkStart w:id="13" w:name="_Toc232690662"/>
+      <w:bookmarkStart w:id="20" w:name="_Toc232757484"/>
       <w:r>
         <w:t>Buenas prácticas aplicadas</w:t>
       </w:r>
-      <w:bookmarkEnd w:id="13"/>
-    </w:p>
-    <w:p>
-      <w:pPr>
-        <w:pStyle w:val="Prrafodelista"/>
-        <w:spacing w:line="360" w:lineRule="auto"/>
-        <w:jc w:val="both"/>
-        <w:rPr>
-          <w:rFonts w:ascii="Times New Roman" w:hAnsi="Times New Roman" w:cs="Times New Roman"/>
-          <w:sz w:val="24"/>
-          <w:szCs w:val="24"/>
-        </w:rPr>
-      </w:pPr>
-      <w:r>
-        <w:rPr>
-          <w:rFonts w:ascii="Times New Roman" w:hAnsi="Times New Roman" w:cs="Times New Roman"/>
-          <w:sz w:val="24"/>
-          <w:szCs w:val="24"/>
-        </w:rPr>
-        <w:t xml:space="preserve">Describe </w:t>
-      </w:r>
-      <w:r>
-        <w:rPr>
-          <w:rFonts w:ascii="Times New Roman" w:hAnsi="Times New Roman" w:cs="Times New Roman"/>
-          <w:sz w:val="24"/>
-          <w:szCs w:val="24"/>
-        </w:rPr>
-        <w:t>de</w:t>
-      </w:r>
-      <w:r>
-        <w:rPr>
-          <w:rFonts w:ascii="Times New Roman" w:hAnsi="Times New Roman" w:cs="Times New Roman"/>
-          <w:sz w:val="24"/>
-          <w:szCs w:val="24"/>
-        </w:rPr>
-        <w:t xml:space="preserve"> 3 a 5 líneas el objetivo</w:t>
-      </w:r>
-      <w:r>
-        <w:rPr>
-          <w:rFonts w:ascii="Times New Roman" w:hAnsi="Times New Roman" w:cs="Times New Roman"/>
-          <w:sz w:val="24"/>
-          <w:szCs w:val="24"/>
-        </w:rPr>
-        <w:t xml:space="preserve"> de la propuesta de solución.</w:t>
-      </w:r>
-    </w:p>
+      <w:bookmarkEnd w:id="20"/>
+    </w:p>
+    <w:p>
+      <w:pPr>
+        <w:pStyle w:val="Ttulo3"/>
+      </w:pPr>
+      <w:r>
+        <w:t xml:space="preserve"> </w:t>
+      </w:r>
+      <w:bookmarkStart w:id="21" w:name="_Toc232757485"/>
+      <w:r>
+        <w:t>Accesibilidad</w:t>
+      </w:r>
+      <w:bookmarkEnd w:id="21"/>
+      <w:r>
+        <w:t xml:space="preserve"> </w:t>
+      </w:r>
+    </w:p>
+    <w:p>
+      <w:pPr>
+        <w:pStyle w:val="Ttulo3"/>
+      </w:pPr>
+      <w:r>
+        <w:t xml:space="preserve"> </w:t>
+      </w:r>
+      <w:bookmarkStart w:id="22" w:name="_Toc232757486"/>
+      <w:r>
+        <w:t>Privacidad</w:t>
+      </w:r>
+      <w:bookmarkEnd w:id="22"/>
+      <w:r>
+        <w:t xml:space="preserve"> </w:t>
+      </w:r>
+    </w:p>
+    <w:p>
+      <w:pPr>
+        <w:pStyle w:val="Ttulo3"/>
+      </w:pPr>
+      <w:r>
+        <w:lastRenderedPageBreak/>
+        <w:t xml:space="preserve"> </w:t>
+      </w:r>
+      <w:bookmarkStart w:id="23" w:name="_Toc232757487"/>
+      <w:r>
+        <w:t>Diseño Responsivo</w:t>
+      </w:r>
+      <w:bookmarkEnd w:id="23"/>
+      <w:r>
+        <w:t xml:space="preserve"> </w:t>
+      </w:r>
+    </w:p>
+    <w:p>
+      <w:pPr>
+        <w:pStyle w:val="Ttulo3"/>
+      </w:pPr>
+      <w:r>
+        <w:t xml:space="preserve"> </w:t>
+      </w:r>
+      <w:bookmarkStart w:id="24" w:name="_Toc232757488"/>
+      <w:r>
+        <w:t>Resultados de Valida</w:t>
+      </w:r>
+      <w:r>
+        <w:t xml:space="preserve">ción con </w:t>
+      </w:r>
+      <w:r>
+        <w:t>U</w:t>
+      </w:r>
+      <w:r>
+        <w:t>suarios</w:t>
+      </w:r>
+      <w:bookmarkEnd w:id="24"/>
+      <w:r>
+        <w:t xml:space="preserve"> </w:t>
+      </w:r>
+    </w:p>
+    <w:p/>
     <w:p>
       <w:pPr>
         <w:pStyle w:val="Prrafodelista"/>
@@ -4577,66 +6587,83 @@
       <w:pPr>
         <w:pStyle w:val="Ttulo1"/>
       </w:pPr>
-      <w:bookmarkStart w:id="14" w:name="_Toc232690663"/>
+      <w:bookmarkStart w:id="25" w:name="_Toc232757489"/>
       <w:r>
         <w:lastRenderedPageBreak/>
         <w:t>CAPÍTULO III</w:t>
       </w:r>
-      <w:bookmarkEnd w:id="14"/>
+      <w:bookmarkEnd w:id="25"/>
     </w:p>
     <w:p>
       <w:pPr>
         <w:pStyle w:val="Ttulo2"/>
       </w:pPr>
-      <w:bookmarkStart w:id="15" w:name="_Toc232690664"/>
+      <w:bookmarkStart w:id="26" w:name="_Toc232757490"/>
       <w:r>
         <w:t>Conclusiones y aprendizajes</w:t>
       </w:r>
-      <w:bookmarkEnd w:id="15"/>
-    </w:p>
-    <w:p>
-      <w:pPr>
-        <w:pStyle w:val="Prrafodelista"/>
-        <w:spacing w:line="360" w:lineRule="auto"/>
-        <w:jc w:val="both"/>
-        <w:rPr>
-          <w:rFonts w:ascii="Times New Roman" w:hAnsi="Times New Roman" w:cs="Times New Roman"/>
-          <w:sz w:val="24"/>
-          <w:szCs w:val="24"/>
-        </w:rPr>
-      </w:pPr>
-      <w:r>
-        <w:rPr>
-          <w:rFonts w:ascii="Times New Roman" w:hAnsi="Times New Roman" w:cs="Times New Roman"/>
-          <w:sz w:val="24"/>
-          <w:szCs w:val="24"/>
-        </w:rPr>
-        <w:t xml:space="preserve">Incluye las principales funciones, ubicaciones, </w:t>
-      </w:r>
-      <w:r>
-        <w:rPr>
-          <w:rFonts w:ascii="Times New Roman" w:hAnsi="Times New Roman" w:cs="Times New Roman"/>
-          <w:sz w:val="24"/>
-          <w:szCs w:val="24"/>
-        </w:rPr>
-        <w:t>dimensiones de cada elemento estructural</w:t>
-      </w:r>
-      <w:r>
-        <w:rPr>
-          <w:rFonts w:ascii="Times New Roman" w:hAnsi="Times New Roman" w:cs="Times New Roman"/>
-          <w:sz w:val="24"/>
-          <w:szCs w:val="24"/>
-        </w:rPr>
-        <w:t>.</w:t>
-      </w:r>
-      <w:r>
-        <w:rPr>
-          <w:rFonts w:ascii="Times New Roman" w:hAnsi="Times New Roman" w:cs="Times New Roman"/>
-          <w:sz w:val="24"/>
-          <w:szCs w:val="24"/>
-        </w:rPr>
-        <w:t xml:space="preserve"> Usa los contenidos del curso y un software de diseño matemático gráfico.</w:t>
-      </w:r>
+      <w:bookmarkEnd w:id="26"/>
+    </w:p>
+    <w:p>
+      <w:pPr>
+        <w:pStyle w:val="Ttulo3"/>
+      </w:pPr>
+      <w:r>
+        <w:t xml:space="preserve"> </w:t>
+      </w:r>
+      <w:bookmarkStart w:id="27" w:name="_Toc232757491"/>
+      <w:r>
+        <w:t>Reflexión técnica</w:t>
+      </w:r>
+      <w:bookmarkEnd w:id="27"/>
+      <w:r>
+        <w:t xml:space="preserve"> </w:t>
+      </w:r>
+    </w:p>
+    <w:p>
+      <w:pPr>
+        <w:pStyle w:val="Ttulo3"/>
+      </w:pPr>
+      <w:r>
+        <w:t xml:space="preserve"> </w:t>
+      </w:r>
+      <w:bookmarkStart w:id="28" w:name="_Toc232757492"/>
+      <w:r>
+        <w:t>Impacto Social</w:t>
+      </w:r>
+      <w:bookmarkEnd w:id="28"/>
+      <w:r>
+        <w:t xml:space="preserve"> </w:t>
+      </w:r>
+    </w:p>
+    <w:p>
+      <w:pPr>
+        <w:pStyle w:val="Ttulo3"/>
+      </w:pPr>
+      <w:r>
+        <w:t xml:space="preserve"> </w:t>
+      </w:r>
+      <w:bookmarkStart w:id="29" w:name="_Toc232757493"/>
+      <w:r>
+        <w:t>Lecciones aprendidas</w:t>
+      </w:r>
+      <w:bookmarkEnd w:id="29"/>
+      <w:r>
+        <w:t xml:space="preserve"> </w:t>
+      </w:r>
+    </w:p>
+    <w:p>
+      <w:pPr>
+        <w:pStyle w:val="Ttulo3"/>
+      </w:pPr>
+      <w:r>
+        <w:t xml:space="preserve"> </w:t>
+      </w:r>
+      <w:bookmarkStart w:id="30" w:name="_Toc232757494"/>
+      <w:r>
+        <w:t>Mejoras futuras</w:t>
+      </w:r>
+      <w:bookmarkEnd w:id="30"/>
     </w:p>
     <w:p>
       <w:pPr>

--- a/PROYECTO FINAL/INFORME FINAL.docx
+++ b/PROYECTO FINAL/INFORME FINAL.docx
@@ -1126,7 +1126,7 @@
     </w:p>
     <w:p>
       <w:pPr>
-        <w:pStyle w:val="TDC1"/>
+        <w:pStyle w:val="TOC1"/>
         <w:tabs>
           <w:tab w:val="right" w:leader="dot" w:pos="9016"/>
         </w:tabs>
@@ -1169,7 +1169,7 @@
       <w:hyperlink w:anchor="_Toc232757464" w:history="1">
         <w:r>
           <w:rPr>
-            <w:rStyle w:val="Hipervnculo"/>
+            <w:rStyle w:val="Hyperlink"/>
             <w:noProof/>
           </w:rPr>
           <w:t>CAPÍTULO I</w:t>
@@ -1226,7 +1226,7 @@
     </w:p>
     <w:p>
       <w:pPr>
-        <w:pStyle w:val="TDC2"/>
+        <w:pStyle w:val="TOC2"/>
         <w:tabs>
           <w:tab w:val="left" w:pos="720"/>
           <w:tab w:val="right" w:leader="dot" w:pos="9016"/>
@@ -1243,7 +1243,7 @@
       <w:hyperlink w:anchor="_Toc232757465" w:history="1">
         <w:r>
           <w:rPr>
-            <w:rStyle w:val="Hipervnculo"/>
+            <w:rStyle w:val="Hyperlink"/>
             <w:noProof/>
           </w:rPr>
           <w:t>1.</w:t>
@@ -1261,7 +1261,7 @@
         </w:r>
         <w:r>
           <w:rPr>
-            <w:rStyle w:val="Hipervnculo"/>
+            <w:rStyle w:val="Hyperlink"/>
             <w:noProof/>
           </w:rPr>
           <w:t>Identificación del contexto problemático</w:t>
@@ -1318,7 +1318,7 @@
     </w:p>
     <w:p>
       <w:pPr>
-        <w:pStyle w:val="TDC3"/>
+        <w:pStyle w:val="TOC3"/>
         <w:tabs>
           <w:tab w:val="left" w:pos="1200"/>
           <w:tab w:val="right" w:leader="dot" w:pos="9016"/>
@@ -1335,7 +1335,7 @@
       <w:hyperlink w:anchor="_Toc232757466" w:history="1">
         <w:r>
           <w:rPr>
-            <w:rStyle w:val="Hipervnculo"/>
+            <w:rStyle w:val="Hyperlink"/>
             <w:noProof/>
           </w:rPr>
           <w:t>1.1.</w:t>
@@ -1353,7 +1353,7 @@
         </w:r>
         <w:r>
           <w:rPr>
-            <w:rStyle w:val="Hipervnculo"/>
+            <w:rStyle w:val="Hyperlink"/>
             <w:noProof/>
           </w:rPr>
           <w:t>Limitaciones identificadas</w:t>
@@ -1410,7 +1410,7 @@
     </w:p>
     <w:p>
       <w:pPr>
-        <w:pStyle w:val="TDC3"/>
+        <w:pStyle w:val="TOC3"/>
         <w:tabs>
           <w:tab w:val="left" w:pos="1200"/>
           <w:tab w:val="right" w:leader="dot" w:pos="9016"/>
@@ -1427,7 +1427,7 @@
       <w:hyperlink w:anchor="_Toc232757467" w:history="1">
         <w:r>
           <w:rPr>
-            <w:rStyle w:val="Hipervnculo"/>
+            <w:rStyle w:val="Hyperlink"/>
             <w:noProof/>
           </w:rPr>
           <w:t>1.2.</w:t>
@@ -1445,7 +1445,7 @@
         </w:r>
         <w:r>
           <w:rPr>
-            <w:rStyle w:val="Hipervnculo"/>
+            <w:rStyle w:val="Hyperlink"/>
             <w:noProof/>
           </w:rPr>
           <w:t>Entrevistas Breves a los Representantes</w:t>
@@ -1502,7 +1502,7 @@
     </w:p>
     <w:p>
       <w:pPr>
-        <w:pStyle w:val="TDC3"/>
+        <w:pStyle w:val="TOC3"/>
         <w:tabs>
           <w:tab w:val="left" w:pos="1200"/>
           <w:tab w:val="right" w:leader="dot" w:pos="9016"/>
@@ -1519,7 +1519,7 @@
       <w:hyperlink w:anchor="_Toc232757468" w:history="1">
         <w:r>
           <w:rPr>
-            <w:rStyle w:val="Hipervnculo"/>
+            <w:rStyle w:val="Hyperlink"/>
             <w:noProof/>
           </w:rPr>
           <w:t>1.3.</w:t>
@@ -1537,7 +1537,7 @@
         </w:r>
         <w:r>
           <w:rPr>
-            <w:rStyle w:val="Hipervnculo"/>
+            <w:rStyle w:val="Hyperlink"/>
             <w:noProof/>
           </w:rPr>
           <w:t>Perfiles de usuario</w:t>
@@ -1594,7 +1594,7 @@
     </w:p>
     <w:p>
       <w:pPr>
-        <w:pStyle w:val="TDC2"/>
+        <w:pStyle w:val="TOC2"/>
         <w:tabs>
           <w:tab w:val="left" w:pos="720"/>
           <w:tab w:val="right" w:leader="dot" w:pos="9016"/>
@@ -1611,7 +1611,7 @@
       <w:hyperlink w:anchor="_Toc232757469" w:history="1">
         <w:r>
           <w:rPr>
-            <w:rStyle w:val="Hipervnculo"/>
+            <w:rStyle w:val="Hyperlink"/>
             <w:noProof/>
           </w:rPr>
           <w:t>2.</w:t>
@@ -1629,7 +1629,7 @@
         </w:r>
         <w:r>
           <w:rPr>
-            <w:rStyle w:val="Hipervnculo"/>
+            <w:rStyle w:val="Hyperlink"/>
             <w:noProof/>
           </w:rPr>
           <w:t>Justificación técnica y ética</w:t>
@@ -1686,7 +1686,7 @@
     </w:p>
     <w:p>
       <w:pPr>
-        <w:pStyle w:val="TDC3"/>
+        <w:pStyle w:val="TOC3"/>
         <w:tabs>
           <w:tab w:val="left" w:pos="1200"/>
           <w:tab w:val="right" w:leader="dot" w:pos="9016"/>
@@ -1703,7 +1703,7 @@
       <w:hyperlink w:anchor="_Toc232757470" w:history="1">
         <w:r>
           <w:rPr>
-            <w:rStyle w:val="Hipervnculo"/>
+            <w:rStyle w:val="Hyperlink"/>
             <w:noProof/>
           </w:rPr>
           <w:t>2.1.</w:t>
@@ -1721,7 +1721,7 @@
         </w:r>
         <w:r>
           <w:rPr>
-            <w:rStyle w:val="Hipervnculo"/>
+            <w:rStyle w:val="Hyperlink"/>
             <w:noProof/>
           </w:rPr>
           <w:t>Problema delimitado</w:t>
@@ -1778,7 +1778,7 @@
     </w:p>
     <w:p>
       <w:pPr>
-        <w:pStyle w:val="TDC3"/>
+        <w:pStyle w:val="TOC3"/>
         <w:tabs>
           <w:tab w:val="left" w:pos="1200"/>
           <w:tab w:val="right" w:leader="dot" w:pos="9016"/>
@@ -1795,7 +1795,7 @@
       <w:hyperlink w:anchor="_Toc232757471" w:history="1">
         <w:r>
           <w:rPr>
-            <w:rStyle w:val="Hipervnculo"/>
+            <w:rStyle w:val="Hyperlink"/>
             <w:noProof/>
           </w:rPr>
           <w:t>2.2.</w:t>
@@ -1813,7 +1813,7 @@
         </w:r>
         <w:r>
           <w:rPr>
-            <w:rStyle w:val="Hipervnculo"/>
+            <w:rStyle w:val="Hyperlink"/>
             <w:noProof/>
           </w:rPr>
           <w:t>Objetivo General</w:t>
@@ -1870,7 +1870,7 @@
     </w:p>
     <w:p>
       <w:pPr>
-        <w:pStyle w:val="TDC3"/>
+        <w:pStyle w:val="TOC3"/>
         <w:tabs>
           <w:tab w:val="left" w:pos="1200"/>
           <w:tab w:val="right" w:leader="dot" w:pos="9016"/>
@@ -1887,7 +1887,7 @@
       <w:hyperlink w:anchor="_Toc232757472" w:history="1">
         <w:r>
           <w:rPr>
-            <w:rStyle w:val="Hipervnculo"/>
+            <w:rStyle w:val="Hyperlink"/>
             <w:noProof/>
           </w:rPr>
           <w:t>2.3.</w:t>
@@ -1905,7 +1905,7 @@
         </w:r>
         <w:r>
           <w:rPr>
-            <w:rStyle w:val="Hipervnculo"/>
+            <w:rStyle w:val="Hyperlink"/>
             <w:noProof/>
           </w:rPr>
           <w:t>Objetivos Específicos</w:t>
@@ -1962,7 +1962,7 @@
     </w:p>
     <w:p>
       <w:pPr>
-        <w:pStyle w:val="TDC3"/>
+        <w:pStyle w:val="TOC3"/>
         <w:tabs>
           <w:tab w:val="left" w:pos="1200"/>
           <w:tab w:val="right" w:leader="dot" w:pos="9016"/>
@@ -1979,7 +1979,7 @@
       <w:hyperlink w:anchor="_Toc232757473" w:history="1">
         <w:r>
           <w:rPr>
-            <w:rStyle w:val="Hipervnculo"/>
+            <w:rStyle w:val="Hyperlink"/>
             <w:noProof/>
           </w:rPr>
           <w:t>2.4.</w:t>
@@ -1997,7 +1997,7 @@
         </w:r>
         <w:r>
           <w:rPr>
-            <w:rStyle w:val="Hipervnculo"/>
+            <w:rStyle w:val="Hyperlink"/>
             <w:noProof/>
           </w:rPr>
           <w:t>Mapa de Empatía</w:t>
@@ -2054,7 +2054,7 @@
     </w:p>
     <w:p>
       <w:pPr>
-        <w:pStyle w:val="TDC1"/>
+        <w:pStyle w:val="TOC1"/>
         <w:tabs>
           <w:tab w:val="right" w:leader="dot" w:pos="9016"/>
         </w:tabs>
@@ -2070,7 +2070,7 @@
       <w:hyperlink w:anchor="_Toc232757474" w:history="1">
         <w:r>
           <w:rPr>
-            <w:rStyle w:val="Hipervnculo"/>
+            <w:rStyle w:val="Hyperlink"/>
             <w:noProof/>
           </w:rPr>
           <w:t>CAPÍTULO II</w:t>
@@ -2127,7 +2127,7 @@
     </w:p>
     <w:p>
       <w:pPr>
-        <w:pStyle w:val="TDC2"/>
+        <w:pStyle w:val="TOC2"/>
         <w:tabs>
           <w:tab w:val="left" w:pos="720"/>
           <w:tab w:val="right" w:leader="dot" w:pos="9016"/>
@@ -2144,7 +2144,7 @@
       <w:hyperlink w:anchor="_Toc232757475" w:history="1">
         <w:r>
           <w:rPr>
-            <w:rStyle w:val="Hipervnculo"/>
+            <w:rStyle w:val="Hyperlink"/>
             <w:noProof/>
           </w:rPr>
           <w:t>3.</w:t>
@@ -2162,7 +2162,7 @@
         </w:r>
         <w:r>
           <w:rPr>
-            <w:rStyle w:val="Hipervnculo"/>
+            <w:rStyle w:val="Hyperlink"/>
             <w:noProof/>
           </w:rPr>
           <w:t>Arquitectura y tecnologías empleadas</w:t>
@@ -2219,7 +2219,7 @@
     </w:p>
     <w:p>
       <w:pPr>
-        <w:pStyle w:val="TDC3"/>
+        <w:pStyle w:val="TOC3"/>
         <w:tabs>
           <w:tab w:val="left" w:pos="1200"/>
           <w:tab w:val="right" w:leader="dot" w:pos="9016"/>
@@ -2236,7 +2236,7 @@
       <w:hyperlink w:anchor="_Toc232757476" w:history="1">
         <w:r>
           <w:rPr>
-            <w:rStyle w:val="Hipervnculo"/>
+            <w:rStyle w:val="Hyperlink"/>
             <w:noProof/>
           </w:rPr>
           <w:t>3.1.</w:t>
@@ -2254,7 +2254,7 @@
         </w:r>
         <w:r>
           <w:rPr>
-            <w:rStyle w:val="Hipervnculo"/>
+            <w:rStyle w:val="Hyperlink"/>
             <w:noProof/>
           </w:rPr>
           <w:t>Diagrama Detallado de la Arquitectura Cliente – Servidor</w:t>
@@ -2311,7 +2311,7 @@
     </w:p>
     <w:p>
       <w:pPr>
-        <w:pStyle w:val="TDC3"/>
+        <w:pStyle w:val="TOC3"/>
         <w:tabs>
           <w:tab w:val="left" w:pos="1200"/>
           <w:tab w:val="right" w:leader="dot" w:pos="9016"/>
@@ -2328,7 +2328,7 @@
       <w:hyperlink w:anchor="_Toc232757477" w:history="1">
         <w:r>
           <w:rPr>
-            <w:rStyle w:val="Hipervnculo"/>
+            <w:rStyle w:val="Hyperlink"/>
             <w:noProof/>
           </w:rPr>
           <w:t>3.2.</w:t>
@@ -2346,7 +2346,7 @@
         </w:r>
         <w:r>
           <w:rPr>
-            <w:rStyle w:val="Hipervnculo"/>
+            <w:rStyle w:val="Hyperlink"/>
             <w:noProof/>
           </w:rPr>
           <w:t>Justificación del Stack Tecnológico (Mobile – First y Rendimiento)</w:t>
@@ -2403,7 +2403,7 @@
     </w:p>
     <w:p>
       <w:pPr>
-        <w:pStyle w:val="TDC3"/>
+        <w:pStyle w:val="TOC3"/>
         <w:tabs>
           <w:tab w:val="left" w:pos="1200"/>
           <w:tab w:val="right" w:leader="dot" w:pos="9016"/>
@@ -2420,7 +2420,7 @@
       <w:hyperlink w:anchor="_Toc232757478" w:history="1">
         <w:r>
           <w:rPr>
-            <w:rStyle w:val="Hipervnculo"/>
+            <w:rStyle w:val="Hyperlink"/>
             <w:noProof/>
           </w:rPr>
           <w:t>3.3.</w:t>
@@ -2438,7 +2438,7 @@
         </w:r>
         <w:r>
           <w:rPr>
-            <w:rStyle w:val="Hipervnculo"/>
+            <w:rStyle w:val="Hyperlink"/>
             <w:noProof/>
           </w:rPr>
           <w:t>Flujo de Navegación Coherente (User Flow)</w:t>
@@ -2495,7 +2495,7 @@
     </w:p>
     <w:p>
       <w:pPr>
-        <w:pStyle w:val="TDC3"/>
+        <w:pStyle w:val="TOC3"/>
         <w:tabs>
           <w:tab w:val="left" w:pos="1200"/>
           <w:tab w:val="right" w:leader="dot" w:pos="9016"/>
@@ -2512,7 +2512,7 @@
       <w:hyperlink w:anchor="_Toc232757479" w:history="1">
         <w:r>
           <w:rPr>
-            <w:rStyle w:val="Hipervnculo"/>
+            <w:rStyle w:val="Hyperlink"/>
             <w:noProof/>
           </w:rPr>
           <w:t>3.4.</w:t>
@@ -2530,7 +2530,7 @@
         </w:r>
         <w:r>
           <w:rPr>
-            <w:rStyle w:val="Hipervnculo"/>
+            <w:rStyle w:val="Hyperlink"/>
             <w:noProof/>
           </w:rPr>
           <w:t>Especificaciones de Diseño y Accesibilidad en Wireframes</w:t>
@@ -2587,7 +2587,7 @@
     </w:p>
     <w:p>
       <w:pPr>
-        <w:pStyle w:val="TDC2"/>
+        <w:pStyle w:val="TOC2"/>
         <w:tabs>
           <w:tab w:val="left" w:pos="720"/>
           <w:tab w:val="right" w:leader="dot" w:pos="9016"/>
@@ -2604,7 +2604,7 @@
       <w:hyperlink w:anchor="_Toc232757480" w:history="1">
         <w:r>
           <w:rPr>
-            <w:rStyle w:val="Hipervnculo"/>
+            <w:rStyle w:val="Hyperlink"/>
             <w:noProof/>
           </w:rPr>
           <w:t>4.</w:t>
@@ -2622,7 +2622,7 @@
         </w:r>
         <w:r>
           <w:rPr>
-            <w:rStyle w:val="Hipervnculo"/>
+            <w:rStyle w:val="Hyperlink"/>
             <w:noProof/>
           </w:rPr>
           <w:t>Descripción de funcionalidades</w:t>
@@ -2679,7 +2679,7 @@
     </w:p>
     <w:p>
       <w:pPr>
-        <w:pStyle w:val="TDC3"/>
+        <w:pStyle w:val="TOC3"/>
         <w:tabs>
           <w:tab w:val="left" w:pos="1200"/>
           <w:tab w:val="right" w:leader="dot" w:pos="9016"/>
@@ -2696,7 +2696,7 @@
       <w:hyperlink w:anchor="_Toc232757481" w:history="1">
         <w:r>
           <w:rPr>
-            <w:rStyle w:val="Hipervnculo"/>
+            <w:rStyle w:val="Hyperlink"/>
             <w:noProof/>
             <w:lang w:val="en-US"/>
           </w:rPr>
@@ -2715,7 +2715,7 @@
         </w:r>
         <w:r>
           <w:rPr>
-            <w:rStyle w:val="Hipervnculo"/>
+            <w:rStyle w:val="Hyperlink"/>
             <w:noProof/>
             <w:lang w:val="en-US"/>
           </w:rPr>
@@ -2773,7 +2773,7 @@
     </w:p>
     <w:p>
       <w:pPr>
-        <w:pStyle w:val="TDC3"/>
+        <w:pStyle w:val="TOC3"/>
         <w:tabs>
           <w:tab w:val="left" w:pos="1200"/>
           <w:tab w:val="right" w:leader="dot" w:pos="9016"/>
@@ -2790,7 +2790,7 @@
       <w:hyperlink w:anchor="_Toc232757482" w:history="1">
         <w:r>
           <w:rPr>
-            <w:rStyle w:val="Hipervnculo"/>
+            <w:rStyle w:val="Hyperlink"/>
             <w:noProof/>
             <w:lang w:val="en-US"/>
           </w:rPr>
@@ -2809,7 +2809,7 @@
         </w:r>
         <w:r>
           <w:rPr>
-            <w:rStyle w:val="Hipervnculo"/>
+            <w:rStyle w:val="Hyperlink"/>
             <w:noProof/>
             <w:lang w:val="en-US"/>
           </w:rPr>
@@ -2867,7 +2867,7 @@
     </w:p>
     <w:p>
       <w:pPr>
-        <w:pStyle w:val="TDC3"/>
+        <w:pStyle w:val="TOC3"/>
         <w:tabs>
           <w:tab w:val="left" w:pos="1200"/>
           <w:tab w:val="right" w:leader="dot" w:pos="9016"/>
@@ -2884,7 +2884,7 @@
       <w:hyperlink w:anchor="_Toc232757483" w:history="1">
         <w:r>
           <w:rPr>
-            <w:rStyle w:val="Hipervnculo"/>
+            <w:rStyle w:val="Hyperlink"/>
             <w:noProof/>
             <w:lang w:val="en-US"/>
           </w:rPr>
@@ -2903,7 +2903,7 @@
         </w:r>
         <w:r>
           <w:rPr>
-            <w:rStyle w:val="Hipervnculo"/>
+            <w:rStyle w:val="Hyperlink"/>
             <w:noProof/>
             <w:lang w:val="en-US"/>
           </w:rPr>
@@ -2961,7 +2961,7 @@
     </w:p>
     <w:p>
       <w:pPr>
-        <w:pStyle w:val="TDC2"/>
+        <w:pStyle w:val="TOC2"/>
         <w:tabs>
           <w:tab w:val="left" w:pos="720"/>
           <w:tab w:val="right" w:leader="dot" w:pos="9016"/>
@@ -2978,7 +2978,7 @@
       <w:hyperlink w:anchor="_Toc232757484" w:history="1">
         <w:r>
           <w:rPr>
-            <w:rStyle w:val="Hipervnculo"/>
+            <w:rStyle w:val="Hyperlink"/>
             <w:noProof/>
           </w:rPr>
           <w:t>5.</w:t>
@@ -2996,7 +2996,7 @@
         </w:r>
         <w:r>
           <w:rPr>
-            <w:rStyle w:val="Hipervnculo"/>
+            <w:rStyle w:val="Hyperlink"/>
             <w:noProof/>
           </w:rPr>
           <w:t>Buenas prácticas aplicadas</w:t>
@@ -3053,7 +3053,7 @@
     </w:p>
     <w:p>
       <w:pPr>
-        <w:pStyle w:val="TDC3"/>
+        <w:pStyle w:val="TOC3"/>
         <w:tabs>
           <w:tab w:val="left" w:pos="1200"/>
           <w:tab w:val="right" w:leader="dot" w:pos="9016"/>
@@ -3070,7 +3070,7 @@
       <w:hyperlink w:anchor="_Toc232757485" w:history="1">
         <w:r>
           <w:rPr>
-            <w:rStyle w:val="Hipervnculo"/>
+            <w:rStyle w:val="Hyperlink"/>
             <w:noProof/>
           </w:rPr>
           <w:t>5.1.</w:t>
@@ -3088,7 +3088,7 @@
         </w:r>
         <w:r>
           <w:rPr>
-            <w:rStyle w:val="Hipervnculo"/>
+            <w:rStyle w:val="Hyperlink"/>
             <w:noProof/>
           </w:rPr>
           <w:t>Accesibilidad</w:t>
@@ -3145,7 +3145,7 @@
     </w:p>
     <w:p>
       <w:pPr>
-        <w:pStyle w:val="TDC3"/>
+        <w:pStyle w:val="TOC3"/>
         <w:tabs>
           <w:tab w:val="left" w:pos="1200"/>
           <w:tab w:val="right" w:leader="dot" w:pos="9016"/>
@@ -3162,7 +3162,7 @@
       <w:hyperlink w:anchor="_Toc232757486" w:history="1">
         <w:r>
           <w:rPr>
-            <w:rStyle w:val="Hipervnculo"/>
+            <w:rStyle w:val="Hyperlink"/>
             <w:noProof/>
           </w:rPr>
           <w:t>5.2.</w:t>
@@ -3180,7 +3180,7 @@
         </w:r>
         <w:r>
           <w:rPr>
-            <w:rStyle w:val="Hipervnculo"/>
+            <w:rStyle w:val="Hyperlink"/>
             <w:noProof/>
           </w:rPr>
           <w:t>Privacidad</w:t>
@@ -3237,7 +3237,7 @@
     </w:p>
     <w:p>
       <w:pPr>
-        <w:pStyle w:val="TDC3"/>
+        <w:pStyle w:val="TOC3"/>
         <w:tabs>
           <w:tab w:val="left" w:pos="1200"/>
           <w:tab w:val="right" w:leader="dot" w:pos="9016"/>
@@ -3254,7 +3254,7 @@
       <w:hyperlink w:anchor="_Toc232757487" w:history="1">
         <w:r>
           <w:rPr>
-            <w:rStyle w:val="Hipervnculo"/>
+            <w:rStyle w:val="Hyperlink"/>
             <w:noProof/>
           </w:rPr>
           <w:t>5.3.</w:t>
@@ -3272,7 +3272,7 @@
         </w:r>
         <w:r>
           <w:rPr>
-            <w:rStyle w:val="Hipervnculo"/>
+            <w:rStyle w:val="Hyperlink"/>
             <w:noProof/>
           </w:rPr>
           <w:t>Diseño Responsivo</w:t>
@@ -3329,7 +3329,7 @@
     </w:p>
     <w:p>
       <w:pPr>
-        <w:pStyle w:val="TDC3"/>
+        <w:pStyle w:val="TOC3"/>
         <w:tabs>
           <w:tab w:val="left" w:pos="1200"/>
           <w:tab w:val="right" w:leader="dot" w:pos="9016"/>
@@ -3346,7 +3346,7 @@
       <w:hyperlink w:anchor="_Toc232757488" w:history="1">
         <w:r>
           <w:rPr>
-            <w:rStyle w:val="Hipervnculo"/>
+            <w:rStyle w:val="Hyperlink"/>
             <w:noProof/>
           </w:rPr>
           <w:t>5.4.</w:t>
@@ -3364,7 +3364,7 @@
         </w:r>
         <w:r>
           <w:rPr>
-            <w:rStyle w:val="Hipervnculo"/>
+            <w:rStyle w:val="Hyperlink"/>
             <w:noProof/>
           </w:rPr>
           <w:t>Resultados de Validación con Usuarios</w:t>
@@ -3421,7 +3421,7 @@
     </w:p>
     <w:p>
       <w:pPr>
-        <w:pStyle w:val="TDC1"/>
+        <w:pStyle w:val="TOC1"/>
         <w:tabs>
           <w:tab w:val="right" w:leader="dot" w:pos="9016"/>
         </w:tabs>
@@ -3437,7 +3437,7 @@
       <w:hyperlink w:anchor="_Toc232757489" w:history="1">
         <w:r>
           <w:rPr>
-            <w:rStyle w:val="Hipervnculo"/>
+            <w:rStyle w:val="Hyperlink"/>
             <w:noProof/>
           </w:rPr>
           <w:t>CAPÍTULO III</w:t>
@@ -3494,7 +3494,7 @@
     </w:p>
     <w:p>
       <w:pPr>
-        <w:pStyle w:val="TDC2"/>
+        <w:pStyle w:val="TOC2"/>
         <w:tabs>
           <w:tab w:val="left" w:pos="720"/>
           <w:tab w:val="right" w:leader="dot" w:pos="9016"/>
@@ -3511,7 +3511,7 @@
       <w:hyperlink w:anchor="_Toc232757490" w:history="1">
         <w:r>
           <w:rPr>
-            <w:rStyle w:val="Hipervnculo"/>
+            <w:rStyle w:val="Hyperlink"/>
             <w:noProof/>
           </w:rPr>
           <w:t>6.</w:t>
@@ -3529,7 +3529,7 @@
         </w:r>
         <w:r>
           <w:rPr>
-            <w:rStyle w:val="Hipervnculo"/>
+            <w:rStyle w:val="Hyperlink"/>
             <w:noProof/>
           </w:rPr>
           <w:t>Conclusiones y aprendizajes</w:t>
@@ -3586,7 +3586,7 @@
     </w:p>
     <w:p>
       <w:pPr>
-        <w:pStyle w:val="TDC3"/>
+        <w:pStyle w:val="TOC3"/>
         <w:tabs>
           <w:tab w:val="left" w:pos="1200"/>
           <w:tab w:val="right" w:leader="dot" w:pos="9016"/>
@@ -3603,7 +3603,7 @@
       <w:hyperlink w:anchor="_Toc232757491" w:history="1">
         <w:r>
           <w:rPr>
-            <w:rStyle w:val="Hipervnculo"/>
+            <w:rStyle w:val="Hyperlink"/>
             <w:noProof/>
           </w:rPr>
           <w:t>6.1.</w:t>
@@ -3621,7 +3621,7 @@
         </w:r>
         <w:r>
           <w:rPr>
-            <w:rStyle w:val="Hipervnculo"/>
+            <w:rStyle w:val="Hyperlink"/>
             <w:noProof/>
           </w:rPr>
           <w:t>Reflexión técnica</w:t>
@@ -3678,7 +3678,7 @@
     </w:p>
     <w:p>
       <w:pPr>
-        <w:pStyle w:val="TDC3"/>
+        <w:pStyle w:val="TOC3"/>
         <w:tabs>
           <w:tab w:val="left" w:pos="1200"/>
           <w:tab w:val="right" w:leader="dot" w:pos="9016"/>
@@ -3695,7 +3695,7 @@
       <w:hyperlink w:anchor="_Toc232757492" w:history="1">
         <w:r>
           <w:rPr>
-            <w:rStyle w:val="Hipervnculo"/>
+            <w:rStyle w:val="Hyperlink"/>
             <w:noProof/>
           </w:rPr>
           <w:t>6.2.</w:t>
@@ -3713,7 +3713,7 @@
         </w:r>
         <w:r>
           <w:rPr>
-            <w:rStyle w:val="Hipervnculo"/>
+            <w:rStyle w:val="Hyperlink"/>
             <w:noProof/>
           </w:rPr>
           <w:t>Impacto Social</w:t>
@@ -3770,7 +3770,7 @@
     </w:p>
     <w:p>
       <w:pPr>
-        <w:pStyle w:val="TDC3"/>
+        <w:pStyle w:val="TOC3"/>
         <w:tabs>
           <w:tab w:val="left" w:pos="1200"/>
           <w:tab w:val="right" w:leader="dot" w:pos="9016"/>
@@ -3787,7 +3787,7 @@
       <w:hyperlink w:anchor="_Toc232757493" w:history="1">
         <w:r>
           <w:rPr>
-            <w:rStyle w:val="Hipervnculo"/>
+            <w:rStyle w:val="Hyperlink"/>
             <w:noProof/>
           </w:rPr>
           <w:t>6.3.</w:t>
@@ -3805,7 +3805,7 @@
         </w:r>
         <w:r>
           <w:rPr>
-            <w:rStyle w:val="Hipervnculo"/>
+            <w:rStyle w:val="Hyperlink"/>
             <w:noProof/>
           </w:rPr>
           <w:t>Lecciones aprendidas</w:t>
@@ -3862,7 +3862,7 @@
     </w:p>
     <w:p>
       <w:pPr>
-        <w:pStyle w:val="TDC3"/>
+        <w:pStyle w:val="TOC3"/>
         <w:tabs>
           <w:tab w:val="left" w:pos="1200"/>
           <w:tab w:val="right" w:leader="dot" w:pos="9016"/>
@@ -3879,7 +3879,7 @@
       <w:hyperlink w:anchor="_Toc232757494" w:history="1">
         <w:r>
           <w:rPr>
-            <w:rStyle w:val="Hipervnculo"/>
+            <w:rStyle w:val="Hyperlink"/>
             <w:noProof/>
           </w:rPr>
           <w:t>6.4.</w:t>
@@ -3897,7 +3897,7 @@
         </w:r>
         <w:r>
           <w:rPr>
-            <w:rStyle w:val="Hipervnculo"/>
+            <w:rStyle w:val="Hyperlink"/>
             <w:noProof/>
           </w:rPr>
           <w:t>Mejoras futuras</w:t>
@@ -3997,7 +3997,7 @@
     </w:p>
     <w:p>
       <w:pPr>
-        <w:pStyle w:val="Ttulo1"/>
+        <w:pStyle w:val="Heading1"/>
       </w:pPr>
       <w:bookmarkStart w:id="0" w:name="_Toc232757464"/>
       <w:r>
@@ -4008,7 +4008,7 @@
     </w:p>
     <w:p>
       <w:pPr>
-        <w:pStyle w:val="Ttulo2"/>
+        <w:pStyle w:val="Heading2"/>
       </w:pPr>
       <w:bookmarkStart w:id="1" w:name="_Toc232757465"/>
       <w:r>
@@ -4040,7 +4040,7 @@
     </w:p>
     <w:p>
       <w:pPr>
-        <w:pStyle w:val="Ttulo3"/>
+        <w:pStyle w:val="Heading3"/>
       </w:pPr>
       <w:r>
         <w:t xml:space="preserve"> </w:t>
@@ -4141,7 +4141,7 @@
     </w:p>
     <w:p>
       <w:pPr>
-        <w:pStyle w:val="Ttulo3"/>
+        <w:pStyle w:val="Heading3"/>
       </w:pPr>
       <w:r>
         <w:t xml:space="preserve"> </w:t>
@@ -4522,7 +4522,7 @@
     </w:p>
     <w:p>
       <w:pPr>
-        <w:pStyle w:val="Ttulo3"/>
+        <w:pStyle w:val="Heading3"/>
       </w:pPr>
       <w:bookmarkStart w:id="4" w:name="_Toc232757468"/>
       <w:r>
@@ -4557,7 +4557,7 @@
     </w:p>
     <w:tbl>
       <w:tblPr>
-        <w:tblStyle w:val="Tablaconcuadrcula"/>
+        <w:tblStyle w:val="TableGrid"/>
         <w:tblW w:w="0" w:type="auto"/>
         <w:tblInd w:w="988" w:type="dxa"/>
         <w:tblLook w:val="04A0" w:firstRow="1" w:lastRow="0" w:firstColumn="1" w:lastColumn="0" w:noHBand="0" w:noVBand="1"/>
@@ -4817,7 +4817,7 @@
     </w:p>
     <w:tbl>
       <w:tblPr>
-        <w:tblStyle w:val="Tablaconcuadrcula"/>
+        <w:tblStyle w:val="TableGrid"/>
         <w:tblW w:w="0" w:type="auto"/>
         <w:tblInd w:w="988" w:type="dxa"/>
         <w:tblLook w:val="04A0" w:firstRow="1" w:lastRow="0" w:firstColumn="1" w:lastColumn="0" w:noHBand="0" w:noVBand="1"/>
@@ -5086,7 +5086,7 @@
     </w:p>
     <w:tbl>
       <w:tblPr>
-        <w:tblStyle w:val="Tablaconcuadrcula"/>
+        <w:tblStyle w:val="TableGrid"/>
         <w:tblW w:w="0" w:type="auto"/>
         <w:tblInd w:w="988" w:type="dxa"/>
         <w:tblLook w:val="04A0" w:firstRow="1" w:lastRow="0" w:firstColumn="1" w:lastColumn="0" w:noHBand="0" w:noVBand="1"/>
@@ -5327,7 +5327,7 @@
     <w:p/>
     <w:p>
       <w:pPr>
-        <w:pStyle w:val="Ttulo2"/>
+        <w:pStyle w:val="Heading2"/>
       </w:pPr>
       <w:bookmarkStart w:id="5" w:name="_Toc232757469"/>
       <w:r>
@@ -5337,7 +5337,7 @@
     </w:p>
     <w:p>
       <w:pPr>
-        <w:pStyle w:val="Ttulo3"/>
+        <w:pStyle w:val="Heading3"/>
       </w:pPr>
       <w:r>
         <w:t xml:space="preserve"> </w:t>
@@ -5450,7 +5450,7 @@
     </w:p>
     <w:p>
       <w:pPr>
-        <w:pStyle w:val="Ttulo3"/>
+        <w:pStyle w:val="Heading3"/>
       </w:pPr>
       <w:r>
         <w:t xml:space="preserve"> </w:t>
@@ -5487,7 +5487,7 @@
     </w:p>
     <w:p>
       <w:pPr>
-        <w:pStyle w:val="Ttulo3"/>
+        <w:pStyle w:val="Heading3"/>
       </w:pPr>
       <w:r>
         <w:t xml:space="preserve"> </w:t>
@@ -5690,7 +5690,7 @@
     </w:p>
     <w:p>
       <w:pPr>
-        <w:pStyle w:val="Ttulo3"/>
+        <w:pStyle w:val="Heading3"/>
       </w:pPr>
       <w:bookmarkStart w:id="9" w:name="_Toc232757473"/>
       <w:r>
@@ -5777,7 +5777,7 @@
     </w:p>
     <w:p>
       <w:pPr>
-        <w:pStyle w:val="Ttulo1"/>
+        <w:pStyle w:val="Heading1"/>
       </w:pPr>
       <w:bookmarkStart w:id="10" w:name="_Toc232757474"/>
       <w:r>
@@ -5788,7 +5788,7 @@
     </w:p>
     <w:p>
       <w:pPr>
-        <w:pStyle w:val="Ttulo2"/>
+        <w:pStyle w:val="Heading2"/>
       </w:pPr>
       <w:bookmarkStart w:id="11" w:name="_Toc232757475"/>
       <w:r>
@@ -5843,7 +5843,7 @@
     </w:p>
     <w:p>
       <w:pPr>
-        <w:pStyle w:val="Ttulo3"/>
+        <w:pStyle w:val="Heading3"/>
       </w:pPr>
       <w:r>
         <w:t xml:space="preserve"> </w:t>
@@ -5858,33 +5858,108 @@
       <w:pPr>
         <w:pStyle w:val="APATMA"/>
         <w:ind w:left="11"/>
-      </w:pPr>
+        <w:jc w:val="left"/>
+      </w:pPr>
+      <w:r>
+        <w:rPr>
+          <w:i/>
+          <w:iCs/>
+        </w:rPr>
+        <w:drawing>
+          <wp:anchor distT="0" distB="0" distL="114300" distR="114300" simplePos="0" relativeHeight="251660288" behindDoc="0" locked="0" layoutInCell="1" allowOverlap="1" wp14:anchorId="62718F2A" wp14:editId="570617A6">
+            <wp:simplePos x="0" y="0"/>
+            <wp:positionH relativeFrom="margin">
+              <wp:posOffset>-59690</wp:posOffset>
+            </wp:positionH>
+            <wp:positionV relativeFrom="paragraph">
+              <wp:posOffset>885190</wp:posOffset>
+            </wp:positionV>
+            <wp:extent cx="5731510" cy="2934335"/>
+            <wp:effectExtent l="0" t="0" r="2540" b="0"/>
+            <wp:wrapThrough wrapText="bothSides">
+              <wp:wrapPolygon edited="0">
+                <wp:start x="0" y="0"/>
+                <wp:lineTo x="0" y="21455"/>
+                <wp:lineTo x="21538" y="21455"/>
+                <wp:lineTo x="21538" y="0"/>
+                <wp:lineTo x="0" y="0"/>
+              </wp:wrapPolygon>
+            </wp:wrapThrough>
+            <wp:docPr id="574375941" name="Picture 1"/>
+            <wp:cNvGraphicFramePr>
+              <a:graphicFrameLocks xmlns:a="http://schemas.openxmlformats.org/drawingml/2006/main" noChangeAspect="1"/>
+            </wp:cNvGraphicFramePr>
+            <a:graphic xmlns:a="http://schemas.openxmlformats.org/drawingml/2006/main">
+              <a:graphicData uri="http://schemas.openxmlformats.org/drawingml/2006/picture">
+                <pic:pic xmlns:pic="http://schemas.openxmlformats.org/drawingml/2006/picture">
+                  <pic:nvPicPr>
+                    <pic:cNvPr id="574375941" name=""/>
+                    <pic:cNvPicPr/>
+                  </pic:nvPicPr>
+                  <pic:blipFill>
+                    <a:blip r:embed="rId14" cstate="print">
+                      <a:extLst>
+                        <a:ext uri="{28A0092B-C50C-407E-A947-70E740481C1C}">
+                          <a14:useLocalDpi xmlns:a14="http://schemas.microsoft.com/office/drawing/2010/main" val="0"/>
+                        </a:ext>
+                      </a:extLst>
+                    </a:blip>
+                    <a:stretch>
+                      <a:fillRect/>
+                    </a:stretch>
+                  </pic:blipFill>
+                  <pic:spPr>
+                    <a:xfrm>
+                      <a:off x="0" y="0"/>
+                      <a:ext cx="5731510" cy="2934335"/>
+                    </a:xfrm>
+                    <a:prstGeom prst="rect">
+                      <a:avLst/>
+                    </a:prstGeom>
+                  </pic:spPr>
+                </pic:pic>
+              </a:graphicData>
+            </a:graphic>
+          </wp:anchor>
+        </w:drawing>
+      </w:r>
       <w:r>
         <w:t>A continuación, se describe y presenta la topología de la aplicación web y el flojo de datos asíncrono diseñado:</w:t>
+      </w:r>
+      <w:r>
+        <w:br/>
+      </w:r>
+      <w:r>
+        <w:br/>
       </w:r>
     </w:p>
     <w:p>
       <w:pPr>
         <w:pStyle w:val="APATMA"/>
         <w:ind w:left="11"/>
-        <w:rPr>
-          <w:i/>
-          <w:iCs/>
-        </w:rPr>
-      </w:pPr>
-      <w:r>
-        <w:rPr>
-          <w:i/>
-          <w:iCs/>
-        </w:rPr>
-        <w:t>“Insertar el diagrama”</w:t>
-      </w:r>
-    </w:p>
-    <w:p>
-      <w:pPr>
-        <w:pStyle w:val="Ttulo3"/>
-      </w:pPr>
-      <w:r>
+        <w:jc w:val="left"/>
+      </w:pPr>
+    </w:p>
+    <w:p>
+      <w:pPr>
+        <w:pStyle w:val="APATMA"/>
+        <w:ind w:left="11"/>
+        <w:jc w:val="left"/>
+      </w:pPr>
+    </w:p>
+    <w:p>
+      <w:pPr>
+        <w:pStyle w:val="APATMA"/>
+        <w:ind w:left="11"/>
+        <w:jc w:val="left"/>
+      </w:pPr>
+    </w:p>
+    <w:p>
+      <w:pPr>
+        <w:pStyle w:val="Heading3"/>
+      </w:pPr>
+      <w:r>
+        <w:lastRenderedPageBreak/>
         <w:t xml:space="preserve"> </w:t>
       </w:r>
       <w:bookmarkStart w:id="13" w:name="_Toc232757477"/>
@@ -5903,7 +5978,7 @@
     </w:p>
     <w:tbl>
       <w:tblPr>
-        <w:tblStyle w:val="Tablaconcuadrcula"/>
+        <w:tblStyle w:val="TableGrid"/>
         <w:tblW w:w="0" w:type="auto"/>
         <w:tblLook w:val="04A0" w:firstRow="1" w:lastRow="0" w:firstColumn="1" w:lastColumn="0" w:noHBand="0" w:noVBand="1"/>
       </w:tblPr>
@@ -6169,7 +6244,6 @@
               <w:ind w:firstLine="0"/>
             </w:pPr>
             <w:r>
-              <w:lastRenderedPageBreak/>
               <w:t>Servidor Lógico</w:t>
             </w:r>
           </w:p>
@@ -6268,7 +6342,7 @@
     </w:p>
     <w:p>
       <w:pPr>
-        <w:pStyle w:val="Ttulo3"/>
+        <w:pStyle w:val="Heading3"/>
       </w:pPr>
       <w:r>
         <w:t xml:space="preserve"> </w:t>
@@ -6320,13 +6394,134 @@
         <w:pStyle w:val="APATMA"/>
       </w:pPr>
       <w:r>
-        <w:t>“Insertar el Flujo de navegación”</w:t>
-      </w:r>
-    </w:p>
-    <w:p>
-      <w:pPr>
-        <w:pStyle w:val="Ttulo3"/>
-      </w:pPr>
+        <w:lastRenderedPageBreak/>
+        <w:drawing>
+          <wp:anchor distT="0" distB="0" distL="114300" distR="114300" simplePos="0" relativeHeight="251667456" behindDoc="0" locked="0" layoutInCell="1" allowOverlap="1" wp14:anchorId="288685EA" wp14:editId="0A369126">
+            <wp:simplePos x="0" y="0"/>
+            <wp:positionH relativeFrom="page">
+              <wp:posOffset>446568</wp:posOffset>
+            </wp:positionH>
+            <wp:positionV relativeFrom="paragraph">
+              <wp:posOffset>106325</wp:posOffset>
+            </wp:positionV>
+            <wp:extent cx="6842993" cy="2604977"/>
+            <wp:effectExtent l="0" t="0" r="0" b="5080"/>
+            <wp:wrapSquare wrapText="bothSides"/>
+            <wp:docPr id="1124165827" name="Picture 1"/>
+            <wp:cNvGraphicFramePr>
+              <a:graphicFrameLocks xmlns:a="http://schemas.openxmlformats.org/drawingml/2006/main" noChangeAspect="1"/>
+            </wp:cNvGraphicFramePr>
+            <a:graphic xmlns:a="http://schemas.openxmlformats.org/drawingml/2006/main">
+              <a:graphicData uri="http://schemas.openxmlformats.org/drawingml/2006/picture">
+                <pic:pic xmlns:pic="http://schemas.openxmlformats.org/drawingml/2006/picture">
+                  <pic:nvPicPr>
+                    <pic:cNvPr id="1124165827" name=""/>
+                    <pic:cNvPicPr/>
+                  </pic:nvPicPr>
+                  <pic:blipFill>
+                    <a:blip r:embed="rId15">
+                      <a:extLst>
+                        <a:ext uri="{28A0092B-C50C-407E-A947-70E740481C1C}">
+                          <a14:useLocalDpi xmlns:a14="http://schemas.microsoft.com/office/drawing/2010/main" val="0"/>
+                        </a:ext>
+                      </a:extLst>
+                    </a:blip>
+                    <a:stretch>
+                      <a:fillRect/>
+                    </a:stretch>
+                  </pic:blipFill>
+                  <pic:spPr>
+                    <a:xfrm>
+                      <a:off x="0" y="0"/>
+                      <a:ext cx="6842993" cy="2604977"/>
+                    </a:xfrm>
+                    <a:prstGeom prst="rect">
+                      <a:avLst/>
+                    </a:prstGeom>
+                  </pic:spPr>
+                </pic:pic>
+              </a:graphicData>
+            </a:graphic>
+            <wp14:sizeRelH relativeFrom="margin">
+              <wp14:pctWidth>0</wp14:pctWidth>
+            </wp14:sizeRelH>
+            <wp14:sizeRelV relativeFrom="margin">
+              <wp14:pctHeight>0</wp14:pctHeight>
+            </wp14:sizeRelV>
+          </wp:anchor>
+        </w:drawing>
+      </w:r>
+    </w:p>
+    <w:p>
+      <w:pPr>
+        <w:pStyle w:val="Heading3"/>
+      </w:pPr>
+      <w:r>
+        <w:drawing>
+          <wp:anchor distT="0" distB="0" distL="114300" distR="114300" simplePos="0" relativeHeight="251663360" behindDoc="1" locked="0" layoutInCell="1" allowOverlap="1" wp14:anchorId="3145C79B" wp14:editId="54BACA53">
+            <wp:simplePos x="0" y="0"/>
+            <wp:positionH relativeFrom="margin">
+              <wp:posOffset>1477645</wp:posOffset>
+            </wp:positionH>
+            <wp:positionV relativeFrom="page">
+              <wp:posOffset>4359275</wp:posOffset>
+            </wp:positionV>
+            <wp:extent cx="2860040" cy="4768850"/>
+            <wp:effectExtent l="0" t="0" r="0" b="0"/>
+            <wp:wrapTopAndBottom/>
+            <wp:docPr id="1919507937" name="Picture 1"/>
+            <wp:cNvGraphicFramePr>
+              <a:graphicFrameLocks xmlns:a="http://schemas.openxmlformats.org/drawingml/2006/main" noChangeAspect="1"/>
+            </wp:cNvGraphicFramePr>
+            <a:graphic xmlns:a="http://schemas.openxmlformats.org/drawingml/2006/main">
+              <a:graphicData uri="http://schemas.openxmlformats.org/drawingml/2006/picture">
+                <pic:pic xmlns:pic="http://schemas.openxmlformats.org/drawingml/2006/picture">
+                  <pic:nvPicPr>
+                    <pic:cNvPr id="1919507937" name=""/>
+                    <pic:cNvPicPr/>
+                  </pic:nvPicPr>
+                  <pic:blipFill rotWithShape="1">
+                    <a:blip r:embed="rId16">
+                      <a:extLst>
+                        <a:ext uri="{28A0092B-C50C-407E-A947-70E740481C1C}">
+                          <a14:useLocalDpi xmlns:a14="http://schemas.microsoft.com/office/drawing/2010/main" val="0"/>
+                        </a:ext>
+                      </a:extLst>
+                    </a:blip>
+                    <a:srcRect l="2888"/>
+                    <a:stretch>
+                      <a:fillRect/>
+                    </a:stretch>
+                  </pic:blipFill>
+                  <pic:spPr bwMode="auto">
+                    <a:xfrm>
+                      <a:off x="0" y="0"/>
+                      <a:ext cx="2860040" cy="4768850"/>
+                    </a:xfrm>
+                    <a:prstGeom prst="rect">
+                      <a:avLst/>
+                    </a:prstGeom>
+                    <a:ln>
+                      <a:noFill/>
+                    </a:ln>
+                    <a:extLst>
+                      <a:ext uri="{53640926-AAD7-44D8-BBD7-CCE9431645EC}">
+                        <a14:shadowObscured xmlns:a14="http://schemas.microsoft.com/office/drawing/2010/main"/>
+                      </a:ext>
+                    </a:extLst>
+                  </pic:spPr>
+                </pic:pic>
+              </a:graphicData>
+            </a:graphic>
+            <wp14:sizeRelH relativeFrom="margin">
+              <wp14:pctWidth>0</wp14:pctWidth>
+            </wp14:sizeRelH>
+            <wp14:sizeRelV relativeFrom="margin">
+              <wp14:pctHeight>0</wp14:pctHeight>
+            </wp14:sizeRelV>
+          </wp:anchor>
+        </w:drawing>
+      </w:r>
       <w:r>
         <w:t xml:space="preserve"> </w:t>
       </w:r>
@@ -6344,40 +6539,614 @@
     <w:p>
       <w:pPr>
         <w:pStyle w:val="APATMA"/>
-      </w:pPr>
-      <w:r>
-        <w:t xml:space="preserve">“Insertar los </w:t>
+        <w:ind w:firstLine="0"/>
+        <w:rPr>
+          <w:i/>
+          <w:iCs/>
+        </w:rPr>
+      </w:pPr>
+    </w:p>
+    <w:p>
+      <w:pPr>
+        <w:pStyle w:val="APATMA"/>
+        <w:ind w:firstLine="0"/>
+        <w:rPr>
+          <w:i/>
+          <w:iCs/>
+        </w:rPr>
+      </w:pPr>
+      <w:r>
+        <w:rPr>
+          <w:i/>
+          <w:iCs/>
+        </w:rPr>
+        <w:t>Diseño del Catálogo</w:t>
+      </w:r>
+      <w:r>
+        <w:rPr>
+          <w:i/>
+          <w:iCs/>
+        </w:rPr>
+        <w:t xml:space="preserve"> para ser aplicado en el menú (Barra para búsqueda rápida e imágenes)</w:t>
+      </w:r>
+    </w:p>
+    <w:p>
+      <w:pPr>
+        <w:pStyle w:val="APATMA"/>
+        <w:ind w:firstLine="0"/>
+        <w:rPr>
+          <w:i/>
+          <w:iCs/>
+        </w:rPr>
+      </w:pPr>
+      <w:r>
+        <w:lastRenderedPageBreak/>
+        <w:drawing>
+          <wp:anchor distT="0" distB="0" distL="114300" distR="114300" simplePos="0" relativeHeight="251662336" behindDoc="1" locked="0" layoutInCell="1" allowOverlap="1" wp14:anchorId="0AC18636" wp14:editId="7DCD46F8">
+            <wp:simplePos x="0" y="0"/>
+            <wp:positionH relativeFrom="margin">
+              <wp:align>center</wp:align>
+            </wp:positionH>
+            <wp:positionV relativeFrom="paragraph">
+              <wp:posOffset>393110</wp:posOffset>
+            </wp:positionV>
+            <wp:extent cx="2543810" cy="4061460"/>
+            <wp:effectExtent l="0" t="0" r="8890" b="0"/>
+            <wp:wrapTopAndBottom/>
+            <wp:docPr id="1722304886" name="Picture 1"/>
+            <wp:cNvGraphicFramePr>
+              <a:graphicFrameLocks xmlns:a="http://schemas.openxmlformats.org/drawingml/2006/main" noChangeAspect="1"/>
+            </wp:cNvGraphicFramePr>
+            <a:graphic xmlns:a="http://schemas.openxmlformats.org/drawingml/2006/main">
+              <a:graphicData uri="http://schemas.openxmlformats.org/drawingml/2006/picture">
+                <pic:pic xmlns:pic="http://schemas.openxmlformats.org/drawingml/2006/picture">
+                  <pic:nvPicPr>
+                    <pic:cNvPr id="1722304886" name=""/>
+                    <pic:cNvPicPr/>
+                  </pic:nvPicPr>
+                  <pic:blipFill>
+                    <a:blip r:embed="rId17">
+                      <a:extLst>
+                        <a:ext uri="{28A0092B-C50C-407E-A947-70E740481C1C}">
+                          <a14:useLocalDpi xmlns:a14="http://schemas.microsoft.com/office/drawing/2010/main" val="0"/>
+                        </a:ext>
+                      </a:extLst>
+                    </a:blip>
+                    <a:stretch>
+                      <a:fillRect/>
+                    </a:stretch>
+                  </pic:blipFill>
+                  <pic:spPr>
+                    <a:xfrm>
+                      <a:off x="0" y="0"/>
+                      <a:ext cx="2543810" cy="4061460"/>
+                    </a:xfrm>
+                    <a:prstGeom prst="rect">
+                      <a:avLst/>
+                    </a:prstGeom>
+                  </pic:spPr>
+                </pic:pic>
+              </a:graphicData>
+            </a:graphic>
+            <wp14:sizeRelH relativeFrom="margin">
+              <wp14:pctWidth>0</wp14:pctWidth>
+            </wp14:sizeRelH>
+            <wp14:sizeRelV relativeFrom="margin">
+              <wp14:pctHeight>0</wp14:pctHeight>
+            </wp14:sizeRelV>
+          </wp:anchor>
+        </w:drawing>
+      </w:r>
+    </w:p>
+    <w:p>
+      <w:pPr>
+        <w:pStyle w:val="APATMA"/>
+        <w:ind w:firstLine="0"/>
+        <w:rPr>
+          <w:i/>
+          <w:iCs/>
+        </w:rPr>
+      </w:pPr>
+    </w:p>
+    <w:p>
+      <w:pPr>
+        <w:pStyle w:val="APATMA"/>
+        <w:ind w:firstLine="0"/>
+        <w:rPr>
+          <w:i/>
+          <w:iCs/>
+        </w:rPr>
+      </w:pPr>
+      <w:r>
+        <w:rPr>
+          <w:i/>
+          <w:iCs/>
+        </w:rPr>
+        <w:t>Diseño del Detalle de Mochila, la imagen y descripción (características, material, etc.)</w:t>
+      </w:r>
+    </w:p>
+    <w:p>
+      <w:pPr>
+        <w:pStyle w:val="APATMA"/>
+        <w:rPr>
+          <w:i/>
+          <w:iCs/>
+        </w:rPr>
+      </w:pPr>
+    </w:p>
+    <w:p>
+      <w:pPr>
+        <w:pStyle w:val="APATMA"/>
+        <w:rPr>
+          <w:i/>
+          <w:iCs/>
+        </w:rPr>
+      </w:pPr>
+    </w:p>
+    <w:p>
+      <w:pPr>
+        <w:pStyle w:val="APATMA"/>
+        <w:rPr>
+          <w:i/>
+          <w:iCs/>
+        </w:rPr>
+      </w:pPr>
+    </w:p>
+    <w:p>
+      <w:pPr>
+        <w:pStyle w:val="APATMA"/>
+        <w:rPr>
+          <w:i/>
+          <w:iCs/>
+        </w:rPr>
+      </w:pPr>
+    </w:p>
+    <w:p>
+      <w:pPr>
+        <w:pStyle w:val="APATMA"/>
+        <w:rPr>
+          <w:i/>
+          <w:iCs/>
+        </w:rPr>
+      </w:pPr>
+    </w:p>
+    <w:p>
+      <w:pPr>
+        <w:pStyle w:val="APATMA"/>
+        <w:rPr>
+          <w:i/>
+          <w:iCs/>
+        </w:rPr>
+      </w:pPr>
+    </w:p>
+    <w:p>
+      <w:pPr>
+        <w:pStyle w:val="APATMA"/>
+        <w:rPr>
+          <w:i/>
+          <w:iCs/>
+        </w:rPr>
+      </w:pPr>
+    </w:p>
+    <w:p>
+      <w:pPr>
+        <w:pStyle w:val="APATMA"/>
+        <w:rPr>
+          <w:i/>
+          <w:iCs/>
+        </w:rPr>
+      </w:pPr>
+    </w:p>
+    <w:p>
+      <w:pPr>
+        <w:pStyle w:val="APATMA"/>
+        <w:rPr>
+          <w:i/>
+          <w:iCs/>
+        </w:rPr>
+      </w:pPr>
+      <w:r>
+        <w:rPr>
+          <w:i/>
+          <w:iCs/>
+        </w:rPr>
+        <w:lastRenderedPageBreak/>
+        <w:drawing>
+          <wp:anchor distT="0" distB="0" distL="114300" distR="114300" simplePos="0" relativeHeight="251664384" behindDoc="0" locked="0" layoutInCell="1" allowOverlap="1" wp14:anchorId="79B82D75" wp14:editId="428C06E3">
+            <wp:simplePos x="0" y="0"/>
+            <wp:positionH relativeFrom="margin">
+              <wp:align>center</wp:align>
+            </wp:positionH>
+            <wp:positionV relativeFrom="paragraph">
+              <wp:posOffset>440882</wp:posOffset>
+            </wp:positionV>
+            <wp:extent cx="3428365" cy="5871210"/>
+            <wp:effectExtent l="0" t="0" r="635" b="0"/>
+            <wp:wrapTopAndBottom/>
+            <wp:docPr id="1663400786" name="Picture 1"/>
+            <wp:cNvGraphicFramePr>
+              <a:graphicFrameLocks xmlns:a="http://schemas.openxmlformats.org/drawingml/2006/main" noChangeAspect="1"/>
+            </wp:cNvGraphicFramePr>
+            <a:graphic xmlns:a="http://schemas.openxmlformats.org/drawingml/2006/main">
+              <a:graphicData uri="http://schemas.openxmlformats.org/drawingml/2006/picture">
+                <pic:pic xmlns:pic="http://schemas.openxmlformats.org/drawingml/2006/picture">
+                  <pic:nvPicPr>
+                    <pic:cNvPr id="1663400786" name=""/>
+                    <pic:cNvPicPr/>
+                  </pic:nvPicPr>
+                  <pic:blipFill>
+                    <a:blip r:embed="rId18">
+                      <a:extLst>
+                        <a:ext uri="{28A0092B-C50C-407E-A947-70E740481C1C}">
+                          <a14:useLocalDpi xmlns:a14="http://schemas.microsoft.com/office/drawing/2010/main" val="0"/>
+                        </a:ext>
+                      </a:extLst>
+                    </a:blip>
+                    <a:stretch>
+                      <a:fillRect/>
+                    </a:stretch>
+                  </pic:blipFill>
+                  <pic:spPr>
+                    <a:xfrm>
+                      <a:off x="0" y="0"/>
+                      <a:ext cx="3428365" cy="5871210"/>
+                    </a:xfrm>
+                    <a:prstGeom prst="rect">
+                      <a:avLst/>
+                    </a:prstGeom>
+                  </pic:spPr>
+                </pic:pic>
+              </a:graphicData>
+            </a:graphic>
+            <wp14:sizeRelH relativeFrom="margin">
+              <wp14:pctWidth>0</wp14:pctWidth>
+            </wp14:sizeRelH>
+            <wp14:sizeRelV relativeFrom="margin">
+              <wp14:pctHeight>0</wp14:pctHeight>
+            </wp14:sizeRelV>
+          </wp:anchor>
+        </w:drawing>
+      </w:r>
+    </w:p>
+    <w:p>
+      <w:pPr>
+        <w:pStyle w:val="APATMA"/>
+        <w:rPr>
+          <w:i/>
+          <w:iCs/>
+        </w:rPr>
+      </w:pPr>
+    </w:p>
+    <w:p>
+      <w:pPr>
+        <w:pStyle w:val="APATMA"/>
+        <w:rPr>
+          <w:i/>
+          <w:iCs/>
+        </w:rPr>
+      </w:pPr>
+    </w:p>
+    <w:p>
+      <w:pPr>
+        <w:pStyle w:val="APATMA"/>
+        <w:rPr>
+          <w:i/>
+          <w:iCs/>
+        </w:rPr>
+      </w:pPr>
+      <w:r>
+        <w:rPr>
+          <w:i/>
+          <w:iCs/>
+        </w:rPr>
+        <w:t xml:space="preserve">Diseño de las Ferias y Mapa, donde se usará Google </w:t>
       </w:r>
       <w:proofErr w:type="spellStart"/>
       <w:r>
-        <w:t>wireframes</w:t>
+        <w:rPr>
+          <w:i/>
+          <w:iCs/>
+        </w:rPr>
+        <w:t>Maps</w:t>
       </w:r>
       <w:proofErr w:type="spellEnd"/>
       <w:r>
-        <w:t xml:space="preserve"> con su respectivo párrafo descriptivo.”</w:t>
+        <w:rPr>
+          <w:i/>
+          <w:iCs/>
+        </w:rPr>
+        <w:t xml:space="preserve"> y se dirá donde esta ubicado con una referencia o especificación del lugar.</w:t>
       </w:r>
     </w:p>
     <w:p>
       <w:pPr>
         <w:pStyle w:val="APATMA"/>
         <w:ind w:left="11"/>
+        <w:rPr>
+          <w:i/>
+          <w:iCs/>
+        </w:rPr>
       </w:pPr>
     </w:p>
     <w:p>
       <w:pPr>
         <w:pStyle w:val="APATMA"/>
         <w:ind w:left="11"/>
-      </w:pPr>
-      <w:r>
-        <w:t>“Solo</w:t>
-      </w:r>
-      <w:r>
-        <w:t xml:space="preserve"> hasta el punto tres se trabaja (por ahora)”</w:t>
-      </w:r>
-    </w:p>
-    <w:p>
-      <w:pPr>
-        <w:pStyle w:val="Ttulo2"/>
+        <w:rPr>
+          <w:i/>
+          <w:iCs/>
+        </w:rPr>
+      </w:pPr>
+    </w:p>
+    <w:p>
+      <w:pPr>
+        <w:pStyle w:val="APATMA"/>
+        <w:ind w:left="11"/>
+        <w:rPr>
+          <w:i/>
+          <w:iCs/>
+        </w:rPr>
+      </w:pPr>
+      <w:r>
+        <w:rPr>
+          <w:i/>
+          <w:iCs/>
+        </w:rPr>
+        <w:lastRenderedPageBreak/>
+        <w:drawing>
+          <wp:anchor distT="0" distB="0" distL="114300" distR="114300" simplePos="0" relativeHeight="251665408" behindDoc="0" locked="0" layoutInCell="1" allowOverlap="1" wp14:anchorId="06A00B27" wp14:editId="4C8A74E4">
+            <wp:simplePos x="0" y="0"/>
+            <wp:positionH relativeFrom="margin">
+              <wp:posOffset>1083945</wp:posOffset>
+            </wp:positionH>
+            <wp:positionV relativeFrom="paragraph">
+              <wp:posOffset>318652</wp:posOffset>
+            </wp:positionV>
+            <wp:extent cx="3582670" cy="5634990"/>
+            <wp:effectExtent l="0" t="0" r="0" b="3810"/>
+            <wp:wrapTopAndBottom/>
+            <wp:docPr id="851195547" name="Picture 1"/>
+            <wp:cNvGraphicFramePr>
+              <a:graphicFrameLocks xmlns:a="http://schemas.openxmlformats.org/drawingml/2006/main" noChangeAspect="1"/>
+            </wp:cNvGraphicFramePr>
+            <a:graphic xmlns:a="http://schemas.openxmlformats.org/drawingml/2006/main">
+              <a:graphicData uri="http://schemas.openxmlformats.org/drawingml/2006/picture">
+                <pic:pic xmlns:pic="http://schemas.openxmlformats.org/drawingml/2006/picture">
+                  <pic:nvPicPr>
+                    <pic:cNvPr id="851195547" name=""/>
+                    <pic:cNvPicPr/>
+                  </pic:nvPicPr>
+                  <pic:blipFill>
+                    <a:blip r:embed="rId19">
+                      <a:extLst>
+                        <a:ext uri="{28A0092B-C50C-407E-A947-70E740481C1C}">
+                          <a14:useLocalDpi xmlns:a14="http://schemas.microsoft.com/office/drawing/2010/main" val="0"/>
+                        </a:ext>
+                      </a:extLst>
+                    </a:blip>
+                    <a:stretch>
+                      <a:fillRect/>
+                    </a:stretch>
+                  </pic:blipFill>
+                  <pic:spPr>
+                    <a:xfrm>
+                      <a:off x="0" y="0"/>
+                      <a:ext cx="3582670" cy="5634990"/>
+                    </a:xfrm>
+                    <a:prstGeom prst="rect">
+                      <a:avLst/>
+                    </a:prstGeom>
+                  </pic:spPr>
+                </pic:pic>
+              </a:graphicData>
+            </a:graphic>
+            <wp14:sizeRelH relativeFrom="margin">
+              <wp14:pctWidth>0</wp14:pctWidth>
+            </wp14:sizeRelH>
+            <wp14:sizeRelV relativeFrom="margin">
+              <wp14:pctHeight>0</wp14:pctHeight>
+            </wp14:sizeRelV>
+          </wp:anchor>
+        </w:drawing>
+      </w:r>
+    </w:p>
+    <w:p>
+      <w:pPr>
+        <w:pStyle w:val="APATMA"/>
+        <w:ind w:left="11"/>
+        <w:rPr>
+          <w:i/>
+          <w:iCs/>
+        </w:rPr>
+      </w:pPr>
+    </w:p>
+    <w:p>
+      <w:pPr>
+        <w:pStyle w:val="APATMA"/>
+        <w:ind w:left="11"/>
+        <w:rPr>
+          <w:i/>
+          <w:iCs/>
+        </w:rPr>
+      </w:pPr>
+    </w:p>
+    <w:p>
+      <w:pPr>
+        <w:pStyle w:val="APATMA"/>
+        <w:ind w:firstLine="0"/>
+        <w:rPr>
+          <w:i/>
+          <w:iCs/>
+        </w:rPr>
+      </w:pPr>
+      <w:r>
+        <w:rPr>
+          <w:i/>
+          <w:iCs/>
+        </w:rPr>
+        <w:t>Diseño de Reserva y Contacto,</w:t>
+      </w:r>
+      <w:r>
+        <w:rPr>
+          <w:i/>
+          <w:iCs/>
+        </w:rPr>
+        <w:t xml:space="preserve"> muestra los contactos en donde</w:t>
+      </w:r>
+      <w:r>
+        <w:rPr>
+          <w:i/>
+          <w:iCs/>
+        </w:rPr>
+        <w:t xml:space="preserve"> iría el enlace a WhatsApp, n</w:t>
+      </w:r>
+      <w:r>
+        <w:rPr>
+          <w:i/>
+          <w:iCs/>
+        </w:rPr>
+        <w:t>ú</w:t>
+      </w:r>
+      <w:r>
+        <w:rPr>
+          <w:i/>
+          <w:iCs/>
+        </w:rPr>
+        <w:t>mero y correo, para cualquier contacto posible.</w:t>
+      </w:r>
+    </w:p>
+    <w:p>
+      <w:pPr>
+        <w:pStyle w:val="APATMA"/>
+        <w:ind w:left="11"/>
+        <w:rPr>
+          <w:i/>
+          <w:iCs/>
+        </w:rPr>
+      </w:pPr>
+    </w:p>
+    <w:p>
+      <w:pPr>
+        <w:pStyle w:val="APATMA"/>
+        <w:ind w:left="11"/>
+        <w:rPr>
+          <w:i/>
+          <w:iCs/>
+        </w:rPr>
+      </w:pPr>
+    </w:p>
+    <w:p>
+      <w:pPr>
+        <w:pStyle w:val="APATMA"/>
+        <w:ind w:left="11"/>
+        <w:rPr>
+          <w:i/>
+          <w:iCs/>
+        </w:rPr>
+      </w:pPr>
+    </w:p>
+    <w:p>
+      <w:pPr>
+        <w:pStyle w:val="APATMA"/>
+        <w:ind w:left="11"/>
+        <w:rPr>
+          <w:i/>
+          <w:iCs/>
+        </w:rPr>
+      </w:pPr>
+      <w:r>
+        <w:rPr>
+          <w:i/>
+          <w:iCs/>
+        </w:rPr>
+        <w:lastRenderedPageBreak/>
+        <w:drawing>
+          <wp:anchor distT="0" distB="0" distL="114300" distR="114300" simplePos="0" relativeHeight="251666432" behindDoc="0" locked="0" layoutInCell="1" allowOverlap="1" wp14:anchorId="4E68CA3E" wp14:editId="782B23A2">
+            <wp:simplePos x="0" y="0"/>
+            <wp:positionH relativeFrom="margin">
+              <wp:align>center</wp:align>
+            </wp:positionH>
+            <wp:positionV relativeFrom="paragraph">
+              <wp:posOffset>31897</wp:posOffset>
+            </wp:positionV>
+            <wp:extent cx="3239135" cy="4561205"/>
+            <wp:effectExtent l="0" t="0" r="0" b="0"/>
+            <wp:wrapTopAndBottom/>
+            <wp:docPr id="1478048064" name="Picture 1"/>
+            <wp:cNvGraphicFramePr>
+              <a:graphicFrameLocks xmlns:a="http://schemas.openxmlformats.org/drawingml/2006/main" noChangeAspect="1"/>
+            </wp:cNvGraphicFramePr>
+            <a:graphic xmlns:a="http://schemas.openxmlformats.org/drawingml/2006/main">
+              <a:graphicData uri="http://schemas.openxmlformats.org/drawingml/2006/picture">
+                <pic:pic xmlns:pic="http://schemas.openxmlformats.org/drawingml/2006/picture">
+                  <pic:nvPicPr>
+                    <pic:cNvPr id="1478048064" name=""/>
+                    <pic:cNvPicPr/>
+                  </pic:nvPicPr>
+                  <pic:blipFill>
+                    <a:blip r:embed="rId20">
+                      <a:extLst>
+                        <a:ext uri="{28A0092B-C50C-407E-A947-70E740481C1C}">
+                          <a14:useLocalDpi xmlns:a14="http://schemas.microsoft.com/office/drawing/2010/main" val="0"/>
+                        </a:ext>
+                      </a:extLst>
+                    </a:blip>
+                    <a:stretch>
+                      <a:fillRect/>
+                    </a:stretch>
+                  </pic:blipFill>
+                  <pic:spPr>
+                    <a:xfrm>
+                      <a:off x="0" y="0"/>
+                      <a:ext cx="3239135" cy="4561205"/>
+                    </a:xfrm>
+                    <a:prstGeom prst="rect">
+                      <a:avLst/>
+                    </a:prstGeom>
+                  </pic:spPr>
+                </pic:pic>
+              </a:graphicData>
+            </a:graphic>
+            <wp14:sizeRelH relativeFrom="margin">
+              <wp14:pctWidth>0</wp14:pctWidth>
+            </wp14:sizeRelH>
+            <wp14:sizeRelV relativeFrom="margin">
+              <wp14:pctHeight>0</wp14:pctHeight>
+            </wp14:sizeRelV>
+          </wp:anchor>
+        </w:drawing>
+      </w:r>
+    </w:p>
+    <w:p>
+      <w:pPr>
+        <w:pStyle w:val="APATMA"/>
+        <w:ind w:left="11"/>
+        <w:rPr>
+          <w:i/>
+          <w:iCs/>
+        </w:rPr>
+      </w:pPr>
+      <w:r>
+        <w:rPr>
+          <w:i/>
+          <w:iCs/>
+        </w:rPr>
+        <w:t>Diseño para el Panel de Administrador, en el que se controlará el Inventario y las Nuevas Ferias que desee añadir o remover.</w:t>
+      </w:r>
+    </w:p>
+    <w:p>
+      <w:pPr>
+        <w:pStyle w:val="APATMA"/>
+        <w:ind w:left="11"/>
+        <w:rPr>
+          <w:i/>
+          <w:iCs/>
+        </w:rPr>
+      </w:pPr>
+    </w:p>
+    <w:p>
+      <w:pPr>
+        <w:pStyle w:val="Heading2"/>
       </w:pPr>
       <w:bookmarkStart w:id="16" w:name="_Toc232757480"/>
       <w:r>
@@ -6387,7 +7156,7 @@
     </w:p>
     <w:p>
       <w:pPr>
-        <w:pStyle w:val="Ttulo3"/>
+        <w:pStyle w:val="Heading3"/>
         <w:rPr>
           <w:lang w:val="en-US"/>
         </w:rPr>
@@ -6415,7 +7184,7 @@
     </w:p>
     <w:p>
       <w:pPr>
-        <w:pStyle w:val="Ttulo3"/>
+        <w:pStyle w:val="Heading3"/>
         <w:rPr>
           <w:lang w:val="en-US"/>
         </w:rPr>
@@ -6443,7 +7212,7 @@
     </w:p>
     <w:p>
       <w:pPr>
-        <w:pStyle w:val="Ttulo3"/>
+        <w:pStyle w:val="Heading3"/>
         <w:rPr>
           <w:lang w:val="en-US"/>
         </w:rPr>
@@ -6465,7 +7234,7 @@
     </w:p>
     <w:p>
       <w:pPr>
-        <w:pStyle w:val="Ttulo2"/>
+        <w:pStyle w:val="Heading2"/>
       </w:pPr>
       <w:bookmarkStart w:id="20" w:name="_Toc232757484"/>
       <w:r>
@@ -6475,7 +7244,7 @@
     </w:p>
     <w:p>
       <w:pPr>
-        <w:pStyle w:val="Ttulo3"/>
+        <w:pStyle w:val="Heading3"/>
       </w:pPr>
       <w:r>
         <w:t xml:space="preserve"> </w:t>
@@ -6491,28 +7260,28 @@
     </w:p>
     <w:p>
       <w:pPr>
-        <w:pStyle w:val="Ttulo3"/>
-      </w:pPr>
-      <w:r>
-        <w:t xml:space="preserve"> </w:t>
-      </w:r>
-      <w:bookmarkStart w:id="22" w:name="_Toc232757486"/>
-      <w:r>
-        <w:t>Privacidad</w:t>
-      </w:r>
-      <w:bookmarkEnd w:id="22"/>
-      <w:r>
-        <w:t xml:space="preserve"> </w:t>
-      </w:r>
-    </w:p>
-    <w:p>
-      <w:pPr>
-        <w:pStyle w:val="Ttulo3"/>
+        <w:pStyle w:val="Heading3"/>
       </w:pPr>
       <w:r>
         <w:lastRenderedPageBreak/>
         <w:t xml:space="preserve"> </w:t>
       </w:r>
+      <w:bookmarkStart w:id="22" w:name="_Toc232757486"/>
+      <w:r>
+        <w:t>Privacidad</w:t>
+      </w:r>
+      <w:bookmarkEnd w:id="22"/>
+      <w:r>
+        <w:t xml:space="preserve"> </w:t>
+      </w:r>
+    </w:p>
+    <w:p>
+      <w:pPr>
+        <w:pStyle w:val="Heading3"/>
+      </w:pPr>
+      <w:r>
+        <w:t xml:space="preserve"> </w:t>
+      </w:r>
       <w:bookmarkStart w:id="23" w:name="_Toc232757487"/>
       <w:r>
         <w:t>Diseño Responsivo</w:t>
@@ -6524,7 +7293,7 @@
     </w:p>
     <w:p>
       <w:pPr>
-        <w:pStyle w:val="Ttulo3"/>
+        <w:pStyle w:val="Heading3"/>
       </w:pPr>
       <w:r>
         <w:t xml:space="preserve"> </w:t>
@@ -6550,7 +7319,7 @@
     <w:p/>
     <w:p>
       <w:pPr>
-        <w:pStyle w:val="Prrafodelista"/>
+        <w:pStyle w:val="ListParagraph"/>
         <w:spacing w:line="360" w:lineRule="auto"/>
         <w:jc w:val="both"/>
         <w:rPr>
@@ -6585,7 +7354,7 @@
     </w:p>
     <w:p>
       <w:pPr>
-        <w:pStyle w:val="Ttulo1"/>
+        <w:pStyle w:val="Heading1"/>
       </w:pPr>
       <w:bookmarkStart w:id="25" w:name="_Toc232757489"/>
       <w:r>
@@ -6596,7 +7365,7 @@
     </w:p>
     <w:p>
       <w:pPr>
-        <w:pStyle w:val="Ttulo2"/>
+        <w:pStyle w:val="Heading2"/>
       </w:pPr>
       <w:bookmarkStart w:id="26" w:name="_Toc232757490"/>
       <w:r>
@@ -6606,7 +7375,7 @@
     </w:p>
     <w:p>
       <w:pPr>
-        <w:pStyle w:val="Ttulo3"/>
+        <w:pStyle w:val="Heading3"/>
       </w:pPr>
       <w:r>
         <w:t xml:space="preserve"> </w:t>
@@ -6622,7 +7391,7 @@
     </w:p>
     <w:p>
       <w:pPr>
-        <w:pStyle w:val="Ttulo3"/>
+        <w:pStyle w:val="Heading3"/>
       </w:pPr>
       <w:r>
         <w:t xml:space="preserve"> </w:t>
@@ -6638,7 +7407,7 @@
     </w:p>
     <w:p>
       <w:pPr>
-        <w:pStyle w:val="Ttulo3"/>
+        <w:pStyle w:val="Heading3"/>
       </w:pPr>
       <w:r>
         <w:t xml:space="preserve"> </w:t>
@@ -6654,7 +7423,7 @@
     </w:p>
     <w:p>
       <w:pPr>
-        <w:pStyle w:val="Ttulo3"/>
+        <w:pStyle w:val="Heading3"/>
       </w:pPr>
       <w:r>
         <w:t xml:space="preserve"> </w:t>
@@ -6677,7 +7446,7 @@
       </w:pPr>
     </w:p>
     <w:sectPr>
-      <w:headerReference w:type="default" r:id="rId14"/>
+      <w:headerReference w:type="default" r:id="rId21"/>
       <w:pgSz w:w="11906" w:h="16838"/>
       <w:pgMar w:top="1440" w:right="1440" w:bottom="1440" w:left="1440" w:header="708" w:footer="708" w:gutter="0"/>
       <w:cols w:space="708"/>
@@ -6761,7 +7530,7 @@
     <w:sdtContent>
       <w:p>
         <w:pPr>
-          <w:pStyle w:val="Encabezado"/>
+          <w:pStyle w:val="Header"/>
           <w:jc w:val="right"/>
           <w:rPr>
             <w:rFonts w:ascii="Times New Roman" w:hAnsi="Times New Roman" w:cs="Times New Roman"/>
@@ -6924,7 +7693,7 @@
   </w:sdt>
   <w:p>
     <w:pPr>
-      <w:pStyle w:val="Encabezado"/>
+      <w:pStyle w:val="Header"/>
       <w:rPr>
         <w:rFonts w:ascii="Times New Roman" w:hAnsi="Times New Roman" w:cs="Times New Roman"/>
         <w:sz w:val="24"/>
@@ -7267,7 +8036,7 @@
     <w:lvl w:ilvl="0">
       <w:start w:val="1"/>
       <w:numFmt w:val="decimal"/>
-      <w:pStyle w:val="Ttulo2"/>
+      <w:pStyle w:val="Heading2"/>
       <w:lvlText w:val="%1."/>
       <w:lvlJc w:val="left"/>
       <w:pPr>
@@ -7282,7 +8051,7 @@
     <w:lvl w:ilvl="1">
       <w:start w:val="1"/>
       <w:numFmt w:val="decimal"/>
-      <w:pStyle w:val="Ttulo3"/>
+      <w:pStyle w:val="Heading3"/>
       <w:isLgl/>
       <w:lvlText w:val="%1.%2."/>
       <w:lvlJc w:val="left"/>
@@ -8912,11 +9681,11 @@
     <w:qFormat/>
     <w:rsid w:val="00F47A78"/>
   </w:style>
-  <w:style w:type="paragraph" w:styleId="Ttulo1">
+  <w:style w:type="paragraph" w:styleId="Heading1">
     <w:name w:val="heading 1"/>
     <w:basedOn w:val="Normal"/>
     <w:next w:val="Normal"/>
-    <w:link w:val="Ttulo1Car"/>
+    <w:link w:val="Heading1Char"/>
     <w:uiPriority w:val="9"/>
     <w:qFormat/>
     <w:rsid w:val="00D40B2F"/>
@@ -8933,11 +9702,11 @@
       <w:szCs w:val="24"/>
     </w:rPr>
   </w:style>
-  <w:style w:type="paragraph" w:styleId="Ttulo2">
+  <w:style w:type="paragraph" w:styleId="Heading2">
     <w:name w:val="heading 2"/>
-    <w:basedOn w:val="Prrafodelista"/>
+    <w:basedOn w:val="ListParagraph"/>
     <w:next w:val="Normal"/>
-    <w:link w:val="Ttulo2Car"/>
+    <w:link w:val="Heading2Char"/>
     <w:uiPriority w:val="9"/>
     <w:unhideWhenUsed/>
     <w:qFormat/>
@@ -8958,11 +9727,11 @@
       <w:szCs w:val="24"/>
     </w:rPr>
   </w:style>
-  <w:style w:type="paragraph" w:styleId="Ttulo3">
+  <w:style w:type="paragraph" w:styleId="Heading3">
     <w:name w:val="heading 3"/>
-    <w:basedOn w:val="Prrafodelista"/>
+    <w:basedOn w:val="ListParagraph"/>
     <w:next w:val="Normal"/>
-    <w:link w:val="Ttulo3Car"/>
+    <w:link w:val="Heading3Char"/>
     <w:uiPriority w:val="9"/>
     <w:unhideWhenUsed/>
     <w:qFormat/>
@@ -8984,13 +9753,13 @@
       <w:szCs w:val="24"/>
     </w:rPr>
   </w:style>
-  <w:style w:type="character" w:default="1" w:styleId="Fuentedeprrafopredeter">
+  <w:style w:type="character" w:default="1" w:styleId="DefaultParagraphFont">
     <w:name w:val="Default Paragraph Font"/>
     <w:uiPriority w:val="1"/>
     <w:semiHidden/>
     <w:unhideWhenUsed/>
   </w:style>
-  <w:style w:type="table" w:default="1" w:styleId="Tablanormal">
+  <w:style w:type="table" w:default="1" w:styleId="TableNormal">
     <w:name w:val="Normal Table"/>
     <w:uiPriority w:val="99"/>
     <w:semiHidden/>
@@ -9005,15 +9774,15 @@
       </w:tblCellMar>
     </w:tblPr>
   </w:style>
-  <w:style w:type="numbering" w:default="1" w:styleId="Sinlista">
+  <w:style w:type="numbering" w:default="1" w:styleId="NoList">
     <w:name w:val="No List"/>
     <w:uiPriority w:val="99"/>
     <w:semiHidden/>
     <w:unhideWhenUsed/>
   </w:style>
-  <w:style w:type="character" w:styleId="Hipervnculo">
+  <w:style w:type="character" w:styleId="Hyperlink">
     <w:name w:val="Hyperlink"/>
-    <w:basedOn w:val="Fuentedeprrafopredeter"/>
+    <w:basedOn w:val="DefaultParagraphFont"/>
     <w:uiPriority w:val="99"/>
     <w:unhideWhenUsed/>
     <w:rsid w:val="00EC0917"/>
@@ -9022,9 +9791,9 @@
       <w:u w:val="single"/>
     </w:rPr>
   </w:style>
-  <w:style w:type="character" w:styleId="Mencinsinresolver">
+  <w:style w:type="character" w:styleId="UnresolvedMention">
     <w:name w:val="Unresolved Mention"/>
-    <w:basedOn w:val="Fuentedeprrafopredeter"/>
+    <w:basedOn w:val="DefaultParagraphFont"/>
     <w:uiPriority w:val="99"/>
     <w:semiHidden/>
     <w:unhideWhenUsed/>
@@ -9034,9 +9803,9 @@
       <w:shd w:val="clear" w:color="auto" w:fill="E1DFDD"/>
     </w:rPr>
   </w:style>
-  <w:style w:type="character" w:styleId="Hipervnculovisitado">
+  <w:style w:type="character" w:styleId="FollowedHyperlink">
     <w:name w:val="FollowedHyperlink"/>
-    <w:basedOn w:val="Fuentedeprrafopredeter"/>
+    <w:basedOn w:val="DefaultParagraphFont"/>
     <w:uiPriority w:val="99"/>
     <w:semiHidden/>
     <w:unhideWhenUsed/>
@@ -9046,7 +9815,7 @@
       <w:u w:val="single"/>
     </w:rPr>
   </w:style>
-  <w:style w:type="paragraph" w:styleId="Prrafodelista">
+  <w:style w:type="paragraph" w:styleId="ListParagraph">
     <w:name w:val="List Paragraph"/>
     <w:basedOn w:val="Normal"/>
     <w:uiPriority w:val="34"/>
@@ -9057,10 +9826,10 @@
       <w:contextualSpacing/>
     </w:pPr>
   </w:style>
-  <w:style w:type="paragraph" w:styleId="Encabezado">
+  <w:style w:type="paragraph" w:styleId="Header">
     <w:name w:val="header"/>
     <w:basedOn w:val="Normal"/>
-    <w:link w:val="EncabezadoCar"/>
+    <w:link w:val="HeaderChar"/>
     <w:uiPriority w:val="99"/>
     <w:unhideWhenUsed/>
     <w:rsid w:val="0048386E"/>
@@ -9072,17 +9841,17 @@
       <w:spacing w:after="0" w:line="240" w:lineRule="auto"/>
     </w:pPr>
   </w:style>
-  <w:style w:type="character" w:customStyle="1" w:styleId="EncabezadoCar">
-    <w:name w:val="Encabezado Car"/>
-    <w:basedOn w:val="Fuentedeprrafopredeter"/>
-    <w:link w:val="Encabezado"/>
+  <w:style w:type="character" w:customStyle="1" w:styleId="HeaderChar">
+    <w:name w:val="Header Char"/>
+    <w:basedOn w:val="DefaultParagraphFont"/>
+    <w:link w:val="Header"/>
     <w:uiPriority w:val="99"/>
     <w:rsid w:val="0048386E"/>
   </w:style>
-  <w:style w:type="paragraph" w:styleId="Piedepgina">
+  <w:style w:type="paragraph" w:styleId="Footer">
     <w:name w:val="footer"/>
     <w:basedOn w:val="Normal"/>
-    <w:link w:val="PiedepginaCar"/>
+    <w:link w:val="FooterChar"/>
     <w:uiPriority w:val="99"/>
     <w:unhideWhenUsed/>
     <w:rsid w:val="0048386E"/>
@@ -9094,16 +9863,16 @@
       <w:spacing w:after="0" w:line="240" w:lineRule="auto"/>
     </w:pPr>
   </w:style>
-  <w:style w:type="character" w:customStyle="1" w:styleId="PiedepginaCar">
-    <w:name w:val="Pie de página Car"/>
-    <w:basedOn w:val="Fuentedeprrafopredeter"/>
-    <w:link w:val="Piedepgina"/>
+  <w:style w:type="character" w:customStyle="1" w:styleId="FooterChar">
+    <w:name w:val="Footer Char"/>
+    <w:basedOn w:val="DefaultParagraphFont"/>
+    <w:link w:val="Footer"/>
     <w:uiPriority w:val="99"/>
     <w:rsid w:val="0048386E"/>
   </w:style>
-  <w:style w:type="table" w:styleId="Tablaconcuadrcula">
+  <w:style w:type="table" w:styleId="TableGrid">
     <w:name w:val="Table Grid"/>
-    <w:basedOn w:val="Tablanormal"/>
+    <w:basedOn w:val="TableNormal"/>
     <w:uiPriority w:val="39"/>
     <w:rsid w:val="0051548E"/>
     <w:pPr>
@@ -9122,8 +9891,8 @@
   </w:style>
   <w:style w:type="table" w:customStyle="1" w:styleId="Tablaconcuadrcula1">
     <w:name w:val="Tabla con cuadrícula1"/>
-    <w:basedOn w:val="Tablanormal"/>
-    <w:next w:val="Tablaconcuadrcula"/>
+    <w:basedOn w:val="TableNormal"/>
+    <w:next w:val="TableGrid"/>
     <w:uiPriority w:val="39"/>
     <w:rsid w:val="00590F29"/>
     <w:pPr>
@@ -9165,7 +9934,7 @@
   </w:style>
   <w:style w:type="character" w:customStyle="1" w:styleId="APATMACar">
     <w:name w:val="APATMA Car"/>
-    <w:basedOn w:val="Fuentedeprrafopredeter"/>
+    <w:basedOn w:val="DefaultParagraphFont"/>
     <w:link w:val="APATMA"/>
     <w:rsid w:val="00590F29"/>
     <w:rPr>
@@ -9176,10 +9945,10 @@
       <w14:ligatures w14:val="standardContextual"/>
     </w:rPr>
   </w:style>
-  <w:style w:type="character" w:customStyle="1" w:styleId="Ttulo1Car">
-    <w:name w:val="Título 1 Car"/>
-    <w:basedOn w:val="Fuentedeprrafopredeter"/>
-    <w:link w:val="Ttulo1"/>
+  <w:style w:type="character" w:customStyle="1" w:styleId="Heading1Char">
+    <w:name w:val="Heading 1 Char"/>
+    <w:basedOn w:val="DefaultParagraphFont"/>
+    <w:link w:val="Heading1"/>
     <w:uiPriority w:val="9"/>
     <w:rsid w:val="00D40B2F"/>
     <w:rPr>
@@ -9190,9 +9959,9 @@
       <w:szCs w:val="24"/>
     </w:rPr>
   </w:style>
-  <w:style w:type="paragraph" w:styleId="TtuloTDC">
+  <w:style w:type="paragraph" w:styleId="TOCHeading">
     <w:name w:val="TOC Heading"/>
-    <w:basedOn w:val="Ttulo1"/>
+    <w:basedOn w:val="Heading1"/>
     <w:next w:val="Normal"/>
     <w:uiPriority w:val="39"/>
     <w:unhideWhenUsed/>
@@ -9205,10 +9974,10 @@
       <w:lang w:eastAsia="es-PE"/>
     </w:rPr>
   </w:style>
-  <w:style w:type="character" w:customStyle="1" w:styleId="Ttulo2Car">
-    <w:name w:val="Título 2 Car"/>
-    <w:basedOn w:val="Fuentedeprrafopredeter"/>
-    <w:link w:val="Ttulo2"/>
+  <w:style w:type="character" w:customStyle="1" w:styleId="Heading2Char">
+    <w:name w:val="Heading 2 Char"/>
+    <w:basedOn w:val="DefaultParagraphFont"/>
+    <w:link w:val="Heading2"/>
     <w:uiPriority w:val="9"/>
     <w:rsid w:val="00D40B2F"/>
     <w:rPr>
@@ -9219,10 +9988,10 @@
       <w:szCs w:val="24"/>
     </w:rPr>
   </w:style>
-  <w:style w:type="character" w:customStyle="1" w:styleId="Ttulo3Car">
-    <w:name w:val="Título 3 Car"/>
-    <w:basedOn w:val="Fuentedeprrafopredeter"/>
-    <w:link w:val="Ttulo3"/>
+  <w:style w:type="character" w:customStyle="1" w:styleId="Heading3Char">
+    <w:name w:val="Heading 3 Char"/>
+    <w:basedOn w:val="DefaultParagraphFont"/>
+    <w:link w:val="Heading3"/>
     <w:uiPriority w:val="9"/>
     <w:rsid w:val="00D40B2F"/>
     <w:rPr>
@@ -9233,7 +10002,7 @@
       <w:szCs w:val="24"/>
     </w:rPr>
   </w:style>
-  <w:style w:type="paragraph" w:styleId="TDC1">
+  <w:style w:type="paragraph" w:styleId="TOC1">
     <w:name w:val="toc 1"/>
     <w:basedOn w:val="Normal"/>
     <w:next w:val="Normal"/>
@@ -9250,7 +10019,7 @@
       <w:sz w:val="24"/>
     </w:rPr>
   </w:style>
-  <w:style w:type="paragraph" w:styleId="TDC2">
+  <w:style w:type="paragraph" w:styleId="TOC2">
     <w:name w:val="toc 2"/>
     <w:basedOn w:val="Normal"/>
     <w:next w:val="Normal"/>
@@ -9268,7 +10037,7 @@
       <w:sz w:val="24"/>
     </w:rPr>
   </w:style>
-  <w:style w:type="paragraph" w:styleId="TDC3">
+  <w:style w:type="paragraph" w:styleId="TOC3">
     <w:name w:val="toc 3"/>
     <w:basedOn w:val="Normal"/>
     <w:next w:val="Normal"/>

--- a/PROYECTO FINAL/INFORME FINAL.docx
+++ b/PROYECTO FINAL/INFORME FINAL.docx
@@ -5864,9 +5864,10 @@
         <w:rPr>
           <w:i/>
           <w:iCs/>
+          <w:noProof/>
         </w:rPr>
         <w:drawing>
-          <wp:anchor distT="0" distB="0" distL="114300" distR="114300" simplePos="0" relativeHeight="251660288" behindDoc="0" locked="0" layoutInCell="1" allowOverlap="1" wp14:anchorId="62718F2A" wp14:editId="570617A6">
+          <wp:anchor distT="0" distB="0" distL="114300" distR="114300" simplePos="0" relativeHeight="251660288" behindDoc="0" locked="0" layoutInCell="1" allowOverlap="1" wp14:anchorId="62718F2A" wp14:editId="74C26BEB">
             <wp:simplePos x="0" y="0"/>
             <wp:positionH relativeFrom="margin">
               <wp:posOffset>-59690</wp:posOffset>
@@ -6394,6 +6395,9 @@
         <w:pStyle w:val="APATMA"/>
       </w:pPr>
       <w:r>
+        <w:rPr>
+          <w:noProof/>
+        </w:rPr>
         <w:lastRenderedPageBreak/>
         <w:drawing>
           <wp:anchor distT="0" distB="0" distL="114300" distR="114300" simplePos="0" relativeHeight="251667456" behindDoc="0" locked="0" layoutInCell="1" allowOverlap="1" wp14:anchorId="288685EA" wp14:editId="0A369126">
@@ -6457,6 +6461,9 @@
         <w:pStyle w:val="Heading3"/>
       </w:pPr>
       <w:r>
+        <w:rPr>
+          <w:noProof/>
+        </w:rPr>
         <w:drawing>
           <wp:anchor distT="0" distB="0" distL="114300" distR="114300" simplePos="0" relativeHeight="251663360" behindDoc="1" locked="0" layoutInCell="1" allowOverlap="1" wp14:anchorId="3145C79B" wp14:editId="54BACA53">
             <wp:simplePos x="0" y="0"/>
@@ -6580,18 +6587,21 @@
         </w:rPr>
       </w:pPr>
       <w:r>
+        <w:rPr>
+          <w:noProof/>
+        </w:rPr>
         <w:lastRenderedPageBreak/>
         <w:drawing>
-          <wp:anchor distT="0" distB="0" distL="114300" distR="114300" simplePos="0" relativeHeight="251662336" behindDoc="1" locked="0" layoutInCell="1" allowOverlap="1" wp14:anchorId="0AC18636" wp14:editId="7DCD46F8">
+          <wp:anchor distT="0" distB="0" distL="114300" distR="114300" simplePos="0" relativeHeight="251662336" behindDoc="1" locked="0" layoutInCell="1" allowOverlap="1" wp14:anchorId="0AC18636" wp14:editId="08990257">
             <wp:simplePos x="0" y="0"/>
             <wp:positionH relativeFrom="margin">
-              <wp:align>center</wp:align>
+              <wp:posOffset>395605</wp:posOffset>
             </wp:positionH>
             <wp:positionV relativeFrom="paragraph">
-              <wp:posOffset>393110</wp:posOffset>
+              <wp:posOffset>395605</wp:posOffset>
             </wp:positionV>
-            <wp:extent cx="2543810" cy="4061460"/>
-            <wp:effectExtent l="0" t="0" r="8890" b="0"/>
+            <wp:extent cx="3862070" cy="6166485"/>
+            <wp:effectExtent l="0" t="0" r="5080" b="5715"/>
             <wp:wrapTopAndBottom/>
             <wp:docPr id="1722304886" name="Picture 1"/>
             <wp:cNvGraphicFramePr>
@@ -6619,7 +6629,7 @@
                   <pic:spPr>
                     <a:xfrm>
                       <a:off x="0" y="0"/>
-                      <a:ext cx="2543810" cy="4061460"/>
+                      <a:ext cx="3862070" cy="6166485"/>
                     </a:xfrm>
                     <a:prstGeom prst="rect">
                       <a:avLst/>
@@ -6700,65 +6710,21 @@
           <w:iCs/>
         </w:rPr>
       </w:pPr>
-    </w:p>
-    <w:p>
-      <w:pPr>
-        <w:pStyle w:val="APATMA"/>
+      <w:r>
         <w:rPr>
           <w:i/>
           <w:iCs/>
-        </w:rPr>
-      </w:pPr>
-    </w:p>
-    <w:p>
-      <w:pPr>
-        <w:pStyle w:val="APATMA"/>
-        <w:rPr>
-          <w:i/>
-          <w:iCs/>
-        </w:rPr>
-      </w:pPr>
-    </w:p>
-    <w:p>
-      <w:pPr>
-        <w:pStyle w:val="APATMA"/>
-        <w:rPr>
-          <w:i/>
-          <w:iCs/>
-        </w:rPr>
-      </w:pPr>
-    </w:p>
-    <w:p>
-      <w:pPr>
-        <w:pStyle w:val="APATMA"/>
-        <w:rPr>
-          <w:i/>
-          <w:iCs/>
-        </w:rPr>
-      </w:pPr>
-    </w:p>
-    <w:p>
-      <w:pPr>
-        <w:pStyle w:val="APATMA"/>
-        <w:rPr>
-          <w:i/>
-          <w:iCs/>
-        </w:rPr>
-      </w:pPr>
-      <w:r>
-        <w:rPr>
-          <w:i/>
-          <w:iCs/>
+          <w:noProof/>
         </w:rPr>
         <w:lastRenderedPageBreak/>
         <w:drawing>
-          <wp:anchor distT="0" distB="0" distL="114300" distR="114300" simplePos="0" relativeHeight="251664384" behindDoc="0" locked="0" layoutInCell="1" allowOverlap="1" wp14:anchorId="79B82D75" wp14:editId="428C06E3">
+          <wp:anchor distT="0" distB="0" distL="114300" distR="114300" simplePos="0" relativeHeight="251664384" behindDoc="0" locked="0" layoutInCell="1" allowOverlap="1" wp14:anchorId="79B82D75" wp14:editId="6817D139">
             <wp:simplePos x="0" y="0"/>
             <wp:positionH relativeFrom="margin">
               <wp:align>center</wp:align>
             </wp:positionH>
             <wp:positionV relativeFrom="paragraph">
-              <wp:posOffset>440882</wp:posOffset>
+              <wp:posOffset>436245</wp:posOffset>
             </wp:positionV>
             <wp:extent cx="3428365" cy="5871210"/>
             <wp:effectExtent l="0" t="0" r="635" b="0"/>
@@ -6820,43 +6786,45 @@
     <w:p>
       <w:pPr>
         <w:pStyle w:val="APATMA"/>
+        <w:ind w:firstLine="0"/>
         <w:rPr>
           <w:i/>
           <w:iCs/>
         </w:rPr>
       </w:pPr>
-    </w:p>
-    <w:p>
-      <w:pPr>
-        <w:pStyle w:val="APATMA"/>
+      <w:r>
         <w:rPr>
           <w:i/>
           <w:iCs/>
         </w:rPr>
-      </w:pPr>
+        <w:t xml:space="preserve">Diseño de las Ferias y Mapa, donde se usará Google </w:t>
+      </w:r>
+      <w:proofErr w:type="spellStart"/>
       <w:r>
         <w:rPr>
           <w:i/>
           <w:iCs/>
         </w:rPr>
-        <w:t xml:space="preserve">Diseño de las Ferias y Mapa, donde se usará Google </w:t>
-      </w:r>
-      <w:proofErr w:type="spellStart"/>
+        <w:t>Maps</w:t>
+      </w:r>
+      <w:proofErr w:type="spellEnd"/>
       <w:r>
         <w:rPr>
           <w:i/>
           <w:iCs/>
         </w:rPr>
-        <w:t>Maps</w:t>
-      </w:r>
-      <w:proofErr w:type="spellEnd"/>
-      <w:r>
+        <w:t xml:space="preserve"> y se dirá donde esta ubicado con una referencia o especificación del lugar.</w:t>
+      </w:r>
+    </w:p>
+    <w:p>
+      <w:pPr>
+        <w:pStyle w:val="APATMA"/>
+        <w:ind w:left="11"/>
         <w:rPr>
           <w:i/>
           <w:iCs/>
         </w:rPr>
-        <w:t xml:space="preserve"> y se dirá donde esta ubicado con una referencia o especificación del lugar.</w:t>
-      </w:r>
+      </w:pPr>
     </w:p>
     <w:p>
       <w:pPr>
@@ -6877,20 +6845,11 @@
           <w:iCs/>
         </w:rPr>
       </w:pPr>
-    </w:p>
-    <w:p>
-      <w:pPr>
-        <w:pStyle w:val="APATMA"/>
-        <w:ind w:left="11"/>
+      <w:r>
         <w:rPr>
           <w:i/>
           <w:iCs/>
-        </w:rPr>
-      </w:pPr>
-      <w:r>
-        <w:rPr>
-          <w:i/>
-          <w:iCs/>
+          <w:noProof/>
         </w:rPr>
         <w:lastRenderedPageBreak/>
         <w:drawing>
@@ -7058,6 +7017,7 @@
         <w:rPr>
           <w:i/>
           <w:iCs/>
+          <w:noProof/>
         </w:rPr>
         <w:lastRenderedPageBreak/>
         <w:drawing>
